--- a/BIMASAKTI_11/1.00/PROGRAM/BS Shared Form/SPEC/Lookup_FA/ALL FA Lookup.docx
+++ b/BIMASAKTI_11/1.00/PROGRAM/BS Shared Form/SPEC/Lookup_FA/ALL FA Lookup.docx
@@ -16,16 +16,10 @@
         <w:t xml:space="preserve">00100 </w:t>
       </w:r>
       <w:r>
-        <w:t>–</w:t>
+        <w:t>TAX TYPE</w:t>
       </w:r>
       <w:r>
         <w:t xml:space="preserve"> </w:t>
-      </w:r>
-      <w:r>
-        <w:t>TAX TYPE</w:t>
-      </w:r>
-      <w:r>
-        <w:t xml:space="preserve"> LOOKUP</w:t>
       </w:r>
     </w:p>
     <w:p>
@@ -2425,6 +2419,7 @@
               </w:rPr>
               <w:t xml:space="preserve">IF Grid </w:t>
             </w:r>
+            <w:proofErr w:type="gramStart"/>
             <w:r>
               <w:rPr>
                 <w:rFonts w:ascii="Courier New" w:hAnsi="Courier New" w:cs="Courier New"/>
@@ -2432,6 +2427,7 @@
               </w:rPr>
               <w:t>not empty</w:t>
             </w:r>
+            <w:proofErr w:type="gramEnd"/>
             <w:r>
               <w:rPr>
                 <w:rFonts w:ascii="Courier New" w:hAnsi="Courier New" w:cs="Courier New"/>
@@ -2981,12 +2977,21 @@
                 <w:sz w:val="14"/>
               </w:rPr>
             </w:pPr>
-            <w:r>
-              <w:rPr>
-                <w:rFonts w:ascii="Courier New" w:hAnsi="Courier New" w:cs="Courier New"/>
-                <w:sz w:val="14"/>
-              </w:rPr>
-              <w:t xml:space="preserve">IF Grid empty, </w:t>
+            <w:proofErr w:type="gramStart"/>
+            <w:r>
+              <w:rPr>
+                <w:rFonts w:ascii="Courier New" w:hAnsi="Courier New" w:cs="Courier New"/>
+                <w:sz w:val="14"/>
+              </w:rPr>
+              <w:t>IF</w:t>
+            </w:r>
+            <w:proofErr w:type="gramEnd"/>
+            <w:r>
+              <w:rPr>
+                <w:rFonts w:ascii="Courier New" w:hAnsi="Courier New" w:cs="Courier New"/>
+                <w:sz w:val="14"/>
+              </w:rPr>
+              <w:t xml:space="preserve"> Grid empty, </w:t>
             </w:r>
           </w:p>
           <w:p>
@@ -3275,19 +3280,7 @@
         <w:pStyle w:val="Heading2"/>
       </w:pPr>
       <w:r>
-        <w:t>FAL00</w:t>
-      </w:r>
-      <w:r>
-        <w:t>2</w:t>
-      </w:r>
-      <w:r>
-        <w:t xml:space="preserve">00 – TAX </w:t>
-      </w:r>
-      <w:r>
-        <w:t>CATEGORY</w:t>
-      </w:r>
-      <w:r>
-        <w:t xml:space="preserve"> LOOKUP</w:t>
+        <w:t xml:space="preserve">FAL00200 TAX CATEGORY </w:t>
       </w:r>
     </w:p>
     <w:p>
@@ -3314,6 +3307,9 @@
     </w:p>
     <w:p>
       <w:r>
+        <w:rPr>
+          <w:noProof/>
+        </w:rPr>
         <w:drawing>
           <wp:inline distT="0" distB="0" distL="0" distR="0" wp14:anchorId="3A4DE60C" wp14:editId="26575AC0">
             <wp:extent cx="5943600" cy="2341245"/>
@@ -4028,14 +4024,7 @@
                 <w:rFonts w:ascii="Courier New" w:hAnsi="Courier New" w:cs="Courier New"/>
                 <w:sz w:val="14"/>
               </w:rPr>
-              <w:t xml:space="preserve">Tax Category </w:t>
-            </w:r>
-            <w:r>
-              <w:rPr>
-                <w:rFonts w:ascii="Courier New" w:hAnsi="Courier New" w:cs="Courier New"/>
-                <w:sz w:val="14"/>
-              </w:rPr>
-              <w:t>Name</w:t>
+              <w:t>Tax Category Name</w:t>
             </w:r>
           </w:p>
         </w:tc>
@@ -5257,14 +5246,7 @@
                 <w:rFonts w:ascii="Courier New" w:hAnsi="Courier New" w:cs="Courier New"/>
                 <w:sz w:val="14"/>
               </w:rPr>
-              <w:t>CTAX_CATEGORY_</w:t>
-            </w:r>
-            <w:r>
-              <w:rPr>
-                <w:rFonts w:ascii="Courier New" w:hAnsi="Courier New" w:cs="Courier New"/>
-                <w:sz w:val="14"/>
-              </w:rPr>
-              <w:t>NAME</w:t>
+              <w:t>CTAX_CATEGORY_NAME</w:t>
             </w:r>
           </w:p>
         </w:tc>
@@ -5624,21 +5606,7 @@
                 <w:rFonts w:ascii="Courier New" w:hAnsi="Courier New" w:cs="Courier New"/>
                 <w:sz w:val="14"/>
               </w:rPr>
-              <w:t>CTAX_</w:t>
-            </w:r>
-            <w:r>
-              <w:rPr>
-                <w:rFonts w:ascii="Courier New" w:hAnsi="Courier New" w:cs="Courier New"/>
-                <w:sz w:val="14"/>
-              </w:rPr>
-              <w:t>CATEGORY</w:t>
-            </w:r>
-            <w:r>
-              <w:rPr>
-                <w:rFonts w:ascii="Courier New" w:hAnsi="Courier New" w:cs="Courier New"/>
-                <w:sz w:val="14"/>
-              </w:rPr>
-              <w:t>_DESC</w:t>
+              <w:t>CTAX_CATEGORY_DESC</w:t>
             </w:r>
           </w:p>
         </w:tc>
@@ -5942,7 +5910,23 @@
                 <w:rFonts w:ascii="Courier New" w:hAnsi="Courier New" w:cs="Courier New"/>
                 <w:sz w:val="14"/>
               </w:rPr>
-              <w:t>IF Grid not empty THEN Enabled ELSE Disabled</w:t>
+              <w:t xml:space="preserve">IF Grid </w:t>
+            </w:r>
+            <w:proofErr w:type="gramStart"/>
+            <w:r>
+              <w:rPr>
+                <w:rFonts w:ascii="Courier New" w:hAnsi="Courier New" w:cs="Courier New"/>
+                <w:sz w:val="14"/>
+              </w:rPr>
+              <w:t>not empty</w:t>
+            </w:r>
+            <w:proofErr w:type="gramEnd"/>
+            <w:r>
+              <w:rPr>
+                <w:rFonts w:ascii="Courier New" w:hAnsi="Courier New" w:cs="Courier New"/>
+                <w:sz w:val="14"/>
+              </w:rPr>
+              <w:t xml:space="preserve"> THEN Enabled ELSE Disabled</w:t>
             </w:r>
           </w:p>
         </w:tc>
@@ -6294,7 +6278,31 @@
                 <w:sz w:val="14"/>
                 <w:lang w:val="en-ID"/>
               </w:rPr>
-              <w:t>RSP_FAL00100</w:t>
+              <w:t>RSP_FAL00</w:t>
+            </w:r>
+            <w:r>
+              <w:rPr>
+                <w:rFonts w:ascii="Courier New" w:hAnsi="Courier New" w:cs="Courier New"/>
+                <w:sz w:val="14"/>
+                <w:lang w:val="en-ID"/>
+              </w:rPr>
+              <w:t>2</w:t>
+            </w:r>
+            <w:r>
+              <w:rPr>
+                <w:rFonts w:ascii="Courier New" w:hAnsi="Courier New" w:cs="Courier New"/>
+                <w:sz w:val="14"/>
+                <w:lang w:val="en-ID"/>
+              </w:rPr>
+              <w:t>00</w:t>
+            </w:r>
+            <w:r>
+              <w:rPr>
+                <w:rFonts w:ascii="Courier New" w:hAnsi="Courier New" w:cs="Courier New"/>
+                <w:sz w:val="14"/>
+                <w:lang w:val="en-ID"/>
+              </w:rPr>
+              <w:t>_TAX_CATGORY</w:t>
             </w:r>
             <w:r>
               <w:rPr>
@@ -6363,7 +6371,21 @@
                 <w:rFonts w:ascii="Courier New" w:hAnsi="Courier New" w:cs="Courier New"/>
                 <w:sz w:val="14"/>
               </w:rPr>
-              <w:t>CTAX_TYPE_ID</w:t>
+              <w:t>CTAX_</w:t>
+            </w:r>
+            <w:r>
+              <w:rPr>
+                <w:rFonts w:ascii="Courier New" w:hAnsi="Courier New" w:cs="Courier New"/>
+                <w:sz w:val="14"/>
+              </w:rPr>
+              <w:t>CATEGORY</w:t>
+            </w:r>
+            <w:r>
+              <w:rPr>
+                <w:rFonts w:ascii="Courier New" w:hAnsi="Courier New" w:cs="Courier New"/>
+                <w:sz w:val="14"/>
+              </w:rPr>
+              <w:t>_ID</w:t>
             </w:r>
             <w:r>
               <w:rPr>
@@ -6427,12 +6449,21 @@
                 <w:sz w:val="14"/>
               </w:rPr>
             </w:pPr>
-            <w:r>
-              <w:rPr>
-                <w:rFonts w:ascii="Courier New" w:hAnsi="Courier New" w:cs="Courier New"/>
-                <w:sz w:val="14"/>
-              </w:rPr>
-              <w:t xml:space="preserve">IF Grid empty, </w:t>
+            <w:proofErr w:type="gramStart"/>
+            <w:r>
+              <w:rPr>
+                <w:rFonts w:ascii="Courier New" w:hAnsi="Courier New" w:cs="Courier New"/>
+                <w:sz w:val="14"/>
+              </w:rPr>
+              <w:t>IF</w:t>
+            </w:r>
+            <w:proofErr w:type="gramEnd"/>
+            <w:r>
+              <w:rPr>
+                <w:rFonts w:ascii="Courier New" w:hAnsi="Courier New" w:cs="Courier New"/>
+                <w:sz w:val="14"/>
+              </w:rPr>
+              <w:t xml:space="preserve"> Grid empty, </w:t>
             </w:r>
           </w:p>
           <w:p>
@@ -6710,6 +6741,7349 @@
     </w:tbl>
     <w:p>
       <w:pPr>
+        <w:pStyle w:val="Heading2"/>
+      </w:pPr>
+      <w:r>
+        <w:t>FAL00300 ASSET</w:t>
+      </w:r>
+    </w:p>
+    <w:p>
+      <w:pPr>
+        <w:pStyle w:val="Heading3"/>
+        <w:rPr>
+          <w:lang w:val="id-ID"/>
+        </w:rPr>
+      </w:pPr>
+      <w:r>
+        <w:rPr>
+          <w:lang w:val="id-ID"/>
+        </w:rPr>
+        <w:t>USER INTERFACE</w:t>
+      </w:r>
+    </w:p>
+    <w:p>
+      <w:pPr>
+        <w:pStyle w:val="Heading4"/>
+      </w:pPr>
+      <w:r>
+        <w:t>INITIAL VERSION</w:t>
+      </w:r>
+    </w:p>
+    <w:p>
+      <w:r>
+        <w:rPr>
+          <w:noProof/>
+        </w:rPr>
+        <w:drawing>
+          <wp:inline distT="0" distB="0" distL="0" distR="0" wp14:anchorId="26FE2ABF" wp14:editId="082DC6FF">
+            <wp:extent cx="5944235" cy="2158365"/>
+            <wp:effectExtent l="0" t="0" r="0" b="0"/>
+            <wp:docPr id="1184000636" name="Picture 2"/>
+            <wp:cNvGraphicFramePr>
+              <a:graphicFrameLocks xmlns:a="http://schemas.openxmlformats.org/drawingml/2006/main" noChangeAspect="1"/>
+            </wp:cNvGraphicFramePr>
+            <a:graphic xmlns:a="http://schemas.openxmlformats.org/drawingml/2006/main">
+              <a:graphicData uri="http://schemas.openxmlformats.org/drawingml/2006/picture">
+                <pic:pic xmlns:pic="http://schemas.openxmlformats.org/drawingml/2006/picture">
+                  <pic:nvPicPr>
+                    <pic:cNvPr id="0" name="Picture 2"/>
+                    <pic:cNvPicPr>
+                      <a:picLocks noChangeAspect="1" noChangeArrowheads="1"/>
+                    </pic:cNvPicPr>
+                  </pic:nvPicPr>
+                  <pic:blipFill>
+                    <a:blip r:embed="rId10">
+                      <a:extLst>
+                        <a:ext uri="{28A0092B-C50C-407E-A947-70E740481C1C}">
+                          <a14:useLocalDpi xmlns:a14="http://schemas.microsoft.com/office/drawing/2010/main" val="0"/>
+                        </a:ext>
+                      </a:extLst>
+                    </a:blip>
+                    <a:srcRect/>
+                    <a:stretch>
+                      <a:fillRect/>
+                    </a:stretch>
+                  </pic:blipFill>
+                  <pic:spPr bwMode="auto">
+                    <a:xfrm>
+                      <a:off x="0" y="0"/>
+                      <a:ext cx="5944235" cy="2158365"/>
+                    </a:xfrm>
+                    <a:prstGeom prst="rect">
+                      <a:avLst/>
+                    </a:prstGeom>
+                    <a:noFill/>
+                  </pic:spPr>
+                </pic:pic>
+              </a:graphicData>
+            </a:graphic>
+          </wp:inline>
+        </w:drawing>
+      </w:r>
+    </w:p>
+    <w:p>
+      <w:pPr>
+        <w:pStyle w:val="Heading3"/>
+      </w:pPr>
+      <w:r>
+        <w:t>BUTTON DEFINITION</w:t>
+      </w:r>
+    </w:p>
+    <w:tbl>
+      <w:tblPr>
+        <w:tblW w:w="0" w:type="auto"/>
+        <w:tblInd w:w="108" w:type="dxa"/>
+        <w:tblBorders>
+          <w:top w:val="single" w:sz="4" w:space="0" w:color="000000"/>
+          <w:left w:val="single" w:sz="4" w:space="0" w:color="000000"/>
+          <w:bottom w:val="single" w:sz="4" w:space="0" w:color="000000"/>
+          <w:right w:val="single" w:sz="4" w:space="0" w:color="000000"/>
+          <w:insideH w:val="single" w:sz="4" w:space="0" w:color="000000"/>
+          <w:insideV w:val="single" w:sz="4" w:space="0" w:color="000000"/>
+        </w:tblBorders>
+        <w:tblLook w:val="04A0" w:firstRow="1" w:lastRow="0" w:firstColumn="1" w:lastColumn="0" w:noHBand="0" w:noVBand="1"/>
+      </w:tblPr>
+      <w:tblGrid>
+        <w:gridCol w:w="1777"/>
+        <w:gridCol w:w="7465"/>
+      </w:tblGrid>
+      <w:tr>
+        <w:tc>
+          <w:tcPr>
+            <w:tcW w:w="1777" w:type="dxa"/>
+            <w:shd w:val="clear" w:color="auto" w:fill="D6E3BC"/>
+          </w:tcPr>
+          <w:p>
+            <w:pPr>
+              <w:pStyle w:val="NoSpacing"/>
+              <w:rPr>
+                <w:b/>
+                <w:sz w:val="16"/>
+              </w:rPr>
+            </w:pPr>
+            <w:r>
+              <w:rPr>
+                <w:b/>
+                <w:sz w:val="16"/>
+              </w:rPr>
+              <w:t>Button Name</w:t>
+            </w:r>
+          </w:p>
+        </w:tc>
+        <w:tc>
+          <w:tcPr>
+            <w:tcW w:w="7465" w:type="dxa"/>
+            <w:shd w:val="clear" w:color="auto" w:fill="D6E3BC"/>
+          </w:tcPr>
+          <w:p>
+            <w:pPr>
+              <w:pStyle w:val="NoSpacing"/>
+              <w:rPr>
+                <w:b/>
+                <w:sz w:val="16"/>
+                <w:lang w:val="id-ID"/>
+              </w:rPr>
+            </w:pPr>
+            <w:proofErr w:type="spellStart"/>
+            <w:r>
+              <w:rPr>
+                <w:b/>
+                <w:sz w:val="16"/>
+                <w:lang w:val="id-ID"/>
+              </w:rPr>
+              <w:t>Action</w:t>
+            </w:r>
+            <w:proofErr w:type="spellEnd"/>
+          </w:p>
+        </w:tc>
+      </w:tr>
+      <w:tr>
+        <w:tc>
+          <w:tcPr>
+            <w:tcW w:w="1777" w:type="dxa"/>
+          </w:tcPr>
+          <w:p>
+            <w:pPr>
+              <w:pStyle w:val="NoSpacing"/>
+              <w:rPr>
+                <w:rFonts w:ascii="Courier New" w:hAnsi="Courier New" w:cs="Courier New"/>
+                <w:sz w:val="14"/>
+              </w:rPr>
+            </w:pPr>
+            <w:r>
+              <w:rPr>
+                <w:rFonts w:ascii="Courier New" w:hAnsi="Courier New" w:cs="Courier New"/>
+                <w:sz w:val="14"/>
+              </w:rPr>
+              <w:t>OK</w:t>
+            </w:r>
+          </w:p>
+        </w:tc>
+        <w:tc>
+          <w:tcPr>
+            <w:tcW w:w="7465" w:type="dxa"/>
+          </w:tcPr>
+          <w:p>
+            <w:pPr>
+              <w:pStyle w:val="NoSpacing"/>
+              <w:rPr>
+                <w:rFonts w:ascii="Courier New" w:hAnsi="Courier New" w:cs="Courier New"/>
+                <w:sz w:val="14"/>
+              </w:rPr>
+            </w:pPr>
+            <w:r>
+              <w:rPr>
+                <w:rFonts w:ascii="Courier New" w:hAnsi="Courier New" w:cs="Courier New"/>
+                <w:sz w:val="14"/>
+              </w:rPr>
+              <w:t>Run SELECT DATA PROCESS</w:t>
+            </w:r>
+          </w:p>
+        </w:tc>
+      </w:tr>
+      <w:tr>
+        <w:tc>
+          <w:tcPr>
+            <w:tcW w:w="1777" w:type="dxa"/>
+          </w:tcPr>
+          <w:p>
+            <w:pPr>
+              <w:pStyle w:val="NoSpacing"/>
+              <w:rPr>
+                <w:rFonts w:ascii="Courier New" w:hAnsi="Courier New" w:cs="Courier New"/>
+                <w:sz w:val="14"/>
+              </w:rPr>
+            </w:pPr>
+            <w:r>
+              <w:rPr>
+                <w:rFonts w:ascii="Courier New" w:hAnsi="Courier New" w:cs="Courier New"/>
+                <w:sz w:val="14"/>
+              </w:rPr>
+              <w:t>Cancel</w:t>
+            </w:r>
+          </w:p>
+        </w:tc>
+        <w:tc>
+          <w:tcPr>
+            <w:tcW w:w="7465" w:type="dxa"/>
+          </w:tcPr>
+          <w:p>
+            <w:pPr>
+              <w:pStyle w:val="NoSpacing"/>
+              <w:rPr>
+                <w:rFonts w:ascii="Courier New" w:hAnsi="Courier New" w:cs="Courier New"/>
+                <w:sz w:val="14"/>
+              </w:rPr>
+            </w:pPr>
+            <w:r>
+              <w:rPr>
+                <w:rFonts w:ascii="Courier New" w:hAnsi="Courier New" w:cs="Courier New"/>
+                <w:sz w:val="14"/>
+              </w:rPr>
+              <w:t>Close Form</w:t>
+            </w:r>
+          </w:p>
+        </w:tc>
+      </w:tr>
+      <w:tr>
+        <w:tc>
+          <w:tcPr>
+            <w:tcW w:w="1777" w:type="dxa"/>
+          </w:tcPr>
+          <w:p>
+            <w:pPr>
+              <w:pStyle w:val="NoSpacing"/>
+              <w:rPr>
+                <w:rFonts w:ascii="Courier New" w:hAnsi="Courier New" w:cs="Courier New"/>
+                <w:sz w:val="14"/>
+              </w:rPr>
+            </w:pPr>
+          </w:p>
+        </w:tc>
+        <w:tc>
+          <w:tcPr>
+            <w:tcW w:w="7465" w:type="dxa"/>
+          </w:tcPr>
+          <w:p>
+            <w:pPr>
+              <w:pStyle w:val="NoSpacing"/>
+              <w:rPr>
+                <w:rFonts w:ascii="Courier New" w:hAnsi="Courier New" w:cs="Courier New"/>
+                <w:sz w:val="14"/>
+              </w:rPr>
+            </w:pPr>
+          </w:p>
+        </w:tc>
+      </w:tr>
+    </w:tbl>
+    <w:p>
+      <w:pPr>
+        <w:pStyle w:val="Heading3"/>
+      </w:pPr>
+      <w:r>
+        <w:lastRenderedPageBreak/>
+        <w:t>INPUT PARAMETER</w:t>
+      </w:r>
+    </w:p>
+    <w:tbl>
+      <w:tblPr>
+        <w:tblW w:w="0" w:type="auto"/>
+        <w:tblInd w:w="108" w:type="dxa"/>
+        <w:tblBorders>
+          <w:top w:val="single" w:sz="4" w:space="0" w:color="000000"/>
+          <w:left w:val="single" w:sz="4" w:space="0" w:color="000000"/>
+          <w:bottom w:val="single" w:sz="4" w:space="0" w:color="000000"/>
+          <w:right w:val="single" w:sz="4" w:space="0" w:color="000000"/>
+          <w:insideH w:val="single" w:sz="4" w:space="0" w:color="000000"/>
+          <w:insideV w:val="single" w:sz="4" w:space="0" w:color="000000"/>
+        </w:tblBorders>
+        <w:tblLook w:val="04A0" w:firstRow="1" w:lastRow="0" w:firstColumn="1" w:lastColumn="0" w:noHBand="0" w:noVBand="1"/>
+      </w:tblPr>
+      <w:tblGrid>
+        <w:gridCol w:w="1777"/>
+        <w:gridCol w:w="7465"/>
+      </w:tblGrid>
+      <w:tr>
+        <w:tc>
+          <w:tcPr>
+            <w:tcW w:w="1777" w:type="dxa"/>
+            <w:shd w:val="clear" w:color="auto" w:fill="D6E3BC"/>
+          </w:tcPr>
+          <w:p>
+            <w:pPr>
+              <w:pStyle w:val="NoSpacing"/>
+              <w:rPr>
+                <w:b/>
+                <w:sz w:val="16"/>
+              </w:rPr>
+            </w:pPr>
+            <w:r>
+              <w:rPr>
+                <w:b/>
+                <w:sz w:val="16"/>
+              </w:rPr>
+              <w:t>Parameter Name</w:t>
+            </w:r>
+          </w:p>
+        </w:tc>
+        <w:tc>
+          <w:tcPr>
+            <w:tcW w:w="7465" w:type="dxa"/>
+            <w:shd w:val="clear" w:color="auto" w:fill="D6E3BC"/>
+          </w:tcPr>
+          <w:p>
+            <w:pPr>
+              <w:pStyle w:val="NoSpacing"/>
+              <w:rPr>
+                <w:b/>
+                <w:sz w:val="16"/>
+              </w:rPr>
+            </w:pPr>
+            <w:r>
+              <w:rPr>
+                <w:b/>
+                <w:sz w:val="16"/>
+              </w:rPr>
+              <w:t>Description</w:t>
+            </w:r>
+          </w:p>
+        </w:tc>
+      </w:tr>
+      <w:tr>
+        <w:tc>
+          <w:tcPr>
+            <w:tcW w:w="1777" w:type="dxa"/>
+          </w:tcPr>
+          <w:p>
+            <w:pPr>
+              <w:pStyle w:val="NoSpacing"/>
+              <w:rPr>
+                <w:rFonts w:ascii="Courier New" w:hAnsi="Courier New" w:cs="Courier New"/>
+                <w:sz w:val="14"/>
+              </w:rPr>
+            </w:pPr>
+            <w:r>
+              <w:rPr>
+                <w:rFonts w:ascii="Courier New" w:hAnsi="Courier New" w:cs="Courier New"/>
+                <w:sz w:val="14"/>
+              </w:rPr>
+              <w:t>CCOMPANY_ID</w:t>
+            </w:r>
+          </w:p>
+        </w:tc>
+        <w:tc>
+          <w:tcPr>
+            <w:tcW w:w="7465" w:type="dxa"/>
+          </w:tcPr>
+          <w:p>
+            <w:pPr>
+              <w:pStyle w:val="NoSpacing"/>
+              <w:rPr>
+                <w:rFonts w:ascii="Courier New" w:hAnsi="Courier New" w:cs="Courier New"/>
+                <w:sz w:val="14"/>
+              </w:rPr>
+            </w:pPr>
+            <w:r>
+              <w:rPr>
+                <w:rFonts w:ascii="Courier New" w:hAnsi="Courier New" w:cs="Courier New"/>
+                <w:sz w:val="14"/>
+              </w:rPr>
+              <w:t>Company Id</w:t>
+            </w:r>
+          </w:p>
+        </w:tc>
+      </w:tr>
+      <w:tr>
+        <w:tc>
+          <w:tcPr>
+            <w:tcW w:w="1777" w:type="dxa"/>
+          </w:tcPr>
+          <w:p>
+            <w:pPr>
+              <w:pStyle w:val="NoSpacing"/>
+              <w:rPr>
+                <w:rFonts w:ascii="Courier New" w:hAnsi="Courier New" w:cs="Courier New"/>
+                <w:sz w:val="14"/>
+              </w:rPr>
+            </w:pPr>
+            <w:r>
+              <w:rPr>
+                <w:rFonts w:ascii="Courier New" w:hAnsi="Courier New" w:cs="Courier New"/>
+                <w:sz w:val="14"/>
+              </w:rPr>
+              <w:t>CTRANS_CODE</w:t>
+            </w:r>
+          </w:p>
+        </w:tc>
+        <w:tc>
+          <w:tcPr>
+            <w:tcW w:w="7465" w:type="dxa"/>
+          </w:tcPr>
+          <w:p>
+            <w:pPr>
+              <w:pStyle w:val="NoSpacing"/>
+              <w:rPr>
+                <w:rFonts w:ascii="Courier New" w:hAnsi="Courier New" w:cs="Courier New"/>
+                <w:sz w:val="14"/>
+              </w:rPr>
+            </w:pPr>
+            <w:r>
+              <w:rPr>
+                <w:rFonts w:ascii="Courier New" w:hAnsi="Courier New" w:cs="Courier New"/>
+                <w:sz w:val="14"/>
+              </w:rPr>
+              <w:t>Transaction Code</w:t>
+            </w:r>
+          </w:p>
+        </w:tc>
+      </w:tr>
+      <w:tr>
+        <w:tc>
+          <w:tcPr>
+            <w:tcW w:w="1777" w:type="dxa"/>
+          </w:tcPr>
+          <w:p>
+            <w:pPr>
+              <w:pStyle w:val="NoSpacing"/>
+              <w:rPr>
+                <w:rFonts w:ascii="Courier New" w:hAnsi="Courier New" w:cs="Courier New"/>
+                <w:sz w:val="14"/>
+              </w:rPr>
+            </w:pPr>
+            <w:r>
+              <w:rPr>
+                <w:rFonts w:ascii="Courier New" w:hAnsi="Courier New" w:cs="Courier New"/>
+                <w:sz w:val="14"/>
+              </w:rPr>
+              <w:t>CASSET_CODE</w:t>
+            </w:r>
+          </w:p>
+        </w:tc>
+        <w:tc>
+          <w:tcPr>
+            <w:tcW w:w="7465" w:type="dxa"/>
+          </w:tcPr>
+          <w:p>
+            <w:pPr>
+              <w:pStyle w:val="NoSpacing"/>
+              <w:rPr>
+                <w:rFonts w:ascii="Courier New" w:hAnsi="Courier New" w:cs="Courier New"/>
+                <w:sz w:val="14"/>
+              </w:rPr>
+            </w:pPr>
+            <w:r>
+              <w:rPr>
+                <w:rFonts w:ascii="Courier New" w:hAnsi="Courier New" w:cs="Courier New"/>
+                <w:sz w:val="14"/>
+              </w:rPr>
+              <w:t>Asset Code</w:t>
+            </w:r>
+          </w:p>
+        </w:tc>
+      </w:tr>
+      <w:tr>
+        <w:tc>
+          <w:tcPr>
+            <w:tcW w:w="1777" w:type="dxa"/>
+          </w:tcPr>
+          <w:p>
+            <w:pPr>
+              <w:pStyle w:val="NoSpacing"/>
+              <w:rPr>
+                <w:rFonts w:ascii="Courier New" w:hAnsi="Courier New" w:cs="Courier New"/>
+                <w:sz w:val="14"/>
+              </w:rPr>
+            </w:pPr>
+            <w:r>
+              <w:rPr>
+                <w:rFonts w:ascii="Courier New" w:hAnsi="Courier New" w:cs="Courier New"/>
+                <w:sz w:val="14"/>
+              </w:rPr>
+              <w:t>CLANGUAGE_ID</w:t>
+            </w:r>
+          </w:p>
+        </w:tc>
+        <w:tc>
+          <w:tcPr>
+            <w:tcW w:w="7465" w:type="dxa"/>
+          </w:tcPr>
+          <w:p>
+            <w:pPr>
+              <w:pStyle w:val="NoSpacing"/>
+              <w:rPr>
+                <w:rFonts w:ascii="Courier New" w:hAnsi="Courier New" w:cs="Courier New"/>
+                <w:sz w:val="14"/>
+              </w:rPr>
+            </w:pPr>
+            <w:r>
+              <w:rPr>
+                <w:rFonts w:ascii="Courier New" w:hAnsi="Courier New" w:cs="Courier New"/>
+                <w:sz w:val="14"/>
+              </w:rPr>
+              <w:t>Language ID</w:t>
+            </w:r>
+          </w:p>
+        </w:tc>
+      </w:tr>
+      <w:tr>
+        <w:tc>
+          <w:tcPr>
+            <w:tcW w:w="1777" w:type="dxa"/>
+          </w:tcPr>
+          <w:p>
+            <w:pPr>
+              <w:pStyle w:val="NoSpacing"/>
+              <w:rPr>
+                <w:rFonts w:ascii="Courier New" w:hAnsi="Courier New" w:cs="Courier New"/>
+                <w:sz w:val="14"/>
+              </w:rPr>
+            </w:pPr>
+          </w:p>
+        </w:tc>
+        <w:tc>
+          <w:tcPr>
+            <w:tcW w:w="7465" w:type="dxa"/>
+          </w:tcPr>
+          <w:p>
+            <w:pPr>
+              <w:pStyle w:val="NoSpacing"/>
+              <w:rPr>
+                <w:rFonts w:ascii="Courier New" w:hAnsi="Courier New" w:cs="Courier New"/>
+                <w:sz w:val="14"/>
+              </w:rPr>
+            </w:pPr>
+          </w:p>
+        </w:tc>
+      </w:tr>
+    </w:tbl>
+    <w:p>
+      <w:pPr>
+        <w:pStyle w:val="Heading3"/>
+      </w:pPr>
+      <w:r>
+        <w:t>OUTPUT PARAMETER</w:t>
+      </w:r>
+    </w:p>
+    <w:tbl>
+      <w:tblPr>
+        <w:tblW w:w="0" w:type="auto"/>
+        <w:tblInd w:w="108" w:type="dxa"/>
+        <w:tblBorders>
+          <w:top w:val="single" w:sz="4" w:space="0" w:color="000000"/>
+          <w:left w:val="single" w:sz="4" w:space="0" w:color="000000"/>
+          <w:bottom w:val="single" w:sz="4" w:space="0" w:color="000000"/>
+          <w:right w:val="single" w:sz="4" w:space="0" w:color="000000"/>
+          <w:insideH w:val="single" w:sz="4" w:space="0" w:color="000000"/>
+          <w:insideV w:val="single" w:sz="4" w:space="0" w:color="000000"/>
+        </w:tblBorders>
+        <w:tblLook w:val="04A0" w:firstRow="1" w:lastRow="0" w:firstColumn="1" w:lastColumn="0" w:noHBand="0" w:noVBand="1"/>
+      </w:tblPr>
+      <w:tblGrid>
+        <w:gridCol w:w="2437"/>
+        <w:gridCol w:w="6805"/>
+      </w:tblGrid>
+      <w:tr>
+        <w:tc>
+          <w:tcPr>
+            <w:tcW w:w="2437" w:type="dxa"/>
+            <w:shd w:val="clear" w:color="auto" w:fill="D6E3BC"/>
+          </w:tcPr>
+          <w:p>
+            <w:pPr>
+              <w:pStyle w:val="NoSpacing"/>
+              <w:rPr>
+                <w:b/>
+                <w:sz w:val="16"/>
+              </w:rPr>
+            </w:pPr>
+            <w:r>
+              <w:rPr>
+                <w:b/>
+                <w:sz w:val="16"/>
+              </w:rPr>
+              <w:t>Parameter Name</w:t>
+            </w:r>
+          </w:p>
+        </w:tc>
+        <w:tc>
+          <w:tcPr>
+            <w:tcW w:w="6805" w:type="dxa"/>
+            <w:shd w:val="clear" w:color="auto" w:fill="D6E3BC"/>
+          </w:tcPr>
+          <w:p>
+            <w:pPr>
+              <w:pStyle w:val="NoSpacing"/>
+              <w:rPr>
+                <w:b/>
+                <w:sz w:val="16"/>
+              </w:rPr>
+            </w:pPr>
+            <w:r>
+              <w:rPr>
+                <w:b/>
+                <w:sz w:val="16"/>
+              </w:rPr>
+              <w:t>Description</w:t>
+            </w:r>
+          </w:p>
+        </w:tc>
+      </w:tr>
+      <w:tr>
+        <w:tc>
+          <w:tcPr>
+            <w:tcW w:w="2437" w:type="dxa"/>
+          </w:tcPr>
+          <w:p>
+            <w:pPr>
+              <w:pStyle w:val="NoSpacing"/>
+              <w:rPr>
+                <w:rFonts w:ascii="Courier New" w:hAnsi="Courier New" w:cs="Courier New"/>
+                <w:sz w:val="14"/>
+              </w:rPr>
+            </w:pPr>
+            <w:r>
+              <w:rPr>
+                <w:rFonts w:ascii="Courier New" w:hAnsi="Courier New" w:cs="Courier New"/>
+                <w:sz w:val="14"/>
+              </w:rPr>
+              <w:t>CASSET_CODE</w:t>
+            </w:r>
+          </w:p>
+        </w:tc>
+        <w:tc>
+          <w:tcPr>
+            <w:tcW w:w="6805" w:type="dxa"/>
+          </w:tcPr>
+          <w:p>
+            <w:pPr>
+              <w:pStyle w:val="NoSpacing"/>
+              <w:rPr>
+                <w:rFonts w:ascii="Courier New" w:hAnsi="Courier New" w:cs="Courier New"/>
+                <w:sz w:val="14"/>
+              </w:rPr>
+            </w:pPr>
+            <w:r>
+              <w:rPr>
+                <w:rFonts w:ascii="Courier New" w:hAnsi="Courier New" w:cs="Courier New"/>
+                <w:sz w:val="14"/>
+              </w:rPr>
+              <w:t>Asset Code</w:t>
+            </w:r>
+          </w:p>
+        </w:tc>
+      </w:tr>
+      <w:tr>
+        <w:tc>
+          <w:tcPr>
+            <w:tcW w:w="2437" w:type="dxa"/>
+          </w:tcPr>
+          <w:p>
+            <w:pPr>
+              <w:pStyle w:val="NoSpacing"/>
+              <w:rPr>
+                <w:rFonts w:ascii="Courier New" w:hAnsi="Courier New" w:cs="Courier New"/>
+                <w:sz w:val="14"/>
+              </w:rPr>
+            </w:pPr>
+            <w:r>
+              <w:rPr>
+                <w:rFonts w:ascii="Courier New" w:hAnsi="Courier New" w:cs="Courier New"/>
+                <w:sz w:val="14"/>
+              </w:rPr>
+              <w:t>CASSET_NAME</w:t>
+            </w:r>
+          </w:p>
+        </w:tc>
+        <w:tc>
+          <w:tcPr>
+            <w:tcW w:w="6805" w:type="dxa"/>
+          </w:tcPr>
+          <w:p>
+            <w:pPr>
+              <w:pStyle w:val="NoSpacing"/>
+              <w:rPr>
+                <w:rFonts w:ascii="Courier New" w:hAnsi="Courier New" w:cs="Courier New"/>
+                <w:sz w:val="14"/>
+              </w:rPr>
+            </w:pPr>
+            <w:r>
+              <w:rPr>
+                <w:rFonts w:ascii="Courier New" w:hAnsi="Courier New" w:cs="Courier New"/>
+                <w:sz w:val="14"/>
+              </w:rPr>
+              <w:t>Asset Name</w:t>
+            </w:r>
+          </w:p>
+        </w:tc>
+      </w:tr>
+      <w:tr>
+        <w:tc>
+          <w:tcPr>
+            <w:tcW w:w="2437" w:type="dxa"/>
+          </w:tcPr>
+          <w:p>
+            <w:pPr>
+              <w:pStyle w:val="NoSpacing"/>
+              <w:rPr>
+                <w:rFonts w:ascii="Courier New" w:hAnsi="Courier New" w:cs="Courier New"/>
+                <w:sz w:val="14"/>
+              </w:rPr>
+            </w:pPr>
+            <w:r>
+              <w:rPr>
+                <w:rFonts w:ascii="Courier New" w:hAnsi="Courier New" w:cs="Courier New"/>
+                <w:sz w:val="14"/>
+              </w:rPr>
+              <w:t>CASSET_STATUS</w:t>
+            </w:r>
+          </w:p>
+        </w:tc>
+        <w:tc>
+          <w:tcPr>
+            <w:tcW w:w="6805" w:type="dxa"/>
+          </w:tcPr>
+          <w:p>
+            <w:pPr>
+              <w:pStyle w:val="NoSpacing"/>
+              <w:rPr>
+                <w:rFonts w:ascii="Courier New" w:hAnsi="Courier New" w:cs="Courier New"/>
+                <w:sz w:val="14"/>
+              </w:rPr>
+            </w:pPr>
+            <w:r>
+              <w:rPr>
+                <w:rFonts w:ascii="Courier New" w:hAnsi="Courier New" w:cs="Courier New"/>
+                <w:sz w:val="14"/>
+              </w:rPr>
+              <w:t>Asset Status Code</w:t>
+            </w:r>
+          </w:p>
+        </w:tc>
+      </w:tr>
+      <w:tr>
+        <w:tc>
+          <w:tcPr>
+            <w:tcW w:w="2437" w:type="dxa"/>
+          </w:tcPr>
+          <w:p>
+            <w:pPr>
+              <w:pStyle w:val="NoSpacing"/>
+              <w:rPr>
+                <w:rFonts w:ascii="Courier New" w:hAnsi="Courier New" w:cs="Courier New"/>
+                <w:sz w:val="14"/>
+              </w:rPr>
+            </w:pPr>
+            <w:r>
+              <w:rPr>
+                <w:rFonts w:ascii="Courier New" w:hAnsi="Courier New" w:cs="Courier New"/>
+                <w:sz w:val="14"/>
+              </w:rPr>
+              <w:t>CASSET_STATUS_NAME</w:t>
+            </w:r>
+          </w:p>
+        </w:tc>
+        <w:tc>
+          <w:tcPr>
+            <w:tcW w:w="6805" w:type="dxa"/>
+          </w:tcPr>
+          <w:p>
+            <w:pPr>
+              <w:pStyle w:val="NoSpacing"/>
+              <w:rPr>
+                <w:rFonts w:ascii="Courier New" w:hAnsi="Courier New" w:cs="Courier New"/>
+                <w:sz w:val="14"/>
+              </w:rPr>
+            </w:pPr>
+            <w:r>
+              <w:rPr>
+                <w:rFonts w:ascii="Courier New" w:hAnsi="Courier New" w:cs="Courier New"/>
+                <w:sz w:val="14"/>
+              </w:rPr>
+              <w:t>Asset Status Name</w:t>
+            </w:r>
+          </w:p>
+        </w:tc>
+      </w:tr>
+      <w:tr>
+        <w:tc>
+          <w:tcPr>
+            <w:tcW w:w="2437" w:type="dxa"/>
+          </w:tcPr>
+          <w:p>
+            <w:pPr>
+              <w:pStyle w:val="NoSpacing"/>
+              <w:rPr>
+                <w:rFonts w:ascii="Courier New" w:hAnsi="Courier New" w:cs="Courier New"/>
+                <w:sz w:val="14"/>
+              </w:rPr>
+            </w:pPr>
+            <w:r>
+              <w:rPr>
+                <w:rFonts w:ascii="Courier New" w:hAnsi="Courier New" w:cs="Courier New"/>
+                <w:sz w:val="14"/>
+              </w:rPr>
+              <w:t>CCURRENCY_CODE</w:t>
+            </w:r>
+          </w:p>
+        </w:tc>
+        <w:tc>
+          <w:tcPr>
+            <w:tcW w:w="6805" w:type="dxa"/>
+          </w:tcPr>
+          <w:p>
+            <w:pPr>
+              <w:pStyle w:val="NoSpacing"/>
+              <w:rPr>
+                <w:rFonts w:ascii="Courier New" w:hAnsi="Courier New" w:cs="Courier New"/>
+                <w:sz w:val="14"/>
+              </w:rPr>
+            </w:pPr>
+            <w:r>
+              <w:rPr>
+                <w:rFonts w:ascii="Courier New" w:hAnsi="Courier New" w:cs="Courier New"/>
+                <w:sz w:val="14"/>
+              </w:rPr>
+              <w:t>Currency Code</w:t>
+            </w:r>
+          </w:p>
+        </w:tc>
+      </w:tr>
+      <w:tr>
+        <w:tc>
+          <w:tcPr>
+            <w:tcW w:w="2437" w:type="dxa"/>
+          </w:tcPr>
+          <w:p>
+            <w:pPr>
+              <w:pStyle w:val="NoSpacing"/>
+              <w:rPr>
+                <w:rFonts w:ascii="Courier New" w:hAnsi="Courier New" w:cs="Courier New"/>
+                <w:sz w:val="14"/>
+              </w:rPr>
+            </w:pPr>
+            <w:r>
+              <w:rPr>
+                <w:rFonts w:ascii="Courier New" w:hAnsi="Courier New" w:cs="Courier New"/>
+                <w:sz w:val="14"/>
+              </w:rPr>
+              <w:t>NBEG_BOOK_VALUE</w:t>
+            </w:r>
+          </w:p>
+        </w:tc>
+        <w:tc>
+          <w:tcPr>
+            <w:tcW w:w="6805" w:type="dxa"/>
+          </w:tcPr>
+          <w:p>
+            <w:pPr>
+              <w:pStyle w:val="NoSpacing"/>
+              <w:rPr>
+                <w:rFonts w:ascii="Courier New" w:hAnsi="Courier New" w:cs="Courier New"/>
+                <w:sz w:val="14"/>
+              </w:rPr>
+            </w:pPr>
+            <w:r>
+              <w:rPr>
+                <w:rFonts w:ascii="Courier New" w:hAnsi="Courier New" w:cs="Courier New"/>
+                <w:sz w:val="14"/>
+              </w:rPr>
+              <w:t>Beginning Book Value</w:t>
+            </w:r>
+          </w:p>
+        </w:tc>
+      </w:tr>
+      <w:tr>
+        <w:tc>
+          <w:tcPr>
+            <w:tcW w:w="2437" w:type="dxa"/>
+          </w:tcPr>
+          <w:p>
+            <w:pPr>
+              <w:pStyle w:val="NoSpacing"/>
+              <w:rPr>
+                <w:rFonts w:ascii="Courier New" w:hAnsi="Courier New" w:cs="Courier New"/>
+                <w:sz w:val="14"/>
+              </w:rPr>
+            </w:pPr>
+            <w:r>
+              <w:rPr>
+                <w:rFonts w:ascii="Courier New" w:hAnsi="Courier New" w:cs="Courier New"/>
+                <w:sz w:val="14"/>
+              </w:rPr>
+              <w:t>NLBASE_RATE</w:t>
+            </w:r>
+          </w:p>
+        </w:tc>
+        <w:tc>
+          <w:tcPr>
+            <w:tcW w:w="6805" w:type="dxa"/>
+          </w:tcPr>
+          <w:p>
+            <w:pPr>
+              <w:pStyle w:val="NoSpacing"/>
+              <w:rPr>
+                <w:rFonts w:ascii="Courier New" w:hAnsi="Courier New" w:cs="Courier New"/>
+                <w:sz w:val="14"/>
+              </w:rPr>
+            </w:pPr>
+            <w:r>
+              <w:rPr>
+                <w:rFonts w:ascii="Courier New" w:hAnsi="Courier New" w:cs="Courier New"/>
+                <w:sz w:val="14"/>
+              </w:rPr>
+              <w:t>Local Currency Base Rate</w:t>
+            </w:r>
+          </w:p>
+        </w:tc>
+      </w:tr>
+      <w:tr>
+        <w:tc>
+          <w:tcPr>
+            <w:tcW w:w="2437" w:type="dxa"/>
+          </w:tcPr>
+          <w:p>
+            <w:pPr>
+              <w:pStyle w:val="NoSpacing"/>
+              <w:rPr>
+                <w:rFonts w:ascii="Courier New" w:hAnsi="Courier New" w:cs="Courier New"/>
+                <w:sz w:val="14"/>
+              </w:rPr>
+            </w:pPr>
+            <w:r>
+              <w:rPr>
+                <w:rFonts w:ascii="Courier New" w:hAnsi="Courier New" w:cs="Courier New"/>
+                <w:sz w:val="14"/>
+              </w:rPr>
+              <w:t>NLCURRENCY_RATE</w:t>
+            </w:r>
+          </w:p>
+        </w:tc>
+        <w:tc>
+          <w:tcPr>
+            <w:tcW w:w="6805" w:type="dxa"/>
+          </w:tcPr>
+          <w:p>
+            <w:pPr>
+              <w:pStyle w:val="NoSpacing"/>
+              <w:rPr>
+                <w:rFonts w:ascii="Courier New" w:hAnsi="Courier New" w:cs="Courier New"/>
+                <w:sz w:val="14"/>
+              </w:rPr>
+            </w:pPr>
+            <w:r>
+              <w:rPr>
+                <w:rFonts w:ascii="Courier New" w:hAnsi="Courier New" w:cs="Courier New"/>
+                <w:sz w:val="14"/>
+              </w:rPr>
+              <w:t>Local Currency Rate</w:t>
+            </w:r>
+          </w:p>
+        </w:tc>
+      </w:tr>
+      <w:tr>
+        <w:tc>
+          <w:tcPr>
+            <w:tcW w:w="2437" w:type="dxa"/>
+          </w:tcPr>
+          <w:p>
+            <w:pPr>
+              <w:pStyle w:val="NoSpacing"/>
+              <w:rPr>
+                <w:rFonts w:ascii="Courier New" w:hAnsi="Courier New" w:cs="Courier New"/>
+                <w:sz w:val="14"/>
+              </w:rPr>
+            </w:pPr>
+            <w:r>
+              <w:rPr>
+                <w:rFonts w:ascii="Courier New" w:hAnsi="Courier New" w:cs="Courier New"/>
+                <w:sz w:val="14"/>
+              </w:rPr>
+              <w:t>NBBASE_RATE</w:t>
+            </w:r>
+          </w:p>
+        </w:tc>
+        <w:tc>
+          <w:tcPr>
+            <w:tcW w:w="6805" w:type="dxa"/>
+          </w:tcPr>
+          <w:p>
+            <w:pPr>
+              <w:pStyle w:val="NoSpacing"/>
+              <w:rPr>
+                <w:rFonts w:ascii="Courier New" w:hAnsi="Courier New" w:cs="Courier New"/>
+                <w:sz w:val="14"/>
+              </w:rPr>
+            </w:pPr>
+            <w:r>
+              <w:rPr>
+                <w:rFonts w:ascii="Courier New" w:hAnsi="Courier New" w:cs="Courier New"/>
+                <w:sz w:val="14"/>
+              </w:rPr>
+              <w:t>Base Currency Base Rate</w:t>
+            </w:r>
+          </w:p>
+        </w:tc>
+      </w:tr>
+      <w:tr>
+        <w:tc>
+          <w:tcPr>
+            <w:tcW w:w="2437" w:type="dxa"/>
+          </w:tcPr>
+          <w:p>
+            <w:pPr>
+              <w:pStyle w:val="NoSpacing"/>
+              <w:rPr>
+                <w:rFonts w:ascii="Courier New" w:hAnsi="Courier New" w:cs="Courier New"/>
+                <w:sz w:val="14"/>
+              </w:rPr>
+            </w:pPr>
+            <w:r>
+              <w:rPr>
+                <w:rFonts w:ascii="Courier New" w:hAnsi="Courier New" w:cs="Courier New"/>
+                <w:sz w:val="14"/>
+              </w:rPr>
+              <w:t>NBCURRENCY_RATE</w:t>
+            </w:r>
+          </w:p>
+        </w:tc>
+        <w:tc>
+          <w:tcPr>
+            <w:tcW w:w="6805" w:type="dxa"/>
+          </w:tcPr>
+          <w:p>
+            <w:pPr>
+              <w:pStyle w:val="NoSpacing"/>
+              <w:rPr>
+                <w:rFonts w:ascii="Courier New" w:hAnsi="Courier New" w:cs="Courier New"/>
+                <w:sz w:val="14"/>
+              </w:rPr>
+            </w:pPr>
+            <w:r>
+              <w:rPr>
+                <w:rFonts w:ascii="Courier New" w:hAnsi="Courier New" w:cs="Courier New"/>
+                <w:sz w:val="14"/>
+              </w:rPr>
+              <w:t>Base Currency Rate</w:t>
+            </w:r>
+          </w:p>
+        </w:tc>
+      </w:tr>
+      <w:tr>
+        <w:tc>
+          <w:tcPr>
+            <w:tcW w:w="2437" w:type="dxa"/>
+          </w:tcPr>
+          <w:p>
+            <w:pPr>
+              <w:pStyle w:val="NoSpacing"/>
+              <w:rPr>
+                <w:rFonts w:ascii="Courier New" w:hAnsi="Courier New" w:cs="Courier New"/>
+                <w:sz w:val="14"/>
+              </w:rPr>
+            </w:pPr>
+            <w:r>
+              <w:rPr>
+                <w:rFonts w:ascii="Courier New" w:hAnsi="Courier New" w:cs="Courier New"/>
+                <w:sz w:val="14"/>
+              </w:rPr>
+              <w:t>CASSET_TRANS_SEQ_NO</w:t>
+            </w:r>
+          </w:p>
+        </w:tc>
+        <w:tc>
+          <w:tcPr>
+            <w:tcW w:w="6805" w:type="dxa"/>
+          </w:tcPr>
+          <w:p>
+            <w:pPr>
+              <w:pStyle w:val="NoSpacing"/>
+              <w:rPr>
+                <w:rFonts w:ascii="Courier New" w:hAnsi="Courier New" w:cs="Courier New"/>
+                <w:sz w:val="14"/>
+                <w:highlight w:val="yellow"/>
+              </w:rPr>
+            </w:pPr>
+            <w:r>
+              <w:rPr>
+                <w:rFonts w:ascii="Courier New" w:hAnsi="Courier New" w:cs="Courier New"/>
+                <w:sz w:val="14"/>
+              </w:rPr>
+              <w:t>Next Asset Transaction Sequence No.</w:t>
+            </w:r>
+          </w:p>
+        </w:tc>
+      </w:tr>
+      <w:tr>
+        <w:tc>
+          <w:tcPr>
+            <w:tcW w:w="2437" w:type="dxa"/>
+          </w:tcPr>
+          <w:p>
+            <w:pPr>
+              <w:pStyle w:val="NoSpacing"/>
+              <w:rPr>
+                <w:rFonts w:ascii="Courier New" w:hAnsi="Courier New" w:cs="Courier New"/>
+                <w:sz w:val="14"/>
+              </w:rPr>
+            </w:pPr>
+            <w:r>
+              <w:rPr>
+                <w:rFonts w:ascii="Courier New" w:hAnsi="Courier New" w:cs="Courier New"/>
+                <w:sz w:val="14"/>
+              </w:rPr>
+              <w:t>CLOCATION_ID</w:t>
+            </w:r>
+          </w:p>
+        </w:tc>
+        <w:tc>
+          <w:tcPr>
+            <w:tcW w:w="6805" w:type="dxa"/>
+          </w:tcPr>
+          <w:p>
+            <w:pPr>
+              <w:pStyle w:val="NoSpacing"/>
+              <w:rPr>
+                <w:rFonts w:ascii="Courier New" w:hAnsi="Courier New" w:cs="Courier New"/>
+                <w:sz w:val="14"/>
+              </w:rPr>
+            </w:pPr>
+            <w:r>
+              <w:rPr>
+                <w:rFonts w:ascii="Courier New" w:hAnsi="Courier New" w:cs="Courier New"/>
+                <w:sz w:val="14"/>
+              </w:rPr>
+              <w:t>Location ID</w:t>
+            </w:r>
+          </w:p>
+        </w:tc>
+      </w:tr>
+      <w:tr>
+        <w:tc>
+          <w:tcPr>
+            <w:tcW w:w="2437" w:type="dxa"/>
+          </w:tcPr>
+          <w:p>
+            <w:pPr>
+              <w:pStyle w:val="NoSpacing"/>
+              <w:rPr>
+                <w:rFonts w:ascii="Courier New" w:hAnsi="Courier New" w:cs="Courier New"/>
+                <w:sz w:val="14"/>
+              </w:rPr>
+            </w:pPr>
+            <w:r>
+              <w:rPr>
+                <w:rFonts w:ascii="Courier New" w:hAnsi="Courier New" w:cs="Courier New"/>
+                <w:sz w:val="14"/>
+              </w:rPr>
+              <w:t>CLOCATION_NAME</w:t>
+            </w:r>
+          </w:p>
+        </w:tc>
+        <w:tc>
+          <w:tcPr>
+            <w:tcW w:w="6805" w:type="dxa"/>
+          </w:tcPr>
+          <w:p>
+            <w:pPr>
+              <w:pStyle w:val="NoSpacing"/>
+              <w:rPr>
+                <w:rFonts w:ascii="Courier New" w:hAnsi="Courier New" w:cs="Courier New"/>
+                <w:sz w:val="14"/>
+              </w:rPr>
+            </w:pPr>
+            <w:r>
+              <w:rPr>
+                <w:rFonts w:ascii="Courier New" w:hAnsi="Courier New" w:cs="Courier New"/>
+                <w:sz w:val="14"/>
+              </w:rPr>
+              <w:t>Location Name</w:t>
+            </w:r>
+          </w:p>
+        </w:tc>
+      </w:tr>
+      <w:tr>
+        <w:tc>
+          <w:tcPr>
+            <w:tcW w:w="2437" w:type="dxa"/>
+          </w:tcPr>
+          <w:p>
+            <w:pPr>
+              <w:pStyle w:val="NoSpacing"/>
+              <w:rPr>
+                <w:rFonts w:ascii="Courier New" w:hAnsi="Courier New" w:cs="Courier New"/>
+                <w:sz w:val="14"/>
+              </w:rPr>
+            </w:pPr>
+            <w:r>
+              <w:rPr>
+                <w:rFonts w:ascii="Courier New" w:hAnsi="Courier New" w:cs="Courier New"/>
+                <w:sz w:val="14"/>
+              </w:rPr>
+              <w:t>CLOCATION_</w:t>
+            </w:r>
+            <w:r>
+              <w:rPr>
+                <w:rFonts w:ascii="Courier New" w:hAnsi="Courier New" w:cs="Courier New"/>
+                <w:sz w:val="14"/>
+              </w:rPr>
+              <w:t>INFO</w:t>
+            </w:r>
+          </w:p>
+        </w:tc>
+        <w:tc>
+          <w:tcPr>
+            <w:tcW w:w="6805" w:type="dxa"/>
+          </w:tcPr>
+          <w:p>
+            <w:pPr>
+              <w:pStyle w:val="NoSpacing"/>
+              <w:rPr>
+                <w:rFonts w:ascii="Courier New" w:hAnsi="Courier New" w:cs="Courier New"/>
+                <w:sz w:val="14"/>
+              </w:rPr>
+            </w:pPr>
+            <w:r>
+              <w:rPr>
+                <w:rFonts w:ascii="Courier New" w:hAnsi="Courier New" w:cs="Courier New"/>
+                <w:sz w:val="14"/>
+              </w:rPr>
+              <w:t>Location Info for display</w:t>
+            </w:r>
+          </w:p>
+        </w:tc>
+      </w:tr>
+      <w:tr>
+        <w:tc>
+          <w:tcPr>
+            <w:tcW w:w="2437" w:type="dxa"/>
+          </w:tcPr>
+          <w:p>
+            <w:pPr>
+              <w:pStyle w:val="NoSpacing"/>
+              <w:rPr>
+                <w:rFonts w:ascii="Courier New" w:hAnsi="Courier New" w:cs="Courier New"/>
+                <w:sz w:val="14"/>
+              </w:rPr>
+            </w:pPr>
+            <w:r>
+              <w:rPr>
+                <w:rFonts w:ascii="Courier New" w:hAnsi="Courier New" w:cs="Courier New"/>
+                <w:sz w:val="14"/>
+              </w:rPr>
+              <w:t>CASSET_DEPT_CODE</w:t>
+            </w:r>
+          </w:p>
+        </w:tc>
+        <w:tc>
+          <w:tcPr>
+            <w:tcW w:w="6805" w:type="dxa"/>
+          </w:tcPr>
+          <w:p>
+            <w:pPr>
+              <w:pStyle w:val="NoSpacing"/>
+              <w:rPr>
+                <w:rFonts w:ascii="Courier New" w:hAnsi="Courier New" w:cs="Courier New"/>
+                <w:sz w:val="14"/>
+              </w:rPr>
+            </w:pPr>
+            <w:r>
+              <w:rPr>
+                <w:rFonts w:ascii="Courier New" w:hAnsi="Courier New" w:cs="Courier New"/>
+                <w:sz w:val="14"/>
+              </w:rPr>
+              <w:t>Asset Department Code</w:t>
+            </w:r>
+          </w:p>
+        </w:tc>
+      </w:tr>
+      <w:tr>
+        <w:tc>
+          <w:tcPr>
+            <w:tcW w:w="2437" w:type="dxa"/>
+          </w:tcPr>
+          <w:p>
+            <w:pPr>
+              <w:pStyle w:val="NoSpacing"/>
+              <w:rPr>
+                <w:rFonts w:ascii="Courier New" w:hAnsi="Courier New" w:cs="Courier New"/>
+                <w:sz w:val="14"/>
+              </w:rPr>
+            </w:pPr>
+            <w:r>
+              <w:rPr>
+                <w:rFonts w:ascii="Courier New" w:hAnsi="Courier New" w:cs="Courier New"/>
+                <w:sz w:val="14"/>
+              </w:rPr>
+              <w:t>CASSET_DEPT_NAME</w:t>
+            </w:r>
+          </w:p>
+        </w:tc>
+        <w:tc>
+          <w:tcPr>
+            <w:tcW w:w="6805" w:type="dxa"/>
+          </w:tcPr>
+          <w:p>
+            <w:pPr>
+              <w:pStyle w:val="NoSpacing"/>
+              <w:rPr>
+                <w:rFonts w:ascii="Courier New" w:hAnsi="Courier New" w:cs="Courier New"/>
+                <w:sz w:val="14"/>
+              </w:rPr>
+            </w:pPr>
+            <w:r>
+              <w:rPr>
+                <w:rFonts w:ascii="Courier New" w:hAnsi="Courier New" w:cs="Courier New"/>
+                <w:sz w:val="14"/>
+              </w:rPr>
+              <w:t>Asset Department Name</w:t>
+            </w:r>
+          </w:p>
+        </w:tc>
+      </w:tr>
+      <w:tr>
+        <w:tc>
+          <w:tcPr>
+            <w:tcW w:w="2437" w:type="dxa"/>
+          </w:tcPr>
+          <w:p>
+            <w:pPr>
+              <w:pStyle w:val="NoSpacing"/>
+              <w:rPr>
+                <w:rFonts w:ascii="Courier New" w:hAnsi="Courier New" w:cs="Courier New"/>
+                <w:sz w:val="14"/>
+              </w:rPr>
+            </w:pPr>
+            <w:r>
+              <w:rPr>
+                <w:rFonts w:ascii="Courier New" w:hAnsi="Courier New" w:cs="Courier New"/>
+                <w:sz w:val="14"/>
+              </w:rPr>
+              <w:t>CASSET_OWNER</w:t>
+            </w:r>
+          </w:p>
+        </w:tc>
+        <w:tc>
+          <w:tcPr>
+            <w:tcW w:w="6805" w:type="dxa"/>
+          </w:tcPr>
+          <w:p>
+            <w:pPr>
+              <w:pStyle w:val="NoSpacing"/>
+              <w:rPr>
+                <w:rFonts w:ascii="Courier New" w:hAnsi="Courier New" w:cs="Courier New"/>
+                <w:sz w:val="14"/>
+              </w:rPr>
+            </w:pPr>
+            <w:r>
+              <w:rPr>
+                <w:rFonts w:ascii="Courier New" w:hAnsi="Courier New" w:cs="Courier New"/>
+                <w:sz w:val="14"/>
+              </w:rPr>
+              <w:t>Asset Owner</w:t>
+            </w:r>
+          </w:p>
+        </w:tc>
+      </w:tr>
+      <w:tr>
+        <w:tc>
+          <w:tcPr>
+            <w:tcW w:w="2437" w:type="dxa"/>
+          </w:tcPr>
+          <w:p>
+            <w:pPr>
+              <w:pStyle w:val="NoSpacing"/>
+              <w:rPr>
+                <w:rFonts w:ascii="Courier New" w:hAnsi="Courier New" w:cs="Courier New"/>
+                <w:sz w:val="14"/>
+              </w:rPr>
+            </w:pPr>
+            <w:r>
+              <w:rPr>
+                <w:rFonts w:ascii="Courier New" w:hAnsi="Courier New" w:cs="Courier New"/>
+                <w:sz w:val="14"/>
+              </w:rPr>
+              <w:t>CJRNGRP_CODE</w:t>
+            </w:r>
+          </w:p>
+        </w:tc>
+        <w:tc>
+          <w:tcPr>
+            <w:tcW w:w="6805" w:type="dxa"/>
+          </w:tcPr>
+          <w:p>
+            <w:pPr>
+              <w:pStyle w:val="NoSpacing"/>
+              <w:rPr>
+                <w:rFonts w:ascii="Courier New" w:hAnsi="Courier New" w:cs="Courier New"/>
+                <w:sz w:val="14"/>
+              </w:rPr>
+            </w:pPr>
+            <w:r>
+              <w:rPr>
+                <w:rFonts w:ascii="Courier New" w:hAnsi="Courier New" w:cs="Courier New"/>
+                <w:sz w:val="14"/>
+              </w:rPr>
+              <w:t>Journal Group Code</w:t>
+            </w:r>
+          </w:p>
+        </w:tc>
+      </w:tr>
+      <w:tr>
+        <w:tc>
+          <w:tcPr>
+            <w:tcW w:w="2437" w:type="dxa"/>
+          </w:tcPr>
+          <w:p>
+            <w:pPr>
+              <w:pStyle w:val="NoSpacing"/>
+              <w:rPr>
+                <w:rFonts w:ascii="Courier New" w:hAnsi="Courier New" w:cs="Courier New"/>
+                <w:sz w:val="14"/>
+              </w:rPr>
+            </w:pPr>
+            <w:r>
+              <w:rPr>
+                <w:rFonts w:ascii="Courier New" w:hAnsi="Courier New" w:cs="Courier New"/>
+                <w:sz w:val="14"/>
+              </w:rPr>
+              <w:t>CJRNGRP_NAME</w:t>
+            </w:r>
+          </w:p>
+        </w:tc>
+        <w:tc>
+          <w:tcPr>
+            <w:tcW w:w="6805" w:type="dxa"/>
+          </w:tcPr>
+          <w:p>
+            <w:pPr>
+              <w:pStyle w:val="NoSpacing"/>
+              <w:rPr>
+                <w:rFonts w:ascii="Courier New" w:hAnsi="Courier New" w:cs="Courier New"/>
+                <w:sz w:val="14"/>
+              </w:rPr>
+            </w:pPr>
+            <w:r>
+              <w:rPr>
+                <w:rFonts w:ascii="Courier New" w:hAnsi="Courier New" w:cs="Courier New"/>
+                <w:sz w:val="14"/>
+              </w:rPr>
+              <w:t>Journal Group Name</w:t>
+            </w:r>
+          </w:p>
+        </w:tc>
+      </w:tr>
+      <w:tr>
+        <w:tc>
+          <w:tcPr>
+            <w:tcW w:w="2437" w:type="dxa"/>
+          </w:tcPr>
+          <w:p>
+            <w:pPr>
+              <w:pStyle w:val="NoSpacing"/>
+              <w:rPr>
+                <w:rFonts w:ascii="Courier New" w:hAnsi="Courier New" w:cs="Courier New"/>
+                <w:sz w:val="14"/>
+              </w:rPr>
+            </w:pPr>
+            <w:r>
+              <w:rPr>
+                <w:rFonts w:ascii="Courier New" w:hAnsi="Courier New" w:cs="Courier New"/>
+                <w:sz w:val="14"/>
+              </w:rPr>
+              <w:t>CTAX_CATEGORY_ID</w:t>
+            </w:r>
+          </w:p>
+        </w:tc>
+        <w:tc>
+          <w:tcPr>
+            <w:tcW w:w="6805" w:type="dxa"/>
+          </w:tcPr>
+          <w:p>
+            <w:pPr>
+              <w:pStyle w:val="NoSpacing"/>
+              <w:rPr>
+                <w:rFonts w:ascii="Courier New" w:hAnsi="Courier New" w:cs="Courier New"/>
+                <w:sz w:val="14"/>
+              </w:rPr>
+            </w:pPr>
+            <w:r>
+              <w:rPr>
+                <w:rFonts w:ascii="Courier New" w:hAnsi="Courier New" w:cs="Courier New"/>
+                <w:sz w:val="14"/>
+              </w:rPr>
+              <w:t>Tax Category ID</w:t>
+            </w:r>
+          </w:p>
+        </w:tc>
+      </w:tr>
+      <w:tr>
+        <w:tc>
+          <w:tcPr>
+            <w:tcW w:w="2437" w:type="dxa"/>
+          </w:tcPr>
+          <w:p>
+            <w:pPr>
+              <w:pStyle w:val="NoSpacing"/>
+              <w:rPr>
+                <w:rFonts w:ascii="Courier New" w:hAnsi="Courier New" w:cs="Courier New"/>
+                <w:sz w:val="14"/>
+              </w:rPr>
+            </w:pPr>
+            <w:r>
+              <w:rPr>
+                <w:rFonts w:ascii="Courier New" w:hAnsi="Courier New" w:cs="Courier New"/>
+                <w:sz w:val="14"/>
+              </w:rPr>
+              <w:t>CTAX_CATEGORY_NAME</w:t>
+            </w:r>
+          </w:p>
+        </w:tc>
+        <w:tc>
+          <w:tcPr>
+            <w:tcW w:w="6805" w:type="dxa"/>
+          </w:tcPr>
+          <w:p>
+            <w:pPr>
+              <w:pStyle w:val="NoSpacing"/>
+              <w:rPr>
+                <w:rFonts w:ascii="Courier New" w:hAnsi="Courier New" w:cs="Courier New"/>
+                <w:sz w:val="14"/>
+              </w:rPr>
+            </w:pPr>
+            <w:r>
+              <w:rPr>
+                <w:rFonts w:ascii="Courier New" w:hAnsi="Courier New" w:cs="Courier New"/>
+                <w:sz w:val="14"/>
+              </w:rPr>
+              <w:t>Tax Category Name</w:t>
+            </w:r>
+          </w:p>
+        </w:tc>
+      </w:tr>
+      <w:tr>
+        <w:tc>
+          <w:tcPr>
+            <w:tcW w:w="2437" w:type="dxa"/>
+          </w:tcPr>
+          <w:p>
+            <w:pPr>
+              <w:pStyle w:val="NoSpacing"/>
+              <w:rPr>
+                <w:rFonts w:ascii="Courier New" w:hAnsi="Courier New" w:cs="Courier New"/>
+                <w:sz w:val="14"/>
+              </w:rPr>
+            </w:pPr>
+            <w:r>
+              <w:rPr>
+                <w:rFonts w:ascii="Courier New" w:hAnsi="Courier New" w:cs="Courier New"/>
+                <w:sz w:val="14"/>
+              </w:rPr>
+              <w:t>CCATEGORY_ID</w:t>
+            </w:r>
+          </w:p>
+        </w:tc>
+        <w:tc>
+          <w:tcPr>
+            <w:tcW w:w="6805" w:type="dxa"/>
+          </w:tcPr>
+          <w:p>
+            <w:pPr>
+              <w:pStyle w:val="NoSpacing"/>
+              <w:rPr>
+                <w:rFonts w:ascii="Courier New" w:hAnsi="Courier New" w:cs="Courier New"/>
+                <w:sz w:val="14"/>
+              </w:rPr>
+            </w:pPr>
+            <w:r>
+              <w:rPr>
+                <w:rFonts w:ascii="Courier New" w:hAnsi="Courier New" w:cs="Courier New"/>
+                <w:sz w:val="14"/>
+              </w:rPr>
+              <w:t>FA Category ID</w:t>
+            </w:r>
+          </w:p>
+        </w:tc>
+      </w:tr>
+      <w:tr>
+        <w:tc>
+          <w:tcPr>
+            <w:tcW w:w="2437" w:type="dxa"/>
+          </w:tcPr>
+          <w:p>
+            <w:pPr>
+              <w:pStyle w:val="NoSpacing"/>
+              <w:rPr>
+                <w:rFonts w:ascii="Courier New" w:hAnsi="Courier New" w:cs="Courier New"/>
+                <w:sz w:val="14"/>
+              </w:rPr>
+            </w:pPr>
+            <w:r>
+              <w:rPr>
+                <w:rFonts w:ascii="Courier New" w:hAnsi="Courier New" w:cs="Courier New"/>
+                <w:sz w:val="14"/>
+              </w:rPr>
+              <w:t>CCATEGORY_NAME</w:t>
+            </w:r>
+          </w:p>
+        </w:tc>
+        <w:tc>
+          <w:tcPr>
+            <w:tcW w:w="6805" w:type="dxa"/>
+          </w:tcPr>
+          <w:p>
+            <w:pPr>
+              <w:pStyle w:val="NoSpacing"/>
+              <w:rPr>
+                <w:rFonts w:ascii="Courier New" w:hAnsi="Courier New" w:cs="Courier New"/>
+                <w:sz w:val="14"/>
+              </w:rPr>
+            </w:pPr>
+            <w:r>
+              <w:rPr>
+                <w:rFonts w:ascii="Courier New" w:hAnsi="Courier New" w:cs="Courier New"/>
+                <w:sz w:val="14"/>
+              </w:rPr>
+              <w:t>FA Category Name</w:t>
+            </w:r>
+          </w:p>
+        </w:tc>
+      </w:tr>
+      <w:tr>
+        <w:tc>
+          <w:tcPr>
+            <w:tcW w:w="2437" w:type="dxa"/>
+          </w:tcPr>
+          <w:p>
+            <w:pPr>
+              <w:pStyle w:val="NoSpacing"/>
+              <w:rPr>
+                <w:rFonts w:ascii="Courier New" w:hAnsi="Courier New" w:cs="Courier New"/>
+                <w:sz w:val="14"/>
+              </w:rPr>
+            </w:pPr>
+            <w:r>
+              <w:rPr>
+                <w:rFonts w:ascii="Courier New" w:hAnsi="Courier New" w:cs="Courier New"/>
+                <w:sz w:val="14"/>
+              </w:rPr>
+              <w:t>CDEPR_METHOD</w:t>
+            </w:r>
+          </w:p>
+        </w:tc>
+        <w:tc>
+          <w:tcPr>
+            <w:tcW w:w="6805" w:type="dxa"/>
+          </w:tcPr>
+          <w:p>
+            <w:pPr>
+              <w:pStyle w:val="NoSpacing"/>
+              <w:rPr>
+                <w:rFonts w:ascii="Courier New" w:hAnsi="Courier New" w:cs="Courier New"/>
+                <w:sz w:val="14"/>
+              </w:rPr>
+            </w:pPr>
+            <w:r>
+              <w:rPr>
+                <w:rFonts w:ascii="Courier New" w:hAnsi="Courier New" w:cs="Courier New"/>
+                <w:sz w:val="14"/>
+              </w:rPr>
+              <w:t>Depreciation Method</w:t>
+            </w:r>
+          </w:p>
+        </w:tc>
+      </w:tr>
+      <w:tr>
+        <w:tc>
+          <w:tcPr>
+            <w:tcW w:w="2437" w:type="dxa"/>
+          </w:tcPr>
+          <w:p>
+            <w:pPr>
+              <w:pStyle w:val="NoSpacing"/>
+              <w:rPr>
+                <w:rFonts w:ascii="Courier New" w:hAnsi="Courier New" w:cs="Courier New"/>
+                <w:sz w:val="14"/>
+              </w:rPr>
+            </w:pPr>
+            <w:r>
+              <w:rPr>
+                <w:rFonts w:ascii="Courier New" w:hAnsi="Courier New" w:cs="Courier New"/>
+                <w:sz w:val="14"/>
+              </w:rPr>
+              <w:t>CDEPR_METHOD_NAME</w:t>
+            </w:r>
+          </w:p>
+        </w:tc>
+        <w:tc>
+          <w:tcPr>
+            <w:tcW w:w="6805" w:type="dxa"/>
+          </w:tcPr>
+          <w:p>
+            <w:pPr>
+              <w:pStyle w:val="NoSpacing"/>
+              <w:rPr>
+                <w:rFonts w:ascii="Courier New" w:hAnsi="Courier New" w:cs="Courier New"/>
+                <w:sz w:val="14"/>
+              </w:rPr>
+            </w:pPr>
+            <w:r>
+              <w:rPr>
+                <w:rFonts w:ascii="Courier New" w:hAnsi="Courier New" w:cs="Courier New"/>
+                <w:sz w:val="14"/>
+              </w:rPr>
+              <w:t>Depreciation Method Name</w:t>
+            </w:r>
+          </w:p>
+        </w:tc>
+      </w:tr>
+      <w:tr>
+        <w:tc>
+          <w:tcPr>
+            <w:tcW w:w="2437" w:type="dxa"/>
+          </w:tcPr>
+          <w:p>
+            <w:pPr>
+              <w:pStyle w:val="NoSpacing"/>
+              <w:rPr>
+                <w:rFonts w:ascii="Courier New" w:hAnsi="Courier New" w:cs="Courier New"/>
+                <w:sz w:val="14"/>
+              </w:rPr>
+            </w:pPr>
+            <w:r>
+              <w:rPr>
+                <w:rFonts w:ascii="Courier New" w:hAnsi="Courier New" w:cs="Courier New"/>
+                <w:sz w:val="14"/>
+              </w:rPr>
+              <w:t>CSTART_DATE</w:t>
+            </w:r>
+          </w:p>
+        </w:tc>
+        <w:tc>
+          <w:tcPr>
+            <w:tcW w:w="6805" w:type="dxa"/>
+          </w:tcPr>
+          <w:p>
+            <w:pPr>
+              <w:pStyle w:val="NoSpacing"/>
+              <w:rPr>
+                <w:rFonts w:ascii="Courier New" w:hAnsi="Courier New" w:cs="Courier New"/>
+                <w:sz w:val="14"/>
+              </w:rPr>
+            </w:pPr>
+            <w:r>
+              <w:rPr>
+                <w:rFonts w:ascii="Courier New" w:hAnsi="Courier New" w:cs="Courier New"/>
+                <w:sz w:val="14"/>
+              </w:rPr>
+              <w:t>Start Date</w:t>
+            </w:r>
+          </w:p>
+        </w:tc>
+      </w:tr>
+      <w:tr>
+        <w:tc>
+          <w:tcPr>
+            <w:tcW w:w="2437" w:type="dxa"/>
+          </w:tcPr>
+          <w:p>
+            <w:pPr>
+              <w:pStyle w:val="NoSpacing"/>
+              <w:rPr>
+                <w:rFonts w:ascii="Courier New" w:hAnsi="Courier New" w:cs="Courier New"/>
+                <w:sz w:val="14"/>
+              </w:rPr>
+            </w:pPr>
+            <w:r>
+              <w:rPr>
+                <w:rFonts w:ascii="Courier New" w:hAnsi="Courier New" w:cs="Courier New"/>
+                <w:sz w:val="14"/>
+              </w:rPr>
+              <w:t>IUSEFUL_LIFE</w:t>
+            </w:r>
+          </w:p>
+        </w:tc>
+        <w:tc>
+          <w:tcPr>
+            <w:tcW w:w="6805" w:type="dxa"/>
+          </w:tcPr>
+          <w:p>
+            <w:pPr>
+              <w:pStyle w:val="NoSpacing"/>
+              <w:rPr>
+                <w:rFonts w:ascii="Courier New" w:hAnsi="Courier New" w:cs="Courier New"/>
+                <w:sz w:val="14"/>
+              </w:rPr>
+            </w:pPr>
+            <w:r>
+              <w:rPr>
+                <w:rFonts w:ascii="Courier New" w:hAnsi="Courier New" w:cs="Courier New"/>
+                <w:sz w:val="14"/>
+              </w:rPr>
+              <w:t>Total Useful Life in months</w:t>
+            </w:r>
+          </w:p>
+        </w:tc>
+      </w:tr>
+      <w:tr>
+        <w:tc>
+          <w:tcPr>
+            <w:tcW w:w="2437" w:type="dxa"/>
+          </w:tcPr>
+          <w:p>
+            <w:pPr>
+              <w:pStyle w:val="NoSpacing"/>
+              <w:rPr>
+                <w:rFonts w:ascii="Courier New" w:hAnsi="Courier New" w:cs="Courier New"/>
+                <w:sz w:val="14"/>
+              </w:rPr>
+            </w:pPr>
+            <w:r>
+              <w:rPr>
+                <w:rFonts w:ascii="Courier New" w:hAnsi="Courier New" w:cs="Courier New"/>
+                <w:sz w:val="14"/>
+              </w:rPr>
+              <w:t>IUSEFUL_LIFE_YY</w:t>
+            </w:r>
+          </w:p>
+        </w:tc>
+        <w:tc>
+          <w:tcPr>
+            <w:tcW w:w="6805" w:type="dxa"/>
+          </w:tcPr>
+          <w:p>
+            <w:pPr>
+              <w:pStyle w:val="NoSpacing"/>
+              <w:rPr>
+                <w:rFonts w:ascii="Courier New" w:hAnsi="Courier New" w:cs="Courier New"/>
+                <w:sz w:val="14"/>
+              </w:rPr>
+            </w:pPr>
+            <w:r>
+              <w:rPr>
+                <w:rFonts w:ascii="Courier New" w:hAnsi="Courier New" w:cs="Courier New"/>
+                <w:sz w:val="14"/>
+              </w:rPr>
+              <w:t>Useful Life in year</w:t>
+            </w:r>
+          </w:p>
+        </w:tc>
+      </w:tr>
+      <w:tr>
+        <w:tc>
+          <w:tcPr>
+            <w:tcW w:w="2437" w:type="dxa"/>
+          </w:tcPr>
+          <w:p>
+            <w:pPr>
+              <w:pStyle w:val="NoSpacing"/>
+              <w:rPr>
+                <w:rFonts w:ascii="Courier New" w:hAnsi="Courier New" w:cs="Courier New"/>
+                <w:sz w:val="14"/>
+              </w:rPr>
+            </w:pPr>
+            <w:r>
+              <w:rPr>
+                <w:rFonts w:ascii="Courier New" w:hAnsi="Courier New" w:cs="Courier New"/>
+                <w:sz w:val="14"/>
+              </w:rPr>
+              <w:t>IUSEFUL_LIFE_MM</w:t>
+            </w:r>
+          </w:p>
+        </w:tc>
+        <w:tc>
+          <w:tcPr>
+            <w:tcW w:w="6805" w:type="dxa"/>
+          </w:tcPr>
+          <w:p>
+            <w:pPr>
+              <w:pStyle w:val="NoSpacing"/>
+              <w:rPr>
+                <w:rFonts w:ascii="Courier New" w:hAnsi="Courier New" w:cs="Courier New"/>
+                <w:sz w:val="14"/>
+              </w:rPr>
+            </w:pPr>
+            <w:r>
+              <w:rPr>
+                <w:rFonts w:ascii="Courier New" w:hAnsi="Courier New" w:cs="Courier New"/>
+                <w:sz w:val="14"/>
+              </w:rPr>
+              <w:t>Useful Life in month</w:t>
+            </w:r>
+          </w:p>
+        </w:tc>
+      </w:tr>
+      <w:tr>
+        <w:tc>
+          <w:tcPr>
+            <w:tcW w:w="2437" w:type="dxa"/>
+          </w:tcPr>
+          <w:p>
+            <w:pPr>
+              <w:pStyle w:val="NoSpacing"/>
+              <w:rPr>
+                <w:rFonts w:ascii="Courier New" w:hAnsi="Courier New" w:cs="Courier New"/>
+                <w:sz w:val="14"/>
+              </w:rPr>
+            </w:pPr>
+            <w:r>
+              <w:rPr>
+                <w:rFonts w:ascii="Courier New" w:hAnsi="Courier New" w:cs="Courier New"/>
+                <w:sz w:val="14"/>
+              </w:rPr>
+              <w:t>CUNIT</w:t>
+            </w:r>
+          </w:p>
+        </w:tc>
+        <w:tc>
+          <w:tcPr>
+            <w:tcW w:w="6805" w:type="dxa"/>
+          </w:tcPr>
+          <w:p>
+            <w:pPr>
+              <w:pStyle w:val="NoSpacing"/>
+              <w:rPr>
+                <w:rFonts w:ascii="Courier New" w:hAnsi="Courier New" w:cs="Courier New"/>
+                <w:sz w:val="14"/>
+              </w:rPr>
+            </w:pPr>
+            <w:r>
+              <w:rPr>
+                <w:rFonts w:ascii="Courier New" w:hAnsi="Courier New" w:cs="Courier New"/>
+                <w:sz w:val="14"/>
+              </w:rPr>
+              <w:t>Asset Unit</w:t>
+            </w:r>
+          </w:p>
+        </w:tc>
+      </w:tr>
+      <w:tr>
+        <w:tc>
+          <w:tcPr>
+            <w:tcW w:w="2437" w:type="dxa"/>
+          </w:tcPr>
+          <w:p>
+            <w:pPr>
+              <w:pStyle w:val="NoSpacing"/>
+              <w:rPr>
+                <w:rFonts w:ascii="Courier New" w:hAnsi="Courier New" w:cs="Courier New"/>
+                <w:sz w:val="14"/>
+              </w:rPr>
+            </w:pPr>
+            <w:r>
+              <w:rPr>
+                <w:rFonts w:ascii="Courier New" w:hAnsi="Courier New" w:cs="Courier New"/>
+                <w:sz w:val="14"/>
+              </w:rPr>
+              <w:t>CSUPPLIER_ID</w:t>
+            </w:r>
+          </w:p>
+        </w:tc>
+        <w:tc>
+          <w:tcPr>
+            <w:tcW w:w="6805" w:type="dxa"/>
+          </w:tcPr>
+          <w:p>
+            <w:pPr>
+              <w:pStyle w:val="NoSpacing"/>
+              <w:rPr>
+                <w:rFonts w:ascii="Courier New" w:hAnsi="Courier New" w:cs="Courier New"/>
+                <w:sz w:val="14"/>
+              </w:rPr>
+            </w:pPr>
+            <w:r>
+              <w:rPr>
+                <w:rFonts w:ascii="Courier New" w:hAnsi="Courier New" w:cs="Courier New"/>
+                <w:sz w:val="14"/>
+              </w:rPr>
+              <w:t>Supplier ID</w:t>
+            </w:r>
+          </w:p>
+        </w:tc>
+      </w:tr>
+      <w:tr>
+        <w:tc>
+          <w:tcPr>
+            <w:tcW w:w="2437" w:type="dxa"/>
+          </w:tcPr>
+          <w:p>
+            <w:pPr>
+              <w:pStyle w:val="NoSpacing"/>
+              <w:rPr>
+                <w:rFonts w:ascii="Courier New" w:hAnsi="Courier New" w:cs="Courier New"/>
+                <w:sz w:val="14"/>
+              </w:rPr>
+            </w:pPr>
+            <w:r>
+              <w:rPr>
+                <w:rFonts w:ascii="Courier New" w:hAnsi="Courier New" w:cs="Courier New"/>
+                <w:sz w:val="14"/>
+              </w:rPr>
+              <w:t>CSUPPLIER_NAME</w:t>
+            </w:r>
+          </w:p>
+        </w:tc>
+        <w:tc>
+          <w:tcPr>
+            <w:tcW w:w="6805" w:type="dxa"/>
+          </w:tcPr>
+          <w:p>
+            <w:pPr>
+              <w:pStyle w:val="NoSpacing"/>
+              <w:rPr>
+                <w:rFonts w:ascii="Courier New" w:hAnsi="Courier New" w:cs="Courier New"/>
+                <w:sz w:val="14"/>
+              </w:rPr>
+            </w:pPr>
+            <w:r>
+              <w:rPr>
+                <w:rFonts w:ascii="Courier New" w:hAnsi="Courier New" w:cs="Courier New"/>
+                <w:sz w:val="14"/>
+              </w:rPr>
+              <w:t>Supplier Name</w:t>
+            </w:r>
+          </w:p>
+        </w:tc>
+      </w:tr>
+      <w:tr>
+        <w:tc>
+          <w:tcPr>
+            <w:tcW w:w="2437" w:type="dxa"/>
+          </w:tcPr>
+          <w:p>
+            <w:pPr>
+              <w:pStyle w:val="NoSpacing"/>
+              <w:rPr>
+                <w:rFonts w:ascii="Courier New" w:hAnsi="Courier New" w:cs="Courier New"/>
+                <w:sz w:val="14"/>
+              </w:rPr>
+            </w:pPr>
+            <w:r>
+              <w:rPr>
+                <w:rFonts w:ascii="Courier New" w:hAnsi="Courier New" w:cs="Courier New"/>
+                <w:sz w:val="14"/>
+              </w:rPr>
+              <w:t>CREC_ID</w:t>
+            </w:r>
+          </w:p>
+        </w:tc>
+        <w:tc>
+          <w:tcPr>
+            <w:tcW w:w="6805" w:type="dxa"/>
+          </w:tcPr>
+          <w:p>
+            <w:pPr>
+              <w:pStyle w:val="NoSpacing"/>
+              <w:rPr>
+                <w:rFonts w:ascii="Courier New" w:hAnsi="Courier New" w:cs="Courier New"/>
+                <w:sz w:val="14"/>
+                <w:highlight w:val="yellow"/>
+              </w:rPr>
+            </w:pPr>
+            <w:r>
+              <w:rPr>
+                <w:rFonts w:ascii="Courier New" w:hAnsi="Courier New" w:cs="Courier New"/>
+                <w:sz w:val="14"/>
+              </w:rPr>
+              <w:t>Record ID</w:t>
+            </w:r>
+          </w:p>
+        </w:tc>
+      </w:tr>
+      <w:tr>
+        <w:tc>
+          <w:tcPr>
+            <w:tcW w:w="2437" w:type="dxa"/>
+          </w:tcPr>
+          <w:p>
+            <w:pPr>
+              <w:pStyle w:val="NoSpacing"/>
+              <w:rPr>
+                <w:rFonts w:ascii="Courier New" w:hAnsi="Courier New" w:cs="Courier New"/>
+                <w:sz w:val="14"/>
+              </w:rPr>
+            </w:pPr>
+          </w:p>
+        </w:tc>
+        <w:tc>
+          <w:tcPr>
+            <w:tcW w:w="6805" w:type="dxa"/>
+          </w:tcPr>
+          <w:p>
+            <w:pPr>
+              <w:pStyle w:val="NoSpacing"/>
+              <w:rPr>
+                <w:rFonts w:ascii="Courier New" w:hAnsi="Courier New" w:cs="Courier New"/>
+                <w:sz w:val="14"/>
+              </w:rPr>
+            </w:pPr>
+          </w:p>
+        </w:tc>
+      </w:tr>
+      <w:tr>
+        <w:tc>
+          <w:tcPr>
+            <w:tcW w:w="2437" w:type="dxa"/>
+          </w:tcPr>
+          <w:p>
+            <w:pPr>
+              <w:pStyle w:val="NoSpacing"/>
+              <w:rPr>
+                <w:rFonts w:ascii="Courier New" w:hAnsi="Courier New" w:cs="Courier New"/>
+                <w:sz w:val="14"/>
+              </w:rPr>
+            </w:pPr>
+            <w:r>
+              <w:rPr>
+                <w:rFonts w:cs="Courier New"/>
+                <w:color w:val="FF0000"/>
+                <w:sz w:val="14"/>
+              </w:rPr>
+              <w:t>&lt;</w:t>
+            </w:r>
+            <w:r>
+              <w:rPr>
+                <w:rFonts w:cs="Courier New"/>
+                <w:color w:val="FF0000"/>
+                <w:sz w:val="14"/>
+              </w:rPr>
+              <w:t>CR2</w:t>
+            </w:r>
+            <w:r>
+              <w:rPr>
+                <w:rFonts w:cs="Courier New"/>
+                <w:color w:val="FF0000"/>
+                <w:sz w:val="14"/>
+              </w:rPr>
+              <w:t>&gt;</w:t>
+            </w:r>
+          </w:p>
+        </w:tc>
+        <w:tc>
+          <w:tcPr>
+            <w:tcW w:w="6805" w:type="dxa"/>
+          </w:tcPr>
+          <w:p>
+            <w:pPr>
+              <w:pStyle w:val="NoSpacing"/>
+              <w:rPr>
+                <w:rFonts w:ascii="Courier New" w:hAnsi="Courier New" w:cs="Courier New"/>
+                <w:sz w:val="14"/>
+              </w:rPr>
+            </w:pPr>
+          </w:p>
+        </w:tc>
+      </w:tr>
+      <w:tr>
+        <w:tc>
+          <w:tcPr>
+            <w:tcW w:w="2437" w:type="dxa"/>
+          </w:tcPr>
+          <w:p>
+            <w:pPr>
+              <w:pStyle w:val="NoSpacing"/>
+              <w:rPr>
+                <w:rFonts w:ascii="Courier New" w:hAnsi="Courier New" w:cs="Courier New"/>
+                <w:sz w:val="14"/>
+                <w:highlight w:val="yellow"/>
+              </w:rPr>
+            </w:pPr>
+            <w:r>
+              <w:rPr>
+                <w:rFonts w:ascii="Courier New" w:hAnsi="Courier New" w:cs="Courier New"/>
+                <w:sz w:val="14"/>
+                <w:highlight w:val="yellow"/>
+              </w:rPr>
+              <w:t>NBOOK_VALUE</w:t>
+            </w:r>
+          </w:p>
+        </w:tc>
+        <w:tc>
+          <w:tcPr>
+            <w:tcW w:w="6805" w:type="dxa"/>
+          </w:tcPr>
+          <w:p>
+            <w:pPr>
+              <w:pStyle w:val="NoSpacing"/>
+              <w:rPr>
+                <w:rFonts w:ascii="Courier New" w:hAnsi="Courier New" w:cs="Courier New"/>
+                <w:sz w:val="14"/>
+                <w:highlight w:val="yellow"/>
+              </w:rPr>
+            </w:pPr>
+            <w:r>
+              <w:rPr>
+                <w:rFonts w:ascii="Courier New" w:hAnsi="Courier New" w:cs="Courier New"/>
+                <w:sz w:val="14"/>
+                <w:highlight w:val="yellow"/>
+              </w:rPr>
+              <w:t>Book Value in Original Currency</w:t>
+            </w:r>
+          </w:p>
+        </w:tc>
+      </w:tr>
+      <w:tr>
+        <w:tc>
+          <w:tcPr>
+            <w:tcW w:w="2437" w:type="dxa"/>
+          </w:tcPr>
+          <w:p>
+            <w:pPr>
+              <w:pStyle w:val="NoSpacing"/>
+              <w:rPr>
+                <w:rFonts w:ascii="Courier New" w:hAnsi="Courier New" w:cs="Courier New"/>
+                <w:sz w:val="14"/>
+                <w:highlight w:val="yellow"/>
+              </w:rPr>
+            </w:pPr>
+            <w:r>
+              <w:rPr>
+                <w:rFonts w:ascii="Courier New" w:hAnsi="Courier New" w:cs="Courier New"/>
+                <w:sz w:val="14"/>
+                <w:highlight w:val="yellow"/>
+              </w:rPr>
+              <w:t>NLBOOK_VALUE</w:t>
+            </w:r>
+          </w:p>
+        </w:tc>
+        <w:tc>
+          <w:tcPr>
+            <w:tcW w:w="6805" w:type="dxa"/>
+          </w:tcPr>
+          <w:p>
+            <w:pPr>
+              <w:pStyle w:val="NoSpacing"/>
+              <w:rPr>
+                <w:rFonts w:ascii="Courier New" w:hAnsi="Courier New" w:cs="Courier New"/>
+                <w:sz w:val="14"/>
+                <w:highlight w:val="yellow"/>
+              </w:rPr>
+            </w:pPr>
+            <w:r>
+              <w:rPr>
+                <w:rFonts w:ascii="Courier New" w:hAnsi="Courier New" w:cs="Courier New"/>
+                <w:sz w:val="14"/>
+                <w:highlight w:val="yellow"/>
+              </w:rPr>
+              <w:t xml:space="preserve">Book Value in </w:t>
+            </w:r>
+            <w:r>
+              <w:rPr>
+                <w:rFonts w:ascii="Courier New" w:hAnsi="Courier New" w:cs="Courier New"/>
+                <w:sz w:val="14"/>
+                <w:highlight w:val="yellow"/>
+              </w:rPr>
+              <w:t>Local</w:t>
+            </w:r>
+            <w:r>
+              <w:rPr>
+                <w:rFonts w:ascii="Courier New" w:hAnsi="Courier New" w:cs="Courier New"/>
+                <w:sz w:val="14"/>
+                <w:highlight w:val="yellow"/>
+              </w:rPr>
+              <w:t xml:space="preserve"> Currency</w:t>
+            </w:r>
+          </w:p>
+        </w:tc>
+      </w:tr>
+      <w:tr>
+        <w:tc>
+          <w:tcPr>
+            <w:tcW w:w="2437" w:type="dxa"/>
+          </w:tcPr>
+          <w:p>
+            <w:pPr>
+              <w:pStyle w:val="NoSpacing"/>
+              <w:rPr>
+                <w:rFonts w:ascii="Courier New" w:hAnsi="Courier New" w:cs="Courier New"/>
+                <w:sz w:val="14"/>
+                <w:highlight w:val="yellow"/>
+              </w:rPr>
+            </w:pPr>
+            <w:r>
+              <w:rPr>
+                <w:rFonts w:ascii="Courier New" w:hAnsi="Courier New" w:cs="Courier New"/>
+                <w:sz w:val="14"/>
+                <w:highlight w:val="yellow"/>
+              </w:rPr>
+              <w:t>NBBOOK_VALUE</w:t>
+            </w:r>
+          </w:p>
+        </w:tc>
+        <w:tc>
+          <w:tcPr>
+            <w:tcW w:w="6805" w:type="dxa"/>
+          </w:tcPr>
+          <w:p>
+            <w:pPr>
+              <w:pStyle w:val="NoSpacing"/>
+              <w:rPr>
+                <w:rFonts w:ascii="Courier New" w:hAnsi="Courier New" w:cs="Courier New"/>
+                <w:sz w:val="14"/>
+                <w:highlight w:val="yellow"/>
+              </w:rPr>
+            </w:pPr>
+            <w:r>
+              <w:rPr>
+                <w:rFonts w:ascii="Courier New" w:hAnsi="Courier New" w:cs="Courier New"/>
+                <w:sz w:val="14"/>
+                <w:highlight w:val="yellow"/>
+              </w:rPr>
+              <w:t xml:space="preserve">Book Value in </w:t>
+            </w:r>
+            <w:r>
+              <w:rPr>
+                <w:rFonts w:ascii="Courier New" w:hAnsi="Courier New" w:cs="Courier New"/>
+                <w:sz w:val="14"/>
+                <w:highlight w:val="yellow"/>
+              </w:rPr>
+              <w:t>Base</w:t>
+            </w:r>
+            <w:r>
+              <w:rPr>
+                <w:rFonts w:ascii="Courier New" w:hAnsi="Courier New" w:cs="Courier New"/>
+                <w:sz w:val="14"/>
+                <w:highlight w:val="yellow"/>
+              </w:rPr>
+              <w:t xml:space="preserve"> Currency</w:t>
+            </w:r>
+          </w:p>
+        </w:tc>
+      </w:tr>
+      <w:tr>
+        <w:tc>
+          <w:tcPr>
+            <w:tcW w:w="2437" w:type="dxa"/>
+          </w:tcPr>
+          <w:p>
+            <w:pPr>
+              <w:pStyle w:val="NoSpacing"/>
+              <w:rPr>
+                <w:rFonts w:ascii="Courier New" w:hAnsi="Courier New" w:cs="Courier New"/>
+                <w:sz w:val="14"/>
+                <w:highlight w:val="yellow"/>
+              </w:rPr>
+            </w:pPr>
+            <w:r>
+              <w:rPr>
+                <w:rFonts w:ascii="Courier New" w:hAnsi="Courier New" w:cs="Courier New"/>
+                <w:sz w:val="14"/>
+                <w:highlight w:val="yellow"/>
+              </w:rPr>
+              <w:t>NYEAR_DEPR_PCT</w:t>
+            </w:r>
+          </w:p>
+        </w:tc>
+        <w:tc>
+          <w:tcPr>
+            <w:tcW w:w="6805" w:type="dxa"/>
+          </w:tcPr>
+          <w:p>
+            <w:pPr>
+              <w:pStyle w:val="NoSpacing"/>
+              <w:rPr>
+                <w:rFonts w:ascii="Courier New" w:hAnsi="Courier New" w:cs="Courier New"/>
+                <w:sz w:val="14"/>
+                <w:highlight w:val="yellow"/>
+              </w:rPr>
+            </w:pPr>
+          </w:p>
+        </w:tc>
+      </w:tr>
+      <w:tr>
+        <w:tc>
+          <w:tcPr>
+            <w:tcW w:w="2437" w:type="dxa"/>
+          </w:tcPr>
+          <w:p>
+            <w:pPr>
+              <w:pStyle w:val="NoSpacing"/>
+              <w:rPr>
+                <w:rFonts w:ascii="Courier New" w:hAnsi="Courier New" w:cs="Courier New"/>
+                <w:sz w:val="14"/>
+                <w:highlight w:val="yellow"/>
+              </w:rPr>
+            </w:pPr>
+          </w:p>
+        </w:tc>
+        <w:tc>
+          <w:tcPr>
+            <w:tcW w:w="6805" w:type="dxa"/>
+          </w:tcPr>
+          <w:p>
+            <w:pPr>
+              <w:pStyle w:val="NoSpacing"/>
+              <w:rPr>
+                <w:rFonts w:ascii="Courier New" w:hAnsi="Courier New" w:cs="Courier New"/>
+                <w:sz w:val="14"/>
+                <w:highlight w:val="yellow"/>
+              </w:rPr>
+            </w:pPr>
+          </w:p>
+        </w:tc>
+      </w:tr>
+      <w:tr>
+        <w:tc>
+          <w:tcPr>
+            <w:tcW w:w="2437" w:type="dxa"/>
+          </w:tcPr>
+          <w:p>
+            <w:pPr>
+              <w:pStyle w:val="NoSpacing"/>
+              <w:rPr>
+                <w:rFonts w:ascii="Courier New" w:hAnsi="Courier New" w:cs="Courier New"/>
+                <w:sz w:val="14"/>
+                <w:highlight w:val="yellow"/>
+              </w:rPr>
+            </w:pPr>
+            <w:r>
+              <w:rPr>
+                <w:rFonts w:ascii="Courier New" w:hAnsi="Courier New" w:cs="Courier New"/>
+                <w:sz w:val="14"/>
+                <w:highlight w:val="yellow"/>
+              </w:rPr>
+              <w:t>NYEAR_DEPR</w:t>
+            </w:r>
+          </w:p>
+        </w:tc>
+        <w:tc>
+          <w:tcPr>
+            <w:tcW w:w="6805" w:type="dxa"/>
+          </w:tcPr>
+          <w:p>
+            <w:pPr>
+              <w:pStyle w:val="NoSpacing"/>
+              <w:rPr>
+                <w:rFonts w:ascii="Courier New" w:hAnsi="Courier New" w:cs="Courier New"/>
+                <w:sz w:val="14"/>
+                <w:highlight w:val="yellow"/>
+              </w:rPr>
+            </w:pPr>
+            <w:r>
+              <w:rPr>
+                <w:rFonts w:ascii="Courier New" w:hAnsi="Courier New" w:cs="Courier New"/>
+                <w:sz w:val="14"/>
+                <w:highlight w:val="yellow"/>
+              </w:rPr>
+              <w:t>Yearly Depreciation</w:t>
+            </w:r>
+            <w:r>
+              <w:rPr>
+                <w:rFonts w:ascii="Courier New" w:hAnsi="Courier New" w:cs="Courier New"/>
+                <w:sz w:val="14"/>
+                <w:highlight w:val="yellow"/>
+              </w:rPr>
+              <w:t xml:space="preserve"> in Original Currency</w:t>
+            </w:r>
+          </w:p>
+        </w:tc>
+      </w:tr>
+      <w:tr>
+        <w:tc>
+          <w:tcPr>
+            <w:tcW w:w="2437" w:type="dxa"/>
+          </w:tcPr>
+          <w:p>
+            <w:pPr>
+              <w:pStyle w:val="NoSpacing"/>
+              <w:rPr>
+                <w:rFonts w:ascii="Courier New" w:hAnsi="Courier New" w:cs="Courier New"/>
+                <w:sz w:val="14"/>
+                <w:highlight w:val="yellow"/>
+              </w:rPr>
+            </w:pPr>
+            <w:r>
+              <w:rPr>
+                <w:rFonts w:ascii="Courier New" w:hAnsi="Courier New" w:cs="Courier New"/>
+                <w:sz w:val="14"/>
+                <w:highlight w:val="yellow"/>
+              </w:rPr>
+              <w:t>NLYEAR_DEPR</w:t>
+            </w:r>
+          </w:p>
+        </w:tc>
+        <w:tc>
+          <w:tcPr>
+            <w:tcW w:w="6805" w:type="dxa"/>
+          </w:tcPr>
+          <w:p>
+            <w:pPr>
+              <w:pStyle w:val="NoSpacing"/>
+              <w:rPr>
+                <w:rFonts w:ascii="Courier New" w:hAnsi="Courier New" w:cs="Courier New"/>
+                <w:sz w:val="14"/>
+                <w:highlight w:val="yellow"/>
+              </w:rPr>
+            </w:pPr>
+            <w:r>
+              <w:rPr>
+                <w:rFonts w:ascii="Courier New" w:hAnsi="Courier New" w:cs="Courier New"/>
+                <w:sz w:val="14"/>
+                <w:highlight w:val="yellow"/>
+              </w:rPr>
+              <w:t>Yearly Depreciation</w:t>
+            </w:r>
+            <w:r>
+              <w:rPr>
+                <w:rFonts w:ascii="Courier New" w:hAnsi="Courier New" w:cs="Courier New"/>
+                <w:sz w:val="14"/>
+                <w:highlight w:val="yellow"/>
+              </w:rPr>
+              <w:t xml:space="preserve"> </w:t>
+            </w:r>
+            <w:r>
+              <w:rPr>
+                <w:rFonts w:ascii="Courier New" w:hAnsi="Courier New" w:cs="Courier New"/>
+                <w:sz w:val="14"/>
+                <w:highlight w:val="yellow"/>
+              </w:rPr>
+              <w:t>in Local Currency</w:t>
+            </w:r>
+          </w:p>
+        </w:tc>
+      </w:tr>
+      <w:tr>
+        <w:tc>
+          <w:tcPr>
+            <w:tcW w:w="2437" w:type="dxa"/>
+          </w:tcPr>
+          <w:p>
+            <w:pPr>
+              <w:pStyle w:val="NoSpacing"/>
+              <w:rPr>
+                <w:rFonts w:ascii="Courier New" w:hAnsi="Courier New" w:cs="Courier New"/>
+                <w:sz w:val="14"/>
+                <w:highlight w:val="yellow"/>
+              </w:rPr>
+            </w:pPr>
+            <w:r>
+              <w:rPr>
+                <w:rFonts w:ascii="Courier New" w:hAnsi="Courier New" w:cs="Courier New"/>
+                <w:sz w:val="14"/>
+                <w:highlight w:val="yellow"/>
+              </w:rPr>
+              <w:t>NBYEAR_DEPR</w:t>
+            </w:r>
+          </w:p>
+        </w:tc>
+        <w:tc>
+          <w:tcPr>
+            <w:tcW w:w="6805" w:type="dxa"/>
+          </w:tcPr>
+          <w:p>
+            <w:pPr>
+              <w:pStyle w:val="NoSpacing"/>
+              <w:rPr>
+                <w:rFonts w:ascii="Courier New" w:hAnsi="Courier New" w:cs="Courier New"/>
+                <w:sz w:val="14"/>
+                <w:highlight w:val="yellow"/>
+              </w:rPr>
+            </w:pPr>
+            <w:r>
+              <w:rPr>
+                <w:rFonts w:ascii="Courier New" w:hAnsi="Courier New" w:cs="Courier New"/>
+                <w:sz w:val="14"/>
+                <w:highlight w:val="yellow"/>
+              </w:rPr>
+              <w:t>Yearly Depreciation in Base Currency</w:t>
+            </w:r>
+          </w:p>
+        </w:tc>
+      </w:tr>
+      <w:tr>
+        <w:tc>
+          <w:tcPr>
+            <w:tcW w:w="2437" w:type="dxa"/>
+          </w:tcPr>
+          <w:p>
+            <w:pPr>
+              <w:pStyle w:val="NoSpacing"/>
+              <w:rPr>
+                <w:rFonts w:ascii="Courier New" w:hAnsi="Courier New" w:cs="Courier New"/>
+                <w:sz w:val="14"/>
+                <w:highlight w:val="yellow"/>
+              </w:rPr>
+            </w:pPr>
+          </w:p>
+        </w:tc>
+        <w:tc>
+          <w:tcPr>
+            <w:tcW w:w="6805" w:type="dxa"/>
+          </w:tcPr>
+          <w:p>
+            <w:pPr>
+              <w:pStyle w:val="NoSpacing"/>
+              <w:rPr>
+                <w:rFonts w:ascii="Courier New" w:hAnsi="Courier New" w:cs="Courier New"/>
+                <w:sz w:val="14"/>
+                <w:highlight w:val="yellow"/>
+              </w:rPr>
+            </w:pPr>
+          </w:p>
+        </w:tc>
+      </w:tr>
+      <w:tr>
+        <w:tc>
+          <w:tcPr>
+            <w:tcW w:w="2437" w:type="dxa"/>
+          </w:tcPr>
+          <w:p>
+            <w:pPr>
+              <w:pStyle w:val="NoSpacing"/>
+              <w:rPr>
+                <w:rFonts w:ascii="Courier New" w:hAnsi="Courier New" w:cs="Courier New"/>
+                <w:sz w:val="14"/>
+                <w:highlight w:val="yellow"/>
+              </w:rPr>
+            </w:pPr>
+            <w:r>
+              <w:rPr>
+                <w:rFonts w:ascii="Courier New" w:hAnsi="Courier New" w:cs="Courier New"/>
+                <w:sz w:val="14"/>
+                <w:highlight w:val="yellow"/>
+              </w:rPr>
+              <w:t>NRESIDUAL_VALUE</w:t>
+            </w:r>
+          </w:p>
+        </w:tc>
+        <w:tc>
+          <w:tcPr>
+            <w:tcW w:w="6805" w:type="dxa"/>
+          </w:tcPr>
+          <w:p>
+            <w:pPr>
+              <w:pStyle w:val="NoSpacing"/>
+              <w:rPr>
+                <w:rFonts w:ascii="Courier New" w:hAnsi="Courier New" w:cs="Courier New"/>
+                <w:sz w:val="14"/>
+                <w:highlight w:val="yellow"/>
+              </w:rPr>
+            </w:pPr>
+            <w:r>
+              <w:rPr>
+                <w:rFonts w:ascii="Courier New" w:hAnsi="Courier New" w:cs="Courier New"/>
+                <w:sz w:val="14"/>
+                <w:highlight w:val="yellow"/>
+              </w:rPr>
+              <w:t>Residual Value</w:t>
+            </w:r>
+            <w:r>
+              <w:rPr>
+                <w:rFonts w:ascii="Courier New" w:hAnsi="Courier New" w:cs="Courier New"/>
+                <w:sz w:val="14"/>
+                <w:highlight w:val="yellow"/>
+              </w:rPr>
+              <w:t xml:space="preserve"> in Original Currency</w:t>
+            </w:r>
+          </w:p>
+        </w:tc>
+      </w:tr>
+      <w:tr>
+        <w:tc>
+          <w:tcPr>
+            <w:tcW w:w="2437" w:type="dxa"/>
+          </w:tcPr>
+          <w:p>
+            <w:pPr>
+              <w:pStyle w:val="NoSpacing"/>
+              <w:rPr>
+                <w:rFonts w:ascii="Courier New" w:hAnsi="Courier New" w:cs="Courier New"/>
+                <w:sz w:val="14"/>
+                <w:highlight w:val="yellow"/>
+              </w:rPr>
+            </w:pPr>
+            <w:r>
+              <w:rPr>
+                <w:rFonts w:ascii="Courier New" w:hAnsi="Courier New" w:cs="Courier New"/>
+                <w:sz w:val="14"/>
+                <w:highlight w:val="yellow"/>
+              </w:rPr>
+              <w:t>NLRESIDUAL_VALUE</w:t>
+            </w:r>
+          </w:p>
+        </w:tc>
+        <w:tc>
+          <w:tcPr>
+            <w:tcW w:w="6805" w:type="dxa"/>
+          </w:tcPr>
+          <w:p>
+            <w:pPr>
+              <w:pStyle w:val="NoSpacing"/>
+              <w:rPr>
+                <w:rFonts w:ascii="Courier New" w:hAnsi="Courier New" w:cs="Courier New"/>
+                <w:sz w:val="14"/>
+                <w:highlight w:val="yellow"/>
+              </w:rPr>
+            </w:pPr>
+            <w:r>
+              <w:rPr>
+                <w:rFonts w:ascii="Courier New" w:hAnsi="Courier New" w:cs="Courier New"/>
+                <w:sz w:val="14"/>
+                <w:highlight w:val="yellow"/>
+              </w:rPr>
+              <w:t>Residual Value</w:t>
+            </w:r>
+            <w:r>
+              <w:rPr>
+                <w:rFonts w:ascii="Courier New" w:hAnsi="Courier New" w:cs="Courier New"/>
+                <w:sz w:val="14"/>
+                <w:highlight w:val="yellow"/>
+              </w:rPr>
+              <w:t xml:space="preserve"> in Local Currency</w:t>
+            </w:r>
+          </w:p>
+        </w:tc>
+      </w:tr>
+      <w:tr>
+        <w:tc>
+          <w:tcPr>
+            <w:tcW w:w="2437" w:type="dxa"/>
+          </w:tcPr>
+          <w:p>
+            <w:pPr>
+              <w:pStyle w:val="NoSpacing"/>
+              <w:rPr>
+                <w:rFonts w:ascii="Courier New" w:hAnsi="Courier New" w:cs="Courier New"/>
+                <w:sz w:val="14"/>
+                <w:highlight w:val="yellow"/>
+              </w:rPr>
+            </w:pPr>
+            <w:r>
+              <w:rPr>
+                <w:rFonts w:ascii="Courier New" w:hAnsi="Courier New" w:cs="Courier New"/>
+                <w:sz w:val="14"/>
+                <w:highlight w:val="yellow"/>
+              </w:rPr>
+              <w:t>NBRESIDUAL_VALUE</w:t>
+            </w:r>
+          </w:p>
+        </w:tc>
+        <w:tc>
+          <w:tcPr>
+            <w:tcW w:w="6805" w:type="dxa"/>
+          </w:tcPr>
+          <w:p>
+            <w:pPr>
+              <w:pStyle w:val="NoSpacing"/>
+              <w:rPr>
+                <w:rFonts w:ascii="Courier New" w:hAnsi="Courier New" w:cs="Courier New"/>
+                <w:sz w:val="14"/>
+                <w:highlight w:val="yellow"/>
+              </w:rPr>
+            </w:pPr>
+            <w:r>
+              <w:rPr>
+                <w:rFonts w:ascii="Courier New" w:hAnsi="Courier New" w:cs="Courier New"/>
+                <w:sz w:val="14"/>
+                <w:highlight w:val="yellow"/>
+              </w:rPr>
+              <w:t>Residual Value</w:t>
+            </w:r>
+            <w:r>
+              <w:rPr>
+                <w:rFonts w:ascii="Courier New" w:hAnsi="Courier New" w:cs="Courier New"/>
+                <w:sz w:val="14"/>
+                <w:highlight w:val="yellow"/>
+              </w:rPr>
+              <w:t xml:space="preserve"> in Base Currency</w:t>
+            </w:r>
+          </w:p>
+        </w:tc>
+      </w:tr>
+      <w:tr>
+        <w:tc>
+          <w:tcPr>
+            <w:tcW w:w="2437" w:type="dxa"/>
+          </w:tcPr>
+          <w:p>
+            <w:pPr>
+              <w:pStyle w:val="NoSpacing"/>
+              <w:rPr>
+                <w:rFonts w:ascii="Courier New" w:hAnsi="Courier New" w:cs="Courier New"/>
+                <w:sz w:val="14"/>
+                <w:highlight w:val="yellow"/>
+              </w:rPr>
+            </w:pPr>
+          </w:p>
+        </w:tc>
+        <w:tc>
+          <w:tcPr>
+            <w:tcW w:w="6805" w:type="dxa"/>
+          </w:tcPr>
+          <w:p>
+            <w:pPr>
+              <w:pStyle w:val="NoSpacing"/>
+              <w:rPr>
+                <w:rFonts w:ascii="Courier New" w:hAnsi="Courier New" w:cs="Courier New"/>
+                <w:sz w:val="14"/>
+                <w:highlight w:val="yellow"/>
+              </w:rPr>
+            </w:pPr>
+          </w:p>
+        </w:tc>
+      </w:tr>
+      <w:tr>
+        <w:tc>
+          <w:tcPr>
+            <w:tcW w:w="2437" w:type="dxa"/>
+          </w:tcPr>
+          <w:p>
+            <w:pPr>
+              <w:pStyle w:val="NoSpacing"/>
+              <w:rPr>
+                <w:rFonts w:ascii="Courier New" w:hAnsi="Courier New" w:cs="Courier New"/>
+                <w:sz w:val="14"/>
+                <w:highlight w:val="yellow"/>
+              </w:rPr>
+            </w:pPr>
+            <w:r>
+              <w:rPr>
+                <w:rFonts w:ascii="Courier New" w:hAnsi="Courier New" w:cs="Courier New"/>
+                <w:sz w:val="14"/>
+                <w:highlight w:val="yellow"/>
+              </w:rPr>
+              <w:t>NYTD_DEPR</w:t>
+            </w:r>
+          </w:p>
+        </w:tc>
+        <w:tc>
+          <w:tcPr>
+            <w:tcW w:w="6805" w:type="dxa"/>
+          </w:tcPr>
+          <w:p>
+            <w:pPr>
+              <w:pStyle w:val="NoSpacing"/>
+              <w:rPr>
+                <w:rFonts w:ascii="Courier New" w:hAnsi="Courier New" w:cs="Courier New"/>
+                <w:sz w:val="14"/>
+                <w:highlight w:val="yellow"/>
+              </w:rPr>
+            </w:pPr>
+            <w:r>
+              <w:rPr>
+                <w:rFonts w:ascii="Courier New" w:hAnsi="Courier New" w:cs="Courier New"/>
+                <w:sz w:val="14"/>
+                <w:highlight w:val="yellow"/>
+              </w:rPr>
+              <w:t>YTD Depreciation</w:t>
+            </w:r>
+            <w:r>
+              <w:rPr>
+                <w:rFonts w:ascii="Courier New" w:hAnsi="Courier New" w:cs="Courier New"/>
+                <w:sz w:val="14"/>
+                <w:highlight w:val="yellow"/>
+              </w:rPr>
+              <w:t xml:space="preserve"> in Original Currency</w:t>
+            </w:r>
+          </w:p>
+        </w:tc>
+      </w:tr>
+      <w:tr>
+        <w:tc>
+          <w:tcPr>
+            <w:tcW w:w="2437" w:type="dxa"/>
+          </w:tcPr>
+          <w:p>
+            <w:pPr>
+              <w:pStyle w:val="NoSpacing"/>
+              <w:rPr>
+                <w:rFonts w:ascii="Courier New" w:hAnsi="Courier New" w:cs="Courier New"/>
+                <w:sz w:val="14"/>
+                <w:highlight w:val="yellow"/>
+              </w:rPr>
+            </w:pPr>
+            <w:r>
+              <w:rPr>
+                <w:rFonts w:ascii="Courier New" w:hAnsi="Courier New" w:cs="Courier New"/>
+                <w:sz w:val="14"/>
+                <w:highlight w:val="yellow"/>
+              </w:rPr>
+              <w:lastRenderedPageBreak/>
+              <w:t>NLYTD_DEPR</w:t>
+            </w:r>
+          </w:p>
+        </w:tc>
+        <w:tc>
+          <w:tcPr>
+            <w:tcW w:w="6805" w:type="dxa"/>
+          </w:tcPr>
+          <w:p>
+            <w:pPr>
+              <w:pStyle w:val="NoSpacing"/>
+              <w:rPr>
+                <w:rFonts w:ascii="Courier New" w:hAnsi="Courier New" w:cs="Courier New"/>
+                <w:sz w:val="14"/>
+                <w:highlight w:val="yellow"/>
+              </w:rPr>
+            </w:pPr>
+            <w:r>
+              <w:rPr>
+                <w:rFonts w:ascii="Courier New" w:hAnsi="Courier New" w:cs="Courier New"/>
+                <w:sz w:val="14"/>
+                <w:highlight w:val="yellow"/>
+              </w:rPr>
+              <w:t>YTD Depreciation</w:t>
+            </w:r>
+            <w:r>
+              <w:rPr>
+                <w:rFonts w:ascii="Courier New" w:hAnsi="Courier New" w:cs="Courier New"/>
+                <w:sz w:val="14"/>
+                <w:highlight w:val="yellow"/>
+              </w:rPr>
+              <w:t xml:space="preserve"> in Local Currency</w:t>
+            </w:r>
+          </w:p>
+        </w:tc>
+      </w:tr>
+      <w:tr>
+        <w:tc>
+          <w:tcPr>
+            <w:tcW w:w="2437" w:type="dxa"/>
+          </w:tcPr>
+          <w:p>
+            <w:pPr>
+              <w:pStyle w:val="NoSpacing"/>
+              <w:rPr>
+                <w:rFonts w:ascii="Courier New" w:hAnsi="Courier New" w:cs="Courier New"/>
+                <w:sz w:val="14"/>
+                <w:highlight w:val="yellow"/>
+              </w:rPr>
+            </w:pPr>
+            <w:r>
+              <w:rPr>
+                <w:rFonts w:ascii="Courier New" w:hAnsi="Courier New" w:cs="Courier New"/>
+                <w:sz w:val="14"/>
+                <w:highlight w:val="yellow"/>
+              </w:rPr>
+              <w:t>NBYTD_DEPR</w:t>
+            </w:r>
+          </w:p>
+        </w:tc>
+        <w:tc>
+          <w:tcPr>
+            <w:tcW w:w="6805" w:type="dxa"/>
+          </w:tcPr>
+          <w:p>
+            <w:pPr>
+              <w:pStyle w:val="NoSpacing"/>
+              <w:rPr>
+                <w:rFonts w:ascii="Courier New" w:hAnsi="Courier New" w:cs="Courier New"/>
+                <w:sz w:val="14"/>
+                <w:highlight w:val="yellow"/>
+              </w:rPr>
+            </w:pPr>
+            <w:r>
+              <w:rPr>
+                <w:rFonts w:ascii="Courier New" w:hAnsi="Courier New" w:cs="Courier New"/>
+                <w:sz w:val="14"/>
+                <w:highlight w:val="yellow"/>
+              </w:rPr>
+              <w:t>YTD Depreciation</w:t>
+            </w:r>
+            <w:r>
+              <w:rPr>
+                <w:rFonts w:ascii="Courier New" w:hAnsi="Courier New" w:cs="Courier New"/>
+                <w:sz w:val="14"/>
+                <w:highlight w:val="yellow"/>
+              </w:rPr>
+              <w:t xml:space="preserve"> in Base Currency</w:t>
+            </w:r>
+          </w:p>
+        </w:tc>
+      </w:tr>
+      <w:tr>
+        <w:tc>
+          <w:tcPr>
+            <w:tcW w:w="2437" w:type="dxa"/>
+          </w:tcPr>
+          <w:p>
+            <w:pPr>
+              <w:pStyle w:val="NoSpacing"/>
+              <w:rPr>
+                <w:rFonts w:ascii="Courier New" w:hAnsi="Courier New" w:cs="Courier New"/>
+                <w:sz w:val="14"/>
+                <w:highlight w:val="yellow"/>
+              </w:rPr>
+            </w:pPr>
+          </w:p>
+        </w:tc>
+        <w:tc>
+          <w:tcPr>
+            <w:tcW w:w="6805" w:type="dxa"/>
+          </w:tcPr>
+          <w:p>
+            <w:pPr>
+              <w:pStyle w:val="NoSpacing"/>
+              <w:rPr>
+                <w:rFonts w:ascii="Courier New" w:hAnsi="Courier New" w:cs="Courier New"/>
+                <w:sz w:val="14"/>
+                <w:highlight w:val="yellow"/>
+              </w:rPr>
+            </w:pPr>
+          </w:p>
+        </w:tc>
+      </w:tr>
+      <w:tr>
+        <w:tc>
+          <w:tcPr>
+            <w:tcW w:w="2437" w:type="dxa"/>
+          </w:tcPr>
+          <w:p>
+            <w:pPr>
+              <w:pStyle w:val="NoSpacing"/>
+              <w:rPr>
+                <w:rFonts w:ascii="Courier New" w:hAnsi="Courier New" w:cs="Courier New"/>
+                <w:sz w:val="14"/>
+                <w:highlight w:val="yellow"/>
+              </w:rPr>
+            </w:pPr>
+            <w:r>
+              <w:rPr>
+                <w:rFonts w:ascii="Courier New" w:hAnsi="Courier New" w:cs="Courier New"/>
+                <w:sz w:val="14"/>
+                <w:highlight w:val="yellow"/>
+              </w:rPr>
+              <w:t>NBEG_BOOK_VALUE</w:t>
+            </w:r>
+          </w:p>
+        </w:tc>
+        <w:tc>
+          <w:tcPr>
+            <w:tcW w:w="6805" w:type="dxa"/>
+          </w:tcPr>
+          <w:p>
+            <w:pPr>
+              <w:pStyle w:val="NoSpacing"/>
+              <w:rPr>
+                <w:rFonts w:ascii="Courier New" w:hAnsi="Courier New" w:cs="Courier New"/>
+                <w:sz w:val="14"/>
+                <w:highlight w:val="yellow"/>
+              </w:rPr>
+            </w:pPr>
+            <w:r>
+              <w:rPr>
+                <w:rFonts w:ascii="Courier New" w:hAnsi="Courier New" w:cs="Courier New"/>
+                <w:sz w:val="14"/>
+                <w:highlight w:val="yellow"/>
+              </w:rPr>
+              <w:t>Beginning Book Value</w:t>
+            </w:r>
+            <w:r>
+              <w:rPr>
+                <w:rFonts w:ascii="Courier New" w:hAnsi="Courier New" w:cs="Courier New"/>
+                <w:sz w:val="14"/>
+                <w:highlight w:val="yellow"/>
+              </w:rPr>
+              <w:t xml:space="preserve"> in Original Currency</w:t>
+            </w:r>
+          </w:p>
+        </w:tc>
+      </w:tr>
+      <w:tr>
+        <w:tc>
+          <w:tcPr>
+            <w:tcW w:w="2437" w:type="dxa"/>
+          </w:tcPr>
+          <w:p>
+            <w:pPr>
+              <w:pStyle w:val="NoSpacing"/>
+              <w:rPr>
+                <w:rFonts w:ascii="Courier New" w:hAnsi="Courier New" w:cs="Courier New"/>
+                <w:sz w:val="14"/>
+                <w:highlight w:val="yellow"/>
+              </w:rPr>
+            </w:pPr>
+            <w:r>
+              <w:rPr>
+                <w:rFonts w:ascii="Courier New" w:hAnsi="Courier New" w:cs="Courier New"/>
+                <w:sz w:val="14"/>
+                <w:highlight w:val="yellow"/>
+              </w:rPr>
+              <w:t>NLBEG_BOOK_VALUE</w:t>
+            </w:r>
+          </w:p>
+        </w:tc>
+        <w:tc>
+          <w:tcPr>
+            <w:tcW w:w="6805" w:type="dxa"/>
+          </w:tcPr>
+          <w:p>
+            <w:pPr>
+              <w:pStyle w:val="NoSpacing"/>
+              <w:rPr>
+                <w:rFonts w:ascii="Courier New" w:hAnsi="Courier New" w:cs="Courier New"/>
+                <w:sz w:val="14"/>
+                <w:highlight w:val="yellow"/>
+              </w:rPr>
+            </w:pPr>
+            <w:r>
+              <w:rPr>
+                <w:rFonts w:ascii="Courier New" w:hAnsi="Courier New" w:cs="Courier New"/>
+                <w:sz w:val="14"/>
+                <w:highlight w:val="yellow"/>
+              </w:rPr>
+              <w:t>Beginning Book Value</w:t>
+            </w:r>
+            <w:r>
+              <w:rPr>
+                <w:rFonts w:ascii="Courier New" w:hAnsi="Courier New" w:cs="Courier New"/>
+                <w:sz w:val="14"/>
+                <w:highlight w:val="yellow"/>
+              </w:rPr>
+              <w:t xml:space="preserve"> in Local Currency</w:t>
+            </w:r>
+          </w:p>
+        </w:tc>
+      </w:tr>
+      <w:tr>
+        <w:tc>
+          <w:tcPr>
+            <w:tcW w:w="2437" w:type="dxa"/>
+          </w:tcPr>
+          <w:p>
+            <w:pPr>
+              <w:pStyle w:val="NoSpacing"/>
+              <w:rPr>
+                <w:rFonts w:ascii="Courier New" w:hAnsi="Courier New" w:cs="Courier New"/>
+                <w:sz w:val="14"/>
+                <w:highlight w:val="yellow"/>
+              </w:rPr>
+            </w:pPr>
+            <w:r>
+              <w:rPr>
+                <w:rFonts w:ascii="Courier New" w:hAnsi="Courier New" w:cs="Courier New"/>
+                <w:sz w:val="14"/>
+                <w:highlight w:val="yellow"/>
+              </w:rPr>
+              <w:t>NBBEG_BOOK_VALUE</w:t>
+            </w:r>
+          </w:p>
+        </w:tc>
+        <w:tc>
+          <w:tcPr>
+            <w:tcW w:w="6805" w:type="dxa"/>
+          </w:tcPr>
+          <w:p>
+            <w:pPr>
+              <w:pStyle w:val="NoSpacing"/>
+              <w:rPr>
+                <w:rFonts w:ascii="Courier New" w:hAnsi="Courier New" w:cs="Courier New"/>
+                <w:sz w:val="14"/>
+                <w:highlight w:val="yellow"/>
+              </w:rPr>
+            </w:pPr>
+            <w:r>
+              <w:rPr>
+                <w:rFonts w:ascii="Courier New" w:hAnsi="Courier New" w:cs="Courier New"/>
+                <w:sz w:val="14"/>
+                <w:highlight w:val="yellow"/>
+              </w:rPr>
+              <w:t>Beginning Book Value</w:t>
+            </w:r>
+            <w:r>
+              <w:rPr>
+                <w:rFonts w:ascii="Courier New" w:hAnsi="Courier New" w:cs="Courier New"/>
+                <w:sz w:val="14"/>
+                <w:highlight w:val="yellow"/>
+              </w:rPr>
+              <w:t xml:space="preserve"> in Base Currency</w:t>
+            </w:r>
+          </w:p>
+        </w:tc>
+      </w:tr>
+      <w:tr>
+        <w:tc>
+          <w:tcPr>
+            <w:tcW w:w="2437" w:type="dxa"/>
+          </w:tcPr>
+          <w:p>
+            <w:pPr>
+              <w:pStyle w:val="NoSpacing"/>
+              <w:rPr>
+                <w:rFonts w:ascii="Courier New" w:hAnsi="Courier New" w:cs="Courier New"/>
+                <w:sz w:val="14"/>
+                <w:highlight w:val="yellow"/>
+              </w:rPr>
+            </w:pPr>
+          </w:p>
+        </w:tc>
+        <w:tc>
+          <w:tcPr>
+            <w:tcW w:w="6805" w:type="dxa"/>
+          </w:tcPr>
+          <w:p>
+            <w:pPr>
+              <w:pStyle w:val="NoSpacing"/>
+              <w:rPr>
+                <w:rFonts w:ascii="Courier New" w:hAnsi="Courier New" w:cs="Courier New"/>
+                <w:sz w:val="14"/>
+                <w:highlight w:val="yellow"/>
+              </w:rPr>
+            </w:pPr>
+          </w:p>
+        </w:tc>
+      </w:tr>
+      <w:tr>
+        <w:tc>
+          <w:tcPr>
+            <w:tcW w:w="2437" w:type="dxa"/>
+          </w:tcPr>
+          <w:p>
+            <w:pPr>
+              <w:pStyle w:val="NoSpacing"/>
+              <w:rPr>
+                <w:rFonts w:ascii="Courier New" w:hAnsi="Courier New" w:cs="Courier New"/>
+                <w:sz w:val="14"/>
+                <w:highlight w:val="yellow"/>
+              </w:rPr>
+            </w:pPr>
+            <w:r>
+              <w:rPr>
+                <w:rFonts w:ascii="Courier New" w:hAnsi="Courier New" w:cs="Courier New"/>
+                <w:sz w:val="14"/>
+                <w:highlight w:val="yellow"/>
+              </w:rPr>
+              <w:t>NBEGINNING</w:t>
+            </w:r>
+          </w:p>
+        </w:tc>
+        <w:tc>
+          <w:tcPr>
+            <w:tcW w:w="6805" w:type="dxa"/>
+          </w:tcPr>
+          <w:p>
+            <w:pPr>
+              <w:pStyle w:val="NoSpacing"/>
+              <w:rPr>
+                <w:rFonts w:ascii="Courier New" w:hAnsi="Courier New" w:cs="Courier New"/>
+                <w:sz w:val="14"/>
+                <w:highlight w:val="yellow"/>
+              </w:rPr>
+            </w:pPr>
+            <w:r>
+              <w:rPr>
+                <w:rFonts w:ascii="Courier New" w:hAnsi="Courier New" w:cs="Courier New"/>
+                <w:sz w:val="14"/>
+                <w:highlight w:val="yellow"/>
+              </w:rPr>
+              <w:t>Beginning Value</w:t>
+            </w:r>
+            <w:r>
+              <w:rPr>
+                <w:rFonts w:ascii="Courier New" w:hAnsi="Courier New" w:cs="Courier New"/>
+                <w:sz w:val="14"/>
+                <w:highlight w:val="yellow"/>
+              </w:rPr>
+              <w:t xml:space="preserve"> in Original Currency</w:t>
+            </w:r>
+          </w:p>
+        </w:tc>
+      </w:tr>
+      <w:tr>
+        <w:tc>
+          <w:tcPr>
+            <w:tcW w:w="2437" w:type="dxa"/>
+          </w:tcPr>
+          <w:p>
+            <w:pPr>
+              <w:pStyle w:val="NoSpacing"/>
+              <w:rPr>
+                <w:rFonts w:ascii="Courier New" w:hAnsi="Courier New" w:cs="Courier New"/>
+                <w:sz w:val="14"/>
+                <w:highlight w:val="yellow"/>
+              </w:rPr>
+            </w:pPr>
+            <w:r>
+              <w:rPr>
+                <w:rFonts w:ascii="Courier New" w:hAnsi="Courier New" w:cs="Courier New"/>
+                <w:sz w:val="14"/>
+                <w:highlight w:val="yellow"/>
+              </w:rPr>
+              <w:t>NLBEGINNING</w:t>
+            </w:r>
+          </w:p>
+        </w:tc>
+        <w:tc>
+          <w:tcPr>
+            <w:tcW w:w="6805" w:type="dxa"/>
+          </w:tcPr>
+          <w:p>
+            <w:pPr>
+              <w:pStyle w:val="NoSpacing"/>
+              <w:rPr>
+                <w:rFonts w:ascii="Courier New" w:hAnsi="Courier New" w:cs="Courier New"/>
+                <w:sz w:val="14"/>
+                <w:highlight w:val="yellow"/>
+              </w:rPr>
+            </w:pPr>
+            <w:r>
+              <w:rPr>
+                <w:rFonts w:ascii="Courier New" w:hAnsi="Courier New" w:cs="Courier New"/>
+                <w:sz w:val="14"/>
+                <w:highlight w:val="yellow"/>
+              </w:rPr>
+              <w:t>Beginning Value</w:t>
+            </w:r>
+            <w:r>
+              <w:rPr>
+                <w:rFonts w:ascii="Courier New" w:hAnsi="Courier New" w:cs="Courier New"/>
+                <w:sz w:val="14"/>
+                <w:highlight w:val="yellow"/>
+              </w:rPr>
+              <w:t xml:space="preserve"> in Local Currency</w:t>
+            </w:r>
+          </w:p>
+        </w:tc>
+      </w:tr>
+      <w:tr>
+        <w:tc>
+          <w:tcPr>
+            <w:tcW w:w="2437" w:type="dxa"/>
+          </w:tcPr>
+          <w:p>
+            <w:pPr>
+              <w:pStyle w:val="NoSpacing"/>
+              <w:rPr>
+                <w:rFonts w:ascii="Courier New" w:hAnsi="Courier New" w:cs="Courier New"/>
+                <w:sz w:val="14"/>
+                <w:highlight w:val="yellow"/>
+              </w:rPr>
+            </w:pPr>
+            <w:r>
+              <w:rPr>
+                <w:rFonts w:ascii="Courier New" w:hAnsi="Courier New" w:cs="Courier New"/>
+                <w:sz w:val="14"/>
+                <w:highlight w:val="yellow"/>
+              </w:rPr>
+              <w:t>NBBEGINNING</w:t>
+            </w:r>
+          </w:p>
+        </w:tc>
+        <w:tc>
+          <w:tcPr>
+            <w:tcW w:w="6805" w:type="dxa"/>
+          </w:tcPr>
+          <w:p>
+            <w:pPr>
+              <w:pStyle w:val="NoSpacing"/>
+              <w:rPr>
+                <w:rFonts w:ascii="Courier New" w:hAnsi="Courier New" w:cs="Courier New"/>
+                <w:sz w:val="14"/>
+                <w:highlight w:val="yellow"/>
+              </w:rPr>
+            </w:pPr>
+            <w:r>
+              <w:rPr>
+                <w:rFonts w:ascii="Courier New" w:hAnsi="Courier New" w:cs="Courier New"/>
+                <w:sz w:val="14"/>
+                <w:highlight w:val="yellow"/>
+              </w:rPr>
+              <w:t>Beginning Value</w:t>
+            </w:r>
+            <w:r>
+              <w:rPr>
+                <w:rFonts w:ascii="Courier New" w:hAnsi="Courier New" w:cs="Courier New"/>
+                <w:sz w:val="14"/>
+                <w:highlight w:val="yellow"/>
+              </w:rPr>
+              <w:t xml:space="preserve"> in Base Currency</w:t>
+            </w:r>
+          </w:p>
+        </w:tc>
+      </w:tr>
+      <w:tr>
+        <w:tc>
+          <w:tcPr>
+            <w:tcW w:w="2437" w:type="dxa"/>
+          </w:tcPr>
+          <w:p>
+            <w:pPr>
+              <w:pStyle w:val="NoSpacing"/>
+              <w:rPr>
+                <w:rFonts w:ascii="Courier New" w:hAnsi="Courier New" w:cs="Courier New"/>
+                <w:sz w:val="14"/>
+                <w:highlight w:val="yellow"/>
+              </w:rPr>
+            </w:pPr>
+          </w:p>
+        </w:tc>
+        <w:tc>
+          <w:tcPr>
+            <w:tcW w:w="6805" w:type="dxa"/>
+          </w:tcPr>
+          <w:p>
+            <w:pPr>
+              <w:pStyle w:val="NoSpacing"/>
+              <w:rPr>
+                <w:rFonts w:ascii="Courier New" w:hAnsi="Courier New" w:cs="Courier New"/>
+                <w:sz w:val="14"/>
+                <w:highlight w:val="yellow"/>
+              </w:rPr>
+            </w:pPr>
+          </w:p>
+        </w:tc>
+      </w:tr>
+      <w:tr>
+        <w:tc>
+          <w:tcPr>
+            <w:tcW w:w="2437" w:type="dxa"/>
+          </w:tcPr>
+          <w:p>
+            <w:pPr>
+              <w:pStyle w:val="NoSpacing"/>
+              <w:rPr>
+                <w:rFonts w:ascii="Courier New" w:hAnsi="Courier New" w:cs="Courier New"/>
+                <w:sz w:val="14"/>
+                <w:highlight w:val="yellow"/>
+              </w:rPr>
+            </w:pPr>
+            <w:r>
+              <w:rPr>
+                <w:rFonts w:ascii="Courier New" w:hAnsi="Courier New" w:cs="Courier New"/>
+                <w:sz w:val="14"/>
+                <w:highlight w:val="yellow"/>
+              </w:rPr>
+              <w:t>NADDITION</w:t>
+            </w:r>
+          </w:p>
+        </w:tc>
+        <w:tc>
+          <w:tcPr>
+            <w:tcW w:w="6805" w:type="dxa"/>
+          </w:tcPr>
+          <w:p>
+            <w:pPr>
+              <w:pStyle w:val="NoSpacing"/>
+              <w:rPr>
+                <w:rFonts w:ascii="Courier New" w:hAnsi="Courier New" w:cs="Courier New"/>
+                <w:sz w:val="14"/>
+                <w:highlight w:val="yellow"/>
+              </w:rPr>
+            </w:pPr>
+            <w:r>
+              <w:rPr>
+                <w:rFonts w:ascii="Courier New" w:hAnsi="Courier New" w:cs="Courier New"/>
+                <w:sz w:val="14"/>
+                <w:highlight w:val="yellow"/>
+              </w:rPr>
+              <w:t>Addition</w:t>
+            </w:r>
+            <w:r>
+              <w:rPr>
+                <w:rFonts w:ascii="Courier New" w:hAnsi="Courier New" w:cs="Courier New"/>
+                <w:sz w:val="14"/>
+                <w:highlight w:val="yellow"/>
+              </w:rPr>
+              <w:t xml:space="preserve"> in Original Currency</w:t>
+            </w:r>
+          </w:p>
+        </w:tc>
+      </w:tr>
+      <w:tr>
+        <w:tc>
+          <w:tcPr>
+            <w:tcW w:w="2437" w:type="dxa"/>
+          </w:tcPr>
+          <w:p>
+            <w:pPr>
+              <w:pStyle w:val="NoSpacing"/>
+              <w:rPr>
+                <w:rFonts w:ascii="Courier New" w:hAnsi="Courier New" w:cs="Courier New"/>
+                <w:sz w:val="14"/>
+                <w:highlight w:val="yellow"/>
+              </w:rPr>
+            </w:pPr>
+            <w:r>
+              <w:rPr>
+                <w:rFonts w:ascii="Courier New" w:hAnsi="Courier New" w:cs="Courier New"/>
+                <w:sz w:val="14"/>
+                <w:highlight w:val="yellow"/>
+              </w:rPr>
+              <w:t>NLADDITION</w:t>
+            </w:r>
+          </w:p>
+        </w:tc>
+        <w:tc>
+          <w:tcPr>
+            <w:tcW w:w="6805" w:type="dxa"/>
+          </w:tcPr>
+          <w:p>
+            <w:pPr>
+              <w:pStyle w:val="NoSpacing"/>
+              <w:rPr>
+                <w:rFonts w:ascii="Courier New" w:hAnsi="Courier New" w:cs="Courier New"/>
+                <w:sz w:val="14"/>
+                <w:highlight w:val="yellow"/>
+              </w:rPr>
+            </w:pPr>
+            <w:r>
+              <w:rPr>
+                <w:rFonts w:ascii="Courier New" w:hAnsi="Courier New" w:cs="Courier New"/>
+                <w:sz w:val="14"/>
+                <w:highlight w:val="yellow"/>
+              </w:rPr>
+              <w:t>Addition</w:t>
+            </w:r>
+            <w:r>
+              <w:rPr>
+                <w:rFonts w:ascii="Courier New" w:hAnsi="Courier New" w:cs="Courier New"/>
+                <w:sz w:val="14"/>
+                <w:highlight w:val="yellow"/>
+              </w:rPr>
+              <w:t xml:space="preserve"> </w:t>
+            </w:r>
+            <w:proofErr w:type="gramStart"/>
+            <w:r>
+              <w:rPr>
+                <w:rFonts w:ascii="Courier New" w:hAnsi="Courier New" w:cs="Courier New"/>
+                <w:sz w:val="14"/>
+                <w:highlight w:val="yellow"/>
+              </w:rPr>
+              <w:t>in</w:t>
+            </w:r>
+            <w:proofErr w:type="gramEnd"/>
+            <w:r>
+              <w:rPr>
+                <w:rFonts w:ascii="Courier New" w:hAnsi="Courier New" w:cs="Courier New"/>
+                <w:sz w:val="14"/>
+                <w:highlight w:val="yellow"/>
+              </w:rPr>
+              <w:t xml:space="preserve"> Local Currency</w:t>
+            </w:r>
+          </w:p>
+        </w:tc>
+      </w:tr>
+      <w:tr>
+        <w:tc>
+          <w:tcPr>
+            <w:tcW w:w="2437" w:type="dxa"/>
+          </w:tcPr>
+          <w:p>
+            <w:pPr>
+              <w:pStyle w:val="NoSpacing"/>
+              <w:rPr>
+                <w:rFonts w:ascii="Courier New" w:hAnsi="Courier New" w:cs="Courier New"/>
+                <w:sz w:val="14"/>
+                <w:highlight w:val="yellow"/>
+              </w:rPr>
+            </w:pPr>
+            <w:r>
+              <w:rPr>
+                <w:rFonts w:ascii="Courier New" w:hAnsi="Courier New" w:cs="Courier New"/>
+                <w:sz w:val="14"/>
+                <w:highlight w:val="yellow"/>
+              </w:rPr>
+              <w:t>NBADDITION</w:t>
+            </w:r>
+          </w:p>
+        </w:tc>
+        <w:tc>
+          <w:tcPr>
+            <w:tcW w:w="6805" w:type="dxa"/>
+          </w:tcPr>
+          <w:p>
+            <w:pPr>
+              <w:pStyle w:val="NoSpacing"/>
+              <w:rPr>
+                <w:rFonts w:ascii="Courier New" w:hAnsi="Courier New" w:cs="Courier New"/>
+                <w:sz w:val="14"/>
+                <w:highlight w:val="yellow"/>
+              </w:rPr>
+            </w:pPr>
+            <w:r>
+              <w:rPr>
+                <w:rFonts w:ascii="Courier New" w:hAnsi="Courier New" w:cs="Courier New"/>
+                <w:sz w:val="14"/>
+                <w:highlight w:val="yellow"/>
+              </w:rPr>
+              <w:t>Addition</w:t>
+            </w:r>
+            <w:r>
+              <w:rPr>
+                <w:rFonts w:ascii="Courier New" w:hAnsi="Courier New" w:cs="Courier New"/>
+                <w:sz w:val="14"/>
+                <w:highlight w:val="yellow"/>
+              </w:rPr>
+              <w:t xml:space="preserve"> in Base Currency</w:t>
+            </w:r>
+          </w:p>
+        </w:tc>
+      </w:tr>
+      <w:tr>
+        <w:tc>
+          <w:tcPr>
+            <w:tcW w:w="2437" w:type="dxa"/>
+          </w:tcPr>
+          <w:p>
+            <w:pPr>
+              <w:pStyle w:val="NoSpacing"/>
+              <w:rPr>
+                <w:rFonts w:ascii="Courier New" w:hAnsi="Courier New" w:cs="Courier New"/>
+                <w:sz w:val="14"/>
+                <w:highlight w:val="yellow"/>
+              </w:rPr>
+            </w:pPr>
+          </w:p>
+        </w:tc>
+        <w:tc>
+          <w:tcPr>
+            <w:tcW w:w="6805" w:type="dxa"/>
+          </w:tcPr>
+          <w:p>
+            <w:pPr>
+              <w:pStyle w:val="NoSpacing"/>
+              <w:rPr>
+                <w:rFonts w:ascii="Courier New" w:hAnsi="Courier New" w:cs="Courier New"/>
+                <w:sz w:val="14"/>
+                <w:highlight w:val="yellow"/>
+              </w:rPr>
+            </w:pPr>
+          </w:p>
+        </w:tc>
+      </w:tr>
+      <w:tr>
+        <w:tc>
+          <w:tcPr>
+            <w:tcW w:w="2437" w:type="dxa"/>
+          </w:tcPr>
+          <w:p>
+            <w:pPr>
+              <w:pStyle w:val="NoSpacing"/>
+              <w:rPr>
+                <w:rFonts w:ascii="Courier New" w:hAnsi="Courier New" w:cs="Courier New"/>
+                <w:sz w:val="14"/>
+                <w:highlight w:val="yellow"/>
+              </w:rPr>
+            </w:pPr>
+            <w:r>
+              <w:rPr>
+                <w:rFonts w:ascii="Courier New" w:hAnsi="Courier New" w:cs="Courier New"/>
+                <w:sz w:val="14"/>
+                <w:highlight w:val="yellow"/>
+              </w:rPr>
+              <w:t>NDEDUCTION</w:t>
+            </w:r>
+          </w:p>
+        </w:tc>
+        <w:tc>
+          <w:tcPr>
+            <w:tcW w:w="6805" w:type="dxa"/>
+          </w:tcPr>
+          <w:p>
+            <w:pPr>
+              <w:pStyle w:val="NoSpacing"/>
+              <w:rPr>
+                <w:rFonts w:ascii="Courier New" w:hAnsi="Courier New" w:cs="Courier New"/>
+                <w:sz w:val="14"/>
+                <w:highlight w:val="yellow"/>
+              </w:rPr>
+            </w:pPr>
+            <w:r>
+              <w:rPr>
+                <w:rFonts w:ascii="Courier New" w:hAnsi="Courier New" w:cs="Courier New"/>
+                <w:sz w:val="14"/>
+                <w:highlight w:val="yellow"/>
+              </w:rPr>
+              <w:t>Deduction</w:t>
+            </w:r>
+            <w:r>
+              <w:rPr>
+                <w:rFonts w:ascii="Courier New" w:hAnsi="Courier New" w:cs="Courier New"/>
+                <w:sz w:val="14"/>
+                <w:highlight w:val="yellow"/>
+              </w:rPr>
+              <w:t xml:space="preserve"> in Original Currency</w:t>
+            </w:r>
+          </w:p>
+        </w:tc>
+      </w:tr>
+      <w:tr>
+        <w:tc>
+          <w:tcPr>
+            <w:tcW w:w="2437" w:type="dxa"/>
+          </w:tcPr>
+          <w:p>
+            <w:pPr>
+              <w:pStyle w:val="NoSpacing"/>
+              <w:rPr>
+                <w:rFonts w:ascii="Courier New" w:hAnsi="Courier New" w:cs="Courier New"/>
+                <w:sz w:val="14"/>
+                <w:highlight w:val="yellow"/>
+              </w:rPr>
+            </w:pPr>
+            <w:r>
+              <w:rPr>
+                <w:rFonts w:ascii="Courier New" w:hAnsi="Courier New" w:cs="Courier New"/>
+                <w:sz w:val="14"/>
+                <w:highlight w:val="yellow"/>
+              </w:rPr>
+              <w:t>NLDEDUCTION</w:t>
+            </w:r>
+          </w:p>
+        </w:tc>
+        <w:tc>
+          <w:tcPr>
+            <w:tcW w:w="6805" w:type="dxa"/>
+          </w:tcPr>
+          <w:p>
+            <w:pPr>
+              <w:pStyle w:val="NoSpacing"/>
+              <w:rPr>
+                <w:rFonts w:ascii="Courier New" w:hAnsi="Courier New" w:cs="Courier New"/>
+                <w:sz w:val="14"/>
+                <w:highlight w:val="yellow"/>
+              </w:rPr>
+            </w:pPr>
+            <w:r>
+              <w:rPr>
+                <w:rFonts w:ascii="Courier New" w:hAnsi="Courier New" w:cs="Courier New"/>
+                <w:sz w:val="14"/>
+                <w:highlight w:val="yellow"/>
+              </w:rPr>
+              <w:t>Deduction</w:t>
+            </w:r>
+            <w:r>
+              <w:rPr>
+                <w:rFonts w:ascii="Courier New" w:hAnsi="Courier New" w:cs="Courier New"/>
+                <w:sz w:val="14"/>
+                <w:highlight w:val="yellow"/>
+              </w:rPr>
+              <w:t xml:space="preserve"> in Local Currency</w:t>
+            </w:r>
+          </w:p>
+        </w:tc>
+      </w:tr>
+      <w:tr>
+        <w:tc>
+          <w:tcPr>
+            <w:tcW w:w="2437" w:type="dxa"/>
+          </w:tcPr>
+          <w:p>
+            <w:pPr>
+              <w:pStyle w:val="NoSpacing"/>
+              <w:rPr>
+                <w:rFonts w:ascii="Courier New" w:hAnsi="Courier New" w:cs="Courier New"/>
+                <w:sz w:val="14"/>
+                <w:highlight w:val="yellow"/>
+              </w:rPr>
+            </w:pPr>
+            <w:r>
+              <w:rPr>
+                <w:rFonts w:ascii="Courier New" w:hAnsi="Courier New" w:cs="Courier New"/>
+                <w:sz w:val="14"/>
+                <w:highlight w:val="yellow"/>
+              </w:rPr>
+              <w:t>NBDEDUCTION</w:t>
+            </w:r>
+          </w:p>
+        </w:tc>
+        <w:tc>
+          <w:tcPr>
+            <w:tcW w:w="6805" w:type="dxa"/>
+          </w:tcPr>
+          <w:p>
+            <w:pPr>
+              <w:pStyle w:val="NoSpacing"/>
+              <w:rPr>
+                <w:rFonts w:ascii="Courier New" w:hAnsi="Courier New" w:cs="Courier New"/>
+                <w:sz w:val="14"/>
+                <w:highlight w:val="yellow"/>
+              </w:rPr>
+            </w:pPr>
+            <w:r>
+              <w:rPr>
+                <w:rFonts w:ascii="Courier New" w:hAnsi="Courier New" w:cs="Courier New"/>
+                <w:sz w:val="14"/>
+                <w:highlight w:val="yellow"/>
+              </w:rPr>
+              <w:t>Deduction</w:t>
+            </w:r>
+            <w:r>
+              <w:rPr>
+                <w:rFonts w:ascii="Courier New" w:hAnsi="Courier New" w:cs="Courier New"/>
+                <w:sz w:val="14"/>
+                <w:highlight w:val="yellow"/>
+              </w:rPr>
+              <w:t xml:space="preserve"> in Base Currency</w:t>
+            </w:r>
+          </w:p>
+        </w:tc>
+      </w:tr>
+      <w:tr>
+        <w:tc>
+          <w:tcPr>
+            <w:tcW w:w="2437" w:type="dxa"/>
+          </w:tcPr>
+          <w:p>
+            <w:pPr>
+              <w:pStyle w:val="NoSpacing"/>
+              <w:rPr>
+                <w:rFonts w:ascii="Courier New" w:hAnsi="Courier New" w:cs="Courier New"/>
+                <w:sz w:val="14"/>
+                <w:highlight w:val="yellow"/>
+              </w:rPr>
+            </w:pPr>
+          </w:p>
+        </w:tc>
+        <w:tc>
+          <w:tcPr>
+            <w:tcW w:w="6805" w:type="dxa"/>
+          </w:tcPr>
+          <w:p>
+            <w:pPr>
+              <w:pStyle w:val="NoSpacing"/>
+              <w:rPr>
+                <w:rFonts w:ascii="Courier New" w:hAnsi="Courier New" w:cs="Courier New"/>
+                <w:sz w:val="14"/>
+                <w:highlight w:val="yellow"/>
+              </w:rPr>
+            </w:pPr>
+          </w:p>
+        </w:tc>
+      </w:tr>
+      <w:tr>
+        <w:tc>
+          <w:tcPr>
+            <w:tcW w:w="2437" w:type="dxa"/>
+          </w:tcPr>
+          <w:p>
+            <w:pPr>
+              <w:pStyle w:val="NoSpacing"/>
+              <w:rPr>
+                <w:rFonts w:ascii="Courier New" w:hAnsi="Courier New" w:cs="Courier New"/>
+                <w:sz w:val="14"/>
+                <w:highlight w:val="yellow"/>
+              </w:rPr>
+            </w:pPr>
+            <w:r>
+              <w:rPr>
+                <w:rFonts w:ascii="Courier New" w:hAnsi="Courier New" w:cs="Courier New"/>
+                <w:sz w:val="14"/>
+                <w:highlight w:val="yellow"/>
+              </w:rPr>
+              <w:t>NREVENUE</w:t>
+            </w:r>
+          </w:p>
+        </w:tc>
+        <w:tc>
+          <w:tcPr>
+            <w:tcW w:w="6805" w:type="dxa"/>
+          </w:tcPr>
+          <w:p>
+            <w:pPr>
+              <w:pStyle w:val="NoSpacing"/>
+              <w:rPr>
+                <w:rFonts w:ascii="Courier New" w:hAnsi="Courier New" w:cs="Courier New"/>
+                <w:sz w:val="14"/>
+                <w:highlight w:val="yellow"/>
+              </w:rPr>
+            </w:pPr>
+            <w:r>
+              <w:rPr>
+                <w:rFonts w:ascii="Courier New" w:hAnsi="Courier New" w:cs="Courier New"/>
+                <w:sz w:val="14"/>
+                <w:highlight w:val="yellow"/>
+              </w:rPr>
+              <w:t>Revenue</w:t>
+            </w:r>
+            <w:r>
+              <w:rPr>
+                <w:rFonts w:ascii="Courier New" w:hAnsi="Courier New" w:cs="Courier New"/>
+                <w:sz w:val="14"/>
+                <w:highlight w:val="yellow"/>
+              </w:rPr>
+              <w:t xml:space="preserve"> in Original Currency</w:t>
+            </w:r>
+          </w:p>
+        </w:tc>
+      </w:tr>
+      <w:tr>
+        <w:tc>
+          <w:tcPr>
+            <w:tcW w:w="2437" w:type="dxa"/>
+          </w:tcPr>
+          <w:p>
+            <w:pPr>
+              <w:pStyle w:val="NoSpacing"/>
+              <w:rPr>
+                <w:rFonts w:ascii="Courier New" w:hAnsi="Courier New" w:cs="Courier New"/>
+                <w:sz w:val="14"/>
+                <w:highlight w:val="yellow"/>
+              </w:rPr>
+            </w:pPr>
+            <w:r>
+              <w:rPr>
+                <w:rFonts w:ascii="Courier New" w:hAnsi="Courier New" w:cs="Courier New"/>
+                <w:sz w:val="14"/>
+                <w:highlight w:val="yellow"/>
+              </w:rPr>
+              <w:t>NLREVENUE</w:t>
+            </w:r>
+          </w:p>
+        </w:tc>
+        <w:tc>
+          <w:tcPr>
+            <w:tcW w:w="6805" w:type="dxa"/>
+          </w:tcPr>
+          <w:p>
+            <w:pPr>
+              <w:pStyle w:val="NoSpacing"/>
+              <w:rPr>
+                <w:rFonts w:ascii="Courier New" w:hAnsi="Courier New" w:cs="Courier New"/>
+                <w:sz w:val="14"/>
+                <w:highlight w:val="yellow"/>
+              </w:rPr>
+            </w:pPr>
+            <w:r>
+              <w:rPr>
+                <w:rFonts w:ascii="Courier New" w:hAnsi="Courier New" w:cs="Courier New"/>
+                <w:sz w:val="14"/>
+                <w:highlight w:val="yellow"/>
+              </w:rPr>
+              <w:t>Revenue</w:t>
+            </w:r>
+            <w:r>
+              <w:rPr>
+                <w:rFonts w:ascii="Courier New" w:hAnsi="Courier New" w:cs="Courier New"/>
+                <w:sz w:val="14"/>
+                <w:highlight w:val="yellow"/>
+              </w:rPr>
+              <w:t xml:space="preserve"> in Local Currency</w:t>
+            </w:r>
+          </w:p>
+        </w:tc>
+      </w:tr>
+      <w:tr>
+        <w:tc>
+          <w:tcPr>
+            <w:tcW w:w="2437" w:type="dxa"/>
+          </w:tcPr>
+          <w:p>
+            <w:pPr>
+              <w:pStyle w:val="NoSpacing"/>
+              <w:rPr>
+                <w:rFonts w:ascii="Courier New" w:hAnsi="Courier New" w:cs="Courier New"/>
+                <w:sz w:val="14"/>
+                <w:highlight w:val="yellow"/>
+              </w:rPr>
+            </w:pPr>
+            <w:r>
+              <w:rPr>
+                <w:rFonts w:ascii="Courier New" w:hAnsi="Courier New" w:cs="Courier New"/>
+                <w:sz w:val="14"/>
+                <w:highlight w:val="yellow"/>
+              </w:rPr>
+              <w:t>NBREVENUE</w:t>
+            </w:r>
+          </w:p>
+        </w:tc>
+        <w:tc>
+          <w:tcPr>
+            <w:tcW w:w="6805" w:type="dxa"/>
+          </w:tcPr>
+          <w:p>
+            <w:pPr>
+              <w:pStyle w:val="NoSpacing"/>
+              <w:rPr>
+                <w:rFonts w:ascii="Courier New" w:hAnsi="Courier New" w:cs="Courier New"/>
+                <w:sz w:val="14"/>
+                <w:highlight w:val="yellow"/>
+              </w:rPr>
+            </w:pPr>
+            <w:r>
+              <w:rPr>
+                <w:rFonts w:ascii="Courier New" w:hAnsi="Courier New" w:cs="Courier New"/>
+                <w:sz w:val="14"/>
+                <w:highlight w:val="yellow"/>
+              </w:rPr>
+              <w:t>Revenue</w:t>
+            </w:r>
+            <w:r>
+              <w:rPr>
+                <w:rFonts w:ascii="Courier New" w:hAnsi="Courier New" w:cs="Courier New"/>
+                <w:sz w:val="14"/>
+                <w:highlight w:val="yellow"/>
+              </w:rPr>
+              <w:t xml:space="preserve"> in Base Currency</w:t>
+            </w:r>
+          </w:p>
+        </w:tc>
+      </w:tr>
+      <w:tr>
+        <w:tc>
+          <w:tcPr>
+            <w:tcW w:w="2437" w:type="dxa"/>
+          </w:tcPr>
+          <w:p>
+            <w:pPr>
+              <w:pStyle w:val="NoSpacing"/>
+              <w:rPr>
+                <w:rFonts w:ascii="Courier New" w:hAnsi="Courier New" w:cs="Courier New"/>
+                <w:sz w:val="14"/>
+                <w:highlight w:val="yellow"/>
+              </w:rPr>
+            </w:pPr>
+          </w:p>
+        </w:tc>
+        <w:tc>
+          <w:tcPr>
+            <w:tcW w:w="6805" w:type="dxa"/>
+          </w:tcPr>
+          <w:p>
+            <w:pPr>
+              <w:pStyle w:val="NoSpacing"/>
+              <w:rPr>
+                <w:rFonts w:ascii="Courier New" w:hAnsi="Courier New" w:cs="Courier New"/>
+                <w:sz w:val="14"/>
+                <w:highlight w:val="yellow"/>
+              </w:rPr>
+            </w:pPr>
+          </w:p>
+        </w:tc>
+      </w:tr>
+      <w:tr>
+        <w:tc>
+          <w:tcPr>
+            <w:tcW w:w="2437" w:type="dxa"/>
+          </w:tcPr>
+          <w:p>
+            <w:pPr>
+              <w:pStyle w:val="NoSpacing"/>
+              <w:rPr>
+                <w:rFonts w:ascii="Courier New" w:hAnsi="Courier New" w:cs="Courier New"/>
+                <w:sz w:val="14"/>
+                <w:highlight w:val="yellow"/>
+              </w:rPr>
+            </w:pPr>
+            <w:r>
+              <w:rPr>
+                <w:rFonts w:ascii="Courier New" w:hAnsi="Courier New" w:cs="Courier New"/>
+                <w:sz w:val="14"/>
+                <w:highlight w:val="yellow"/>
+              </w:rPr>
+              <w:t>NSOLD</w:t>
+            </w:r>
+          </w:p>
+        </w:tc>
+        <w:tc>
+          <w:tcPr>
+            <w:tcW w:w="6805" w:type="dxa"/>
+          </w:tcPr>
+          <w:p>
+            <w:pPr>
+              <w:pStyle w:val="NoSpacing"/>
+              <w:rPr>
+                <w:rFonts w:ascii="Courier New" w:hAnsi="Courier New" w:cs="Courier New"/>
+                <w:sz w:val="14"/>
+                <w:highlight w:val="yellow"/>
+              </w:rPr>
+            </w:pPr>
+            <w:r>
+              <w:rPr>
+                <w:rFonts w:ascii="Courier New" w:hAnsi="Courier New" w:cs="Courier New"/>
+                <w:sz w:val="14"/>
+                <w:highlight w:val="yellow"/>
+              </w:rPr>
+              <w:t>Sold Value</w:t>
+            </w:r>
+            <w:r>
+              <w:rPr>
+                <w:rFonts w:ascii="Courier New" w:hAnsi="Courier New" w:cs="Courier New"/>
+                <w:sz w:val="14"/>
+                <w:highlight w:val="yellow"/>
+              </w:rPr>
+              <w:t xml:space="preserve"> in Original Currency</w:t>
+            </w:r>
+          </w:p>
+        </w:tc>
+      </w:tr>
+      <w:tr>
+        <w:tc>
+          <w:tcPr>
+            <w:tcW w:w="2437" w:type="dxa"/>
+          </w:tcPr>
+          <w:p>
+            <w:pPr>
+              <w:pStyle w:val="NoSpacing"/>
+              <w:rPr>
+                <w:rFonts w:ascii="Courier New" w:hAnsi="Courier New" w:cs="Courier New"/>
+                <w:sz w:val="14"/>
+                <w:highlight w:val="yellow"/>
+              </w:rPr>
+            </w:pPr>
+            <w:r>
+              <w:rPr>
+                <w:rFonts w:ascii="Courier New" w:hAnsi="Courier New" w:cs="Courier New"/>
+                <w:sz w:val="14"/>
+                <w:highlight w:val="yellow"/>
+              </w:rPr>
+              <w:t>NLSOLD</w:t>
+            </w:r>
+          </w:p>
+        </w:tc>
+        <w:tc>
+          <w:tcPr>
+            <w:tcW w:w="6805" w:type="dxa"/>
+          </w:tcPr>
+          <w:p>
+            <w:pPr>
+              <w:pStyle w:val="NoSpacing"/>
+              <w:rPr>
+                <w:rFonts w:ascii="Courier New" w:hAnsi="Courier New" w:cs="Courier New"/>
+                <w:sz w:val="14"/>
+                <w:highlight w:val="yellow"/>
+              </w:rPr>
+            </w:pPr>
+            <w:r>
+              <w:rPr>
+                <w:rFonts w:ascii="Courier New" w:hAnsi="Courier New" w:cs="Courier New"/>
+                <w:sz w:val="14"/>
+                <w:highlight w:val="yellow"/>
+              </w:rPr>
+              <w:t>Sold Value</w:t>
+            </w:r>
+            <w:r>
+              <w:rPr>
+                <w:rFonts w:ascii="Courier New" w:hAnsi="Courier New" w:cs="Courier New"/>
+                <w:sz w:val="14"/>
+                <w:highlight w:val="yellow"/>
+              </w:rPr>
+              <w:t xml:space="preserve"> in Local Currency</w:t>
+            </w:r>
+          </w:p>
+        </w:tc>
+      </w:tr>
+      <w:tr>
+        <w:tc>
+          <w:tcPr>
+            <w:tcW w:w="2437" w:type="dxa"/>
+          </w:tcPr>
+          <w:p>
+            <w:pPr>
+              <w:pStyle w:val="NoSpacing"/>
+              <w:rPr>
+                <w:rFonts w:ascii="Courier New" w:hAnsi="Courier New" w:cs="Courier New"/>
+                <w:sz w:val="14"/>
+                <w:highlight w:val="yellow"/>
+              </w:rPr>
+            </w:pPr>
+            <w:r>
+              <w:rPr>
+                <w:rFonts w:ascii="Courier New" w:hAnsi="Courier New" w:cs="Courier New"/>
+                <w:sz w:val="14"/>
+                <w:highlight w:val="yellow"/>
+              </w:rPr>
+              <w:t>NBSOLD</w:t>
+            </w:r>
+          </w:p>
+        </w:tc>
+        <w:tc>
+          <w:tcPr>
+            <w:tcW w:w="6805" w:type="dxa"/>
+          </w:tcPr>
+          <w:p>
+            <w:pPr>
+              <w:pStyle w:val="NoSpacing"/>
+              <w:rPr>
+                <w:rFonts w:ascii="Courier New" w:hAnsi="Courier New" w:cs="Courier New"/>
+                <w:sz w:val="14"/>
+                <w:highlight w:val="yellow"/>
+              </w:rPr>
+            </w:pPr>
+            <w:r>
+              <w:rPr>
+                <w:rFonts w:ascii="Courier New" w:hAnsi="Courier New" w:cs="Courier New"/>
+                <w:sz w:val="14"/>
+                <w:highlight w:val="yellow"/>
+              </w:rPr>
+              <w:t>Sold Value</w:t>
+            </w:r>
+            <w:r>
+              <w:rPr>
+                <w:rFonts w:ascii="Courier New" w:hAnsi="Courier New" w:cs="Courier New"/>
+                <w:sz w:val="14"/>
+                <w:highlight w:val="yellow"/>
+              </w:rPr>
+              <w:t xml:space="preserve"> in Base Currency</w:t>
+            </w:r>
+          </w:p>
+        </w:tc>
+      </w:tr>
+      <w:tr>
+        <w:tc>
+          <w:tcPr>
+            <w:tcW w:w="2437" w:type="dxa"/>
+          </w:tcPr>
+          <w:p>
+            <w:pPr>
+              <w:pStyle w:val="NoSpacing"/>
+              <w:rPr>
+                <w:rFonts w:ascii="Courier New" w:hAnsi="Courier New" w:cs="Courier New"/>
+                <w:sz w:val="14"/>
+                <w:highlight w:val="yellow"/>
+              </w:rPr>
+            </w:pPr>
+          </w:p>
+        </w:tc>
+        <w:tc>
+          <w:tcPr>
+            <w:tcW w:w="6805" w:type="dxa"/>
+          </w:tcPr>
+          <w:p>
+            <w:pPr>
+              <w:pStyle w:val="NoSpacing"/>
+              <w:rPr>
+                <w:rFonts w:ascii="Courier New" w:hAnsi="Courier New" w:cs="Courier New"/>
+                <w:sz w:val="14"/>
+                <w:highlight w:val="yellow"/>
+              </w:rPr>
+            </w:pPr>
+          </w:p>
+        </w:tc>
+      </w:tr>
+      <w:tr>
+        <w:tc>
+          <w:tcPr>
+            <w:tcW w:w="2437" w:type="dxa"/>
+          </w:tcPr>
+          <w:p>
+            <w:pPr>
+              <w:pStyle w:val="NoSpacing"/>
+              <w:rPr>
+                <w:rFonts w:ascii="Courier New" w:hAnsi="Courier New" w:cs="Courier New"/>
+                <w:sz w:val="14"/>
+                <w:highlight w:val="yellow"/>
+              </w:rPr>
+            </w:pPr>
+            <w:r>
+              <w:rPr>
+                <w:rFonts w:ascii="Courier New" w:hAnsi="Courier New" w:cs="Courier New"/>
+                <w:sz w:val="14"/>
+                <w:highlight w:val="yellow"/>
+              </w:rPr>
+              <w:t>NPRIOR_DEPR</w:t>
+            </w:r>
+          </w:p>
+        </w:tc>
+        <w:tc>
+          <w:tcPr>
+            <w:tcW w:w="6805" w:type="dxa"/>
+          </w:tcPr>
+          <w:p>
+            <w:pPr>
+              <w:pStyle w:val="NoSpacing"/>
+              <w:rPr>
+                <w:rFonts w:ascii="Courier New" w:hAnsi="Courier New" w:cs="Courier New"/>
+                <w:sz w:val="14"/>
+                <w:highlight w:val="yellow"/>
+              </w:rPr>
+            </w:pPr>
+            <w:r>
+              <w:rPr>
+                <w:rFonts w:ascii="Courier New" w:hAnsi="Courier New" w:cs="Courier New"/>
+                <w:sz w:val="14"/>
+                <w:highlight w:val="yellow"/>
+              </w:rPr>
+              <w:t>Prior Depreciation</w:t>
+            </w:r>
+            <w:r>
+              <w:rPr>
+                <w:rFonts w:ascii="Courier New" w:hAnsi="Courier New" w:cs="Courier New"/>
+                <w:sz w:val="14"/>
+                <w:highlight w:val="yellow"/>
+              </w:rPr>
+              <w:t xml:space="preserve"> in Original Currency</w:t>
+            </w:r>
+          </w:p>
+        </w:tc>
+      </w:tr>
+      <w:tr>
+        <w:tc>
+          <w:tcPr>
+            <w:tcW w:w="2437" w:type="dxa"/>
+          </w:tcPr>
+          <w:p>
+            <w:pPr>
+              <w:pStyle w:val="NoSpacing"/>
+              <w:rPr>
+                <w:rFonts w:ascii="Courier New" w:hAnsi="Courier New" w:cs="Courier New"/>
+                <w:sz w:val="14"/>
+                <w:highlight w:val="yellow"/>
+              </w:rPr>
+            </w:pPr>
+            <w:r>
+              <w:rPr>
+                <w:rFonts w:ascii="Courier New" w:hAnsi="Courier New" w:cs="Courier New"/>
+                <w:sz w:val="14"/>
+                <w:highlight w:val="yellow"/>
+              </w:rPr>
+              <w:t>NLPRIOR_DEPR</w:t>
+            </w:r>
+          </w:p>
+        </w:tc>
+        <w:tc>
+          <w:tcPr>
+            <w:tcW w:w="6805" w:type="dxa"/>
+          </w:tcPr>
+          <w:p>
+            <w:pPr>
+              <w:pStyle w:val="NoSpacing"/>
+              <w:rPr>
+                <w:rFonts w:ascii="Courier New" w:hAnsi="Courier New" w:cs="Courier New"/>
+                <w:sz w:val="14"/>
+                <w:highlight w:val="yellow"/>
+              </w:rPr>
+            </w:pPr>
+            <w:r>
+              <w:rPr>
+                <w:rFonts w:ascii="Courier New" w:hAnsi="Courier New" w:cs="Courier New"/>
+                <w:sz w:val="14"/>
+                <w:highlight w:val="yellow"/>
+              </w:rPr>
+              <w:t>Prior Depreciation</w:t>
+            </w:r>
+            <w:r>
+              <w:rPr>
+                <w:rFonts w:ascii="Courier New" w:hAnsi="Courier New" w:cs="Courier New"/>
+                <w:sz w:val="14"/>
+                <w:highlight w:val="yellow"/>
+              </w:rPr>
+              <w:t xml:space="preserve"> in Local Currency</w:t>
+            </w:r>
+          </w:p>
+        </w:tc>
+      </w:tr>
+      <w:tr>
+        <w:tc>
+          <w:tcPr>
+            <w:tcW w:w="2437" w:type="dxa"/>
+          </w:tcPr>
+          <w:p>
+            <w:pPr>
+              <w:pStyle w:val="NoSpacing"/>
+              <w:rPr>
+                <w:rFonts w:ascii="Courier New" w:hAnsi="Courier New" w:cs="Courier New"/>
+                <w:sz w:val="14"/>
+                <w:highlight w:val="yellow"/>
+              </w:rPr>
+            </w:pPr>
+            <w:r>
+              <w:rPr>
+                <w:rFonts w:ascii="Courier New" w:hAnsi="Courier New" w:cs="Courier New"/>
+                <w:sz w:val="14"/>
+                <w:highlight w:val="yellow"/>
+              </w:rPr>
+              <w:t>NBPRIOR_DEPR</w:t>
+            </w:r>
+          </w:p>
+        </w:tc>
+        <w:tc>
+          <w:tcPr>
+            <w:tcW w:w="6805" w:type="dxa"/>
+          </w:tcPr>
+          <w:p>
+            <w:pPr>
+              <w:pStyle w:val="NoSpacing"/>
+              <w:rPr>
+                <w:rFonts w:ascii="Courier New" w:hAnsi="Courier New" w:cs="Courier New"/>
+                <w:sz w:val="14"/>
+                <w:highlight w:val="yellow"/>
+              </w:rPr>
+            </w:pPr>
+            <w:r>
+              <w:rPr>
+                <w:rFonts w:ascii="Courier New" w:hAnsi="Courier New" w:cs="Courier New"/>
+                <w:sz w:val="14"/>
+                <w:highlight w:val="yellow"/>
+              </w:rPr>
+              <w:t>Prior Depreciation</w:t>
+            </w:r>
+            <w:r>
+              <w:rPr>
+                <w:rFonts w:ascii="Courier New" w:hAnsi="Courier New" w:cs="Courier New"/>
+                <w:sz w:val="14"/>
+                <w:highlight w:val="yellow"/>
+              </w:rPr>
+              <w:t xml:space="preserve"> in Base Currency</w:t>
+            </w:r>
+          </w:p>
+        </w:tc>
+      </w:tr>
+      <w:tr>
+        <w:tc>
+          <w:tcPr>
+            <w:tcW w:w="2437" w:type="dxa"/>
+          </w:tcPr>
+          <w:p>
+            <w:pPr>
+              <w:pStyle w:val="NoSpacing"/>
+              <w:rPr>
+                <w:rFonts w:ascii="Courier New" w:hAnsi="Courier New" w:cs="Courier New"/>
+                <w:sz w:val="14"/>
+                <w:highlight w:val="yellow"/>
+              </w:rPr>
+            </w:pPr>
+          </w:p>
+        </w:tc>
+        <w:tc>
+          <w:tcPr>
+            <w:tcW w:w="6805" w:type="dxa"/>
+          </w:tcPr>
+          <w:p>
+            <w:pPr>
+              <w:pStyle w:val="NoSpacing"/>
+              <w:rPr>
+                <w:rFonts w:ascii="Courier New" w:hAnsi="Courier New" w:cs="Courier New"/>
+                <w:sz w:val="14"/>
+                <w:highlight w:val="yellow"/>
+              </w:rPr>
+            </w:pPr>
+          </w:p>
+        </w:tc>
+      </w:tr>
+      <w:tr>
+        <w:tc>
+          <w:tcPr>
+            <w:tcW w:w="2437" w:type="dxa"/>
+          </w:tcPr>
+          <w:p>
+            <w:pPr>
+              <w:pStyle w:val="NoSpacing"/>
+              <w:rPr>
+                <w:rFonts w:ascii="Courier New" w:hAnsi="Courier New" w:cs="Courier New"/>
+                <w:sz w:val="14"/>
+                <w:highlight w:val="yellow"/>
+              </w:rPr>
+            </w:pPr>
+            <w:r>
+              <w:rPr>
+                <w:rFonts w:ascii="Courier New" w:hAnsi="Courier New" w:cs="Courier New"/>
+                <w:sz w:val="14"/>
+                <w:highlight w:val="yellow"/>
+              </w:rPr>
+              <w:t>NREVALUATION</w:t>
+            </w:r>
+          </w:p>
+        </w:tc>
+        <w:tc>
+          <w:tcPr>
+            <w:tcW w:w="6805" w:type="dxa"/>
+          </w:tcPr>
+          <w:p>
+            <w:pPr>
+              <w:pStyle w:val="NoSpacing"/>
+              <w:rPr>
+                <w:rFonts w:ascii="Courier New" w:hAnsi="Courier New" w:cs="Courier New"/>
+                <w:sz w:val="14"/>
+                <w:highlight w:val="yellow"/>
+              </w:rPr>
+            </w:pPr>
+            <w:r>
+              <w:rPr>
+                <w:rFonts w:ascii="Courier New" w:hAnsi="Courier New" w:cs="Courier New"/>
+                <w:sz w:val="14"/>
+                <w:highlight w:val="yellow"/>
+              </w:rPr>
+              <w:t>Revaluation</w:t>
+            </w:r>
+            <w:r>
+              <w:rPr>
+                <w:rFonts w:ascii="Courier New" w:hAnsi="Courier New" w:cs="Courier New"/>
+                <w:sz w:val="14"/>
+                <w:highlight w:val="yellow"/>
+              </w:rPr>
+              <w:t xml:space="preserve"> in Original Currency</w:t>
+            </w:r>
+          </w:p>
+        </w:tc>
+      </w:tr>
+      <w:tr>
+        <w:tc>
+          <w:tcPr>
+            <w:tcW w:w="2437" w:type="dxa"/>
+          </w:tcPr>
+          <w:p>
+            <w:pPr>
+              <w:pStyle w:val="NoSpacing"/>
+              <w:rPr>
+                <w:rFonts w:ascii="Courier New" w:hAnsi="Courier New" w:cs="Courier New"/>
+                <w:sz w:val="14"/>
+                <w:highlight w:val="yellow"/>
+              </w:rPr>
+            </w:pPr>
+            <w:r>
+              <w:rPr>
+                <w:rFonts w:ascii="Courier New" w:hAnsi="Courier New" w:cs="Courier New"/>
+                <w:sz w:val="14"/>
+                <w:highlight w:val="yellow"/>
+              </w:rPr>
+              <w:t>NLREVALUATION</w:t>
+            </w:r>
+          </w:p>
+        </w:tc>
+        <w:tc>
+          <w:tcPr>
+            <w:tcW w:w="6805" w:type="dxa"/>
+          </w:tcPr>
+          <w:p>
+            <w:pPr>
+              <w:pStyle w:val="NoSpacing"/>
+              <w:rPr>
+                <w:rFonts w:ascii="Courier New" w:hAnsi="Courier New" w:cs="Courier New"/>
+                <w:sz w:val="14"/>
+                <w:highlight w:val="yellow"/>
+              </w:rPr>
+            </w:pPr>
+            <w:r>
+              <w:rPr>
+                <w:rFonts w:ascii="Courier New" w:hAnsi="Courier New" w:cs="Courier New"/>
+                <w:sz w:val="14"/>
+                <w:highlight w:val="yellow"/>
+              </w:rPr>
+              <w:t>Revaluation</w:t>
+            </w:r>
+            <w:r>
+              <w:rPr>
+                <w:rFonts w:ascii="Courier New" w:hAnsi="Courier New" w:cs="Courier New"/>
+                <w:sz w:val="14"/>
+                <w:highlight w:val="yellow"/>
+              </w:rPr>
+              <w:t xml:space="preserve"> in Local Currency</w:t>
+            </w:r>
+          </w:p>
+        </w:tc>
+      </w:tr>
+      <w:tr>
+        <w:tc>
+          <w:tcPr>
+            <w:tcW w:w="2437" w:type="dxa"/>
+          </w:tcPr>
+          <w:p>
+            <w:pPr>
+              <w:pStyle w:val="NoSpacing"/>
+              <w:rPr>
+                <w:rFonts w:ascii="Courier New" w:hAnsi="Courier New" w:cs="Courier New"/>
+                <w:sz w:val="14"/>
+                <w:highlight w:val="yellow"/>
+              </w:rPr>
+            </w:pPr>
+            <w:r>
+              <w:rPr>
+                <w:rFonts w:ascii="Courier New" w:hAnsi="Courier New" w:cs="Courier New"/>
+                <w:sz w:val="14"/>
+                <w:highlight w:val="yellow"/>
+              </w:rPr>
+              <w:t>NBREVALUATION</w:t>
+            </w:r>
+          </w:p>
+        </w:tc>
+        <w:tc>
+          <w:tcPr>
+            <w:tcW w:w="6805" w:type="dxa"/>
+          </w:tcPr>
+          <w:p>
+            <w:pPr>
+              <w:pStyle w:val="NoSpacing"/>
+              <w:rPr>
+                <w:rFonts w:ascii="Courier New" w:hAnsi="Courier New" w:cs="Courier New"/>
+                <w:sz w:val="14"/>
+                <w:highlight w:val="yellow"/>
+              </w:rPr>
+            </w:pPr>
+            <w:r>
+              <w:rPr>
+                <w:rFonts w:ascii="Courier New" w:hAnsi="Courier New" w:cs="Courier New"/>
+                <w:sz w:val="14"/>
+                <w:highlight w:val="yellow"/>
+              </w:rPr>
+              <w:t>Revaluation</w:t>
+            </w:r>
+            <w:r>
+              <w:rPr>
+                <w:rFonts w:ascii="Courier New" w:hAnsi="Courier New" w:cs="Courier New"/>
+                <w:sz w:val="14"/>
+                <w:highlight w:val="yellow"/>
+              </w:rPr>
+              <w:t xml:space="preserve"> in Base Currency</w:t>
+            </w:r>
+          </w:p>
+        </w:tc>
+      </w:tr>
+      <w:tr>
+        <w:tc>
+          <w:tcPr>
+            <w:tcW w:w="2437" w:type="dxa"/>
+          </w:tcPr>
+          <w:p>
+            <w:pPr>
+              <w:pStyle w:val="NoSpacing"/>
+              <w:rPr>
+                <w:rFonts w:ascii="Courier New" w:hAnsi="Courier New" w:cs="Courier New"/>
+                <w:sz w:val="14"/>
+                <w:highlight w:val="yellow"/>
+              </w:rPr>
+            </w:pPr>
+          </w:p>
+        </w:tc>
+        <w:tc>
+          <w:tcPr>
+            <w:tcW w:w="6805" w:type="dxa"/>
+          </w:tcPr>
+          <w:p>
+            <w:pPr>
+              <w:pStyle w:val="NoSpacing"/>
+              <w:rPr>
+                <w:rFonts w:ascii="Courier New" w:hAnsi="Courier New" w:cs="Courier New"/>
+                <w:sz w:val="14"/>
+                <w:highlight w:val="yellow"/>
+              </w:rPr>
+            </w:pPr>
+          </w:p>
+        </w:tc>
+      </w:tr>
+      <w:tr>
+        <w:tc>
+          <w:tcPr>
+            <w:tcW w:w="2437" w:type="dxa"/>
+          </w:tcPr>
+          <w:p>
+            <w:pPr>
+              <w:pStyle w:val="NoSpacing"/>
+              <w:rPr>
+                <w:rFonts w:ascii="Courier New" w:hAnsi="Courier New" w:cs="Courier New"/>
+                <w:sz w:val="14"/>
+                <w:highlight w:val="yellow"/>
+              </w:rPr>
+            </w:pPr>
+            <w:r>
+              <w:rPr>
+                <w:rFonts w:ascii="Courier New" w:hAnsi="Courier New" w:cs="Courier New"/>
+                <w:sz w:val="14"/>
+                <w:highlight w:val="yellow"/>
+              </w:rPr>
+              <w:t>NPRIOR_REVALUATION</w:t>
+            </w:r>
+          </w:p>
+        </w:tc>
+        <w:tc>
+          <w:tcPr>
+            <w:tcW w:w="6805" w:type="dxa"/>
+          </w:tcPr>
+          <w:p>
+            <w:pPr>
+              <w:pStyle w:val="NoSpacing"/>
+              <w:rPr>
+                <w:rFonts w:ascii="Courier New" w:hAnsi="Courier New" w:cs="Courier New"/>
+                <w:sz w:val="14"/>
+                <w:highlight w:val="yellow"/>
+              </w:rPr>
+            </w:pPr>
+            <w:r>
+              <w:rPr>
+                <w:rFonts w:ascii="Courier New" w:hAnsi="Courier New" w:cs="Courier New"/>
+                <w:sz w:val="14"/>
+                <w:highlight w:val="yellow"/>
+              </w:rPr>
+              <w:t>Prior Revaluation</w:t>
+            </w:r>
+            <w:r>
+              <w:rPr>
+                <w:rFonts w:ascii="Courier New" w:hAnsi="Courier New" w:cs="Courier New"/>
+                <w:sz w:val="14"/>
+                <w:highlight w:val="yellow"/>
+              </w:rPr>
+              <w:t xml:space="preserve"> in Original Currency</w:t>
+            </w:r>
+          </w:p>
+        </w:tc>
+      </w:tr>
+      <w:tr>
+        <w:tc>
+          <w:tcPr>
+            <w:tcW w:w="2437" w:type="dxa"/>
+          </w:tcPr>
+          <w:p>
+            <w:pPr>
+              <w:pStyle w:val="NoSpacing"/>
+              <w:rPr>
+                <w:rFonts w:ascii="Courier New" w:hAnsi="Courier New" w:cs="Courier New"/>
+                <w:sz w:val="14"/>
+                <w:highlight w:val="yellow"/>
+              </w:rPr>
+            </w:pPr>
+            <w:r>
+              <w:rPr>
+                <w:rFonts w:ascii="Courier New" w:hAnsi="Courier New" w:cs="Courier New"/>
+                <w:sz w:val="14"/>
+                <w:highlight w:val="yellow"/>
+              </w:rPr>
+              <w:t>NLPRIOR_REVALUATION</w:t>
+            </w:r>
+          </w:p>
+        </w:tc>
+        <w:tc>
+          <w:tcPr>
+            <w:tcW w:w="6805" w:type="dxa"/>
+          </w:tcPr>
+          <w:p>
+            <w:pPr>
+              <w:pStyle w:val="NoSpacing"/>
+              <w:rPr>
+                <w:rFonts w:ascii="Courier New" w:hAnsi="Courier New" w:cs="Courier New"/>
+                <w:sz w:val="14"/>
+                <w:highlight w:val="yellow"/>
+              </w:rPr>
+            </w:pPr>
+            <w:r>
+              <w:rPr>
+                <w:rFonts w:ascii="Courier New" w:hAnsi="Courier New" w:cs="Courier New"/>
+                <w:sz w:val="14"/>
+                <w:highlight w:val="yellow"/>
+              </w:rPr>
+              <w:t>Prior Revaluation</w:t>
+            </w:r>
+            <w:r>
+              <w:rPr>
+                <w:rFonts w:ascii="Courier New" w:hAnsi="Courier New" w:cs="Courier New"/>
+                <w:sz w:val="14"/>
+                <w:highlight w:val="yellow"/>
+              </w:rPr>
+              <w:t xml:space="preserve"> </w:t>
+            </w:r>
+            <w:proofErr w:type="gramStart"/>
+            <w:r>
+              <w:rPr>
+                <w:rFonts w:ascii="Courier New" w:hAnsi="Courier New" w:cs="Courier New"/>
+                <w:sz w:val="14"/>
+                <w:highlight w:val="yellow"/>
+              </w:rPr>
+              <w:t>in</w:t>
+            </w:r>
+            <w:proofErr w:type="gramEnd"/>
+            <w:r>
+              <w:rPr>
+                <w:rFonts w:ascii="Courier New" w:hAnsi="Courier New" w:cs="Courier New"/>
+                <w:sz w:val="14"/>
+                <w:highlight w:val="yellow"/>
+              </w:rPr>
+              <w:t xml:space="preserve"> Local Currency</w:t>
+            </w:r>
+          </w:p>
+        </w:tc>
+      </w:tr>
+      <w:tr>
+        <w:tc>
+          <w:tcPr>
+            <w:tcW w:w="2437" w:type="dxa"/>
+          </w:tcPr>
+          <w:p>
+            <w:pPr>
+              <w:pStyle w:val="NoSpacing"/>
+              <w:rPr>
+                <w:rFonts w:ascii="Courier New" w:hAnsi="Courier New" w:cs="Courier New"/>
+                <w:sz w:val="14"/>
+                <w:highlight w:val="yellow"/>
+              </w:rPr>
+            </w:pPr>
+            <w:r>
+              <w:rPr>
+                <w:rFonts w:ascii="Courier New" w:hAnsi="Courier New" w:cs="Courier New"/>
+                <w:sz w:val="14"/>
+                <w:highlight w:val="yellow"/>
+              </w:rPr>
+              <w:t>NBPRIOR_REVALUATION</w:t>
+            </w:r>
+          </w:p>
+        </w:tc>
+        <w:tc>
+          <w:tcPr>
+            <w:tcW w:w="6805" w:type="dxa"/>
+          </w:tcPr>
+          <w:p>
+            <w:pPr>
+              <w:pStyle w:val="NoSpacing"/>
+              <w:rPr>
+                <w:rFonts w:ascii="Courier New" w:hAnsi="Courier New" w:cs="Courier New"/>
+                <w:sz w:val="14"/>
+                <w:highlight w:val="yellow"/>
+              </w:rPr>
+            </w:pPr>
+            <w:r>
+              <w:rPr>
+                <w:rFonts w:ascii="Courier New" w:hAnsi="Courier New" w:cs="Courier New"/>
+                <w:sz w:val="14"/>
+                <w:highlight w:val="yellow"/>
+              </w:rPr>
+              <w:t>Prior Revaluation</w:t>
+            </w:r>
+            <w:r>
+              <w:rPr>
+                <w:rFonts w:ascii="Courier New" w:hAnsi="Courier New" w:cs="Courier New"/>
+                <w:sz w:val="14"/>
+                <w:highlight w:val="yellow"/>
+              </w:rPr>
+              <w:t xml:space="preserve"> </w:t>
+            </w:r>
+            <w:proofErr w:type="gramStart"/>
+            <w:r>
+              <w:rPr>
+                <w:rFonts w:ascii="Courier New" w:hAnsi="Courier New" w:cs="Courier New"/>
+                <w:sz w:val="14"/>
+                <w:highlight w:val="yellow"/>
+              </w:rPr>
+              <w:t>in</w:t>
+            </w:r>
+            <w:proofErr w:type="gramEnd"/>
+            <w:r>
+              <w:rPr>
+                <w:rFonts w:ascii="Courier New" w:hAnsi="Courier New" w:cs="Courier New"/>
+                <w:sz w:val="14"/>
+                <w:highlight w:val="yellow"/>
+              </w:rPr>
+              <w:t xml:space="preserve"> Base Currency</w:t>
+            </w:r>
+          </w:p>
+        </w:tc>
+      </w:tr>
+      <w:tr>
+        <w:tc>
+          <w:tcPr>
+            <w:tcW w:w="2437" w:type="dxa"/>
+          </w:tcPr>
+          <w:p>
+            <w:pPr>
+              <w:pStyle w:val="NoSpacing"/>
+              <w:rPr>
+                <w:rFonts w:ascii="Courier New" w:hAnsi="Courier New" w:cs="Courier New"/>
+                <w:sz w:val="14"/>
+                <w:highlight w:val="yellow"/>
+              </w:rPr>
+            </w:pPr>
+          </w:p>
+        </w:tc>
+        <w:tc>
+          <w:tcPr>
+            <w:tcW w:w="6805" w:type="dxa"/>
+          </w:tcPr>
+          <w:p>
+            <w:pPr>
+              <w:pStyle w:val="NoSpacing"/>
+              <w:rPr>
+                <w:rFonts w:ascii="Courier New" w:hAnsi="Courier New" w:cs="Courier New"/>
+                <w:sz w:val="14"/>
+                <w:highlight w:val="yellow"/>
+              </w:rPr>
+            </w:pPr>
+          </w:p>
+        </w:tc>
+      </w:tr>
+      <w:tr>
+        <w:tc>
+          <w:tcPr>
+            <w:tcW w:w="2437" w:type="dxa"/>
+          </w:tcPr>
+          <w:p>
+            <w:pPr>
+              <w:pStyle w:val="NoSpacing"/>
+              <w:rPr>
+                <w:rFonts w:ascii="Courier New" w:hAnsi="Courier New" w:cs="Courier New"/>
+                <w:sz w:val="14"/>
+                <w:highlight w:val="yellow"/>
+              </w:rPr>
+            </w:pPr>
+            <w:r>
+              <w:rPr>
+                <w:rFonts w:ascii="Courier New" w:hAnsi="Courier New" w:cs="Courier New"/>
+                <w:sz w:val="14"/>
+                <w:highlight w:val="yellow"/>
+              </w:rPr>
+              <w:t>NYTD_REVALUATION</w:t>
+            </w:r>
+          </w:p>
+        </w:tc>
+        <w:tc>
+          <w:tcPr>
+            <w:tcW w:w="6805" w:type="dxa"/>
+          </w:tcPr>
+          <w:p>
+            <w:pPr>
+              <w:pStyle w:val="NoSpacing"/>
+              <w:rPr>
+                <w:rFonts w:ascii="Courier New" w:hAnsi="Courier New" w:cs="Courier New"/>
+                <w:sz w:val="14"/>
+                <w:highlight w:val="yellow"/>
+              </w:rPr>
+            </w:pPr>
+            <w:r>
+              <w:rPr>
+                <w:rFonts w:ascii="Courier New" w:hAnsi="Courier New" w:cs="Courier New"/>
+                <w:sz w:val="14"/>
+                <w:highlight w:val="yellow"/>
+              </w:rPr>
+              <w:t>YTD Revaluation</w:t>
+            </w:r>
+            <w:r>
+              <w:rPr>
+                <w:rFonts w:ascii="Courier New" w:hAnsi="Courier New" w:cs="Courier New"/>
+                <w:sz w:val="14"/>
+                <w:highlight w:val="yellow"/>
+              </w:rPr>
+              <w:t xml:space="preserve"> in Original Currency</w:t>
+            </w:r>
+          </w:p>
+        </w:tc>
+      </w:tr>
+      <w:tr>
+        <w:tc>
+          <w:tcPr>
+            <w:tcW w:w="2437" w:type="dxa"/>
+          </w:tcPr>
+          <w:p>
+            <w:pPr>
+              <w:pStyle w:val="NoSpacing"/>
+              <w:rPr>
+                <w:rFonts w:ascii="Courier New" w:hAnsi="Courier New" w:cs="Courier New"/>
+                <w:sz w:val="14"/>
+                <w:highlight w:val="yellow"/>
+              </w:rPr>
+            </w:pPr>
+            <w:r>
+              <w:rPr>
+                <w:rFonts w:ascii="Courier New" w:hAnsi="Courier New" w:cs="Courier New"/>
+                <w:sz w:val="14"/>
+                <w:highlight w:val="yellow"/>
+              </w:rPr>
+              <w:t>NLYTD_REVALUATION</w:t>
+            </w:r>
+          </w:p>
+        </w:tc>
+        <w:tc>
+          <w:tcPr>
+            <w:tcW w:w="6805" w:type="dxa"/>
+          </w:tcPr>
+          <w:p>
+            <w:pPr>
+              <w:pStyle w:val="NoSpacing"/>
+              <w:rPr>
+                <w:rFonts w:ascii="Courier New" w:hAnsi="Courier New" w:cs="Courier New"/>
+                <w:sz w:val="14"/>
+                <w:highlight w:val="yellow"/>
+              </w:rPr>
+            </w:pPr>
+            <w:r>
+              <w:rPr>
+                <w:rFonts w:ascii="Courier New" w:hAnsi="Courier New" w:cs="Courier New"/>
+                <w:sz w:val="14"/>
+                <w:highlight w:val="yellow"/>
+              </w:rPr>
+              <w:t>YTD Revaluation in Local Currency</w:t>
+            </w:r>
+          </w:p>
+        </w:tc>
+      </w:tr>
+      <w:tr>
+        <w:tc>
+          <w:tcPr>
+            <w:tcW w:w="2437" w:type="dxa"/>
+          </w:tcPr>
+          <w:p>
+            <w:pPr>
+              <w:pStyle w:val="NoSpacing"/>
+              <w:rPr>
+                <w:rFonts w:ascii="Courier New" w:hAnsi="Courier New" w:cs="Courier New"/>
+                <w:sz w:val="14"/>
+                <w:highlight w:val="yellow"/>
+              </w:rPr>
+            </w:pPr>
+            <w:r>
+              <w:rPr>
+                <w:rFonts w:ascii="Courier New" w:hAnsi="Courier New" w:cs="Courier New"/>
+                <w:sz w:val="14"/>
+                <w:highlight w:val="yellow"/>
+              </w:rPr>
+              <w:t>NBYTD_REVALUATION</w:t>
+            </w:r>
+          </w:p>
+        </w:tc>
+        <w:tc>
+          <w:tcPr>
+            <w:tcW w:w="6805" w:type="dxa"/>
+          </w:tcPr>
+          <w:p>
+            <w:pPr>
+              <w:pStyle w:val="NoSpacing"/>
+              <w:rPr>
+                <w:rFonts w:ascii="Courier New" w:hAnsi="Courier New" w:cs="Courier New"/>
+                <w:sz w:val="14"/>
+              </w:rPr>
+            </w:pPr>
+            <w:r>
+              <w:rPr>
+                <w:rFonts w:ascii="Courier New" w:hAnsi="Courier New" w:cs="Courier New"/>
+                <w:sz w:val="14"/>
+                <w:highlight w:val="yellow"/>
+              </w:rPr>
+              <w:t>YTD Revaluation</w:t>
+            </w:r>
+            <w:r>
+              <w:rPr>
+                <w:rFonts w:ascii="Courier New" w:hAnsi="Courier New" w:cs="Courier New"/>
+                <w:sz w:val="14"/>
+                <w:highlight w:val="yellow"/>
+              </w:rPr>
+              <w:t xml:space="preserve"> </w:t>
+            </w:r>
+            <w:r>
+              <w:rPr>
+                <w:rFonts w:ascii="Courier New" w:hAnsi="Courier New" w:cs="Courier New"/>
+                <w:sz w:val="14"/>
+                <w:highlight w:val="yellow"/>
+              </w:rPr>
+              <w:t>in Base Currency</w:t>
+            </w:r>
+          </w:p>
+        </w:tc>
+      </w:tr>
+      <w:tr>
+        <w:tc>
+          <w:tcPr>
+            <w:tcW w:w="2437" w:type="dxa"/>
+          </w:tcPr>
+          <w:p>
+            <w:pPr>
+              <w:pStyle w:val="NoSpacing"/>
+              <w:rPr>
+                <w:rFonts w:ascii="Courier New" w:hAnsi="Courier New" w:cs="Courier New"/>
+                <w:sz w:val="14"/>
+              </w:rPr>
+            </w:pPr>
+            <w:r>
+              <w:rPr>
+                <w:rFonts w:cs="Courier New"/>
+                <w:color w:val="FF0000"/>
+                <w:sz w:val="14"/>
+              </w:rPr>
+              <w:t>&lt;</w:t>
+            </w:r>
+            <w:r>
+              <w:rPr>
+                <w:rFonts w:cs="Courier New"/>
+                <w:color w:val="FF0000"/>
+                <w:sz w:val="14"/>
+              </w:rPr>
+              <w:t>/</w:t>
+            </w:r>
+            <w:r>
+              <w:rPr>
+                <w:rFonts w:cs="Courier New"/>
+                <w:color w:val="FF0000"/>
+                <w:sz w:val="14"/>
+              </w:rPr>
+              <w:t>CR2&gt;</w:t>
+            </w:r>
+          </w:p>
+        </w:tc>
+        <w:tc>
+          <w:tcPr>
+            <w:tcW w:w="6805" w:type="dxa"/>
+          </w:tcPr>
+          <w:p>
+            <w:pPr>
+              <w:pStyle w:val="NoSpacing"/>
+              <w:rPr>
+                <w:rFonts w:ascii="Courier New" w:hAnsi="Courier New" w:cs="Courier New"/>
+                <w:sz w:val="14"/>
+              </w:rPr>
+            </w:pPr>
+          </w:p>
+        </w:tc>
+      </w:tr>
+    </w:tbl>
+    <w:p>
+      <w:pPr>
+        <w:pStyle w:val="Heading3"/>
+      </w:pPr>
+      <w:r>
+        <w:t>INITIAL PROCESS</w:t>
+      </w:r>
+    </w:p>
+    <w:tbl>
+      <w:tblPr>
+        <w:tblW w:w="0" w:type="auto"/>
+        <w:tblInd w:w="108" w:type="dxa"/>
+        <w:tblBorders>
+          <w:top w:val="single" w:sz="4" w:space="0" w:color="000000"/>
+          <w:left w:val="single" w:sz="4" w:space="0" w:color="000000"/>
+          <w:bottom w:val="single" w:sz="4" w:space="0" w:color="000000"/>
+          <w:right w:val="single" w:sz="4" w:space="0" w:color="000000"/>
+          <w:insideH w:val="single" w:sz="4" w:space="0" w:color="000000"/>
+          <w:insideV w:val="single" w:sz="4" w:space="0" w:color="000000"/>
+        </w:tblBorders>
+        <w:tblLook w:val="04A0" w:firstRow="1" w:lastRow="0" w:firstColumn="1" w:lastColumn="0" w:noHBand="0" w:noVBand="1"/>
+      </w:tblPr>
+      <w:tblGrid>
+        <w:gridCol w:w="8018"/>
+        <w:gridCol w:w="1224"/>
+      </w:tblGrid>
+      <w:tr>
+        <w:tc>
+          <w:tcPr>
+            <w:tcW w:w="8222" w:type="dxa"/>
+            <w:shd w:val="clear" w:color="auto" w:fill="D6E3BC"/>
+          </w:tcPr>
+          <w:p>
+            <w:pPr>
+              <w:pStyle w:val="NoSpacing"/>
+              <w:rPr>
+                <w:b/>
+                <w:sz w:val="16"/>
+              </w:rPr>
+            </w:pPr>
+          </w:p>
+        </w:tc>
+        <w:tc>
+          <w:tcPr>
+            <w:tcW w:w="1246" w:type="dxa"/>
+            <w:shd w:val="clear" w:color="auto" w:fill="D6E3BC"/>
+          </w:tcPr>
+          <w:p>
+            <w:pPr>
+              <w:pStyle w:val="NoSpacing"/>
+              <w:rPr>
+                <w:b/>
+                <w:sz w:val="16"/>
+                <w:lang w:val="id-ID"/>
+              </w:rPr>
+            </w:pPr>
+            <w:proofErr w:type="spellStart"/>
+            <w:r>
+              <w:rPr>
+                <w:b/>
+                <w:sz w:val="16"/>
+                <w:lang w:val="id-ID"/>
+              </w:rPr>
+              <w:t>Test</w:t>
+            </w:r>
+            <w:proofErr w:type="spellEnd"/>
+          </w:p>
+        </w:tc>
+      </w:tr>
+      <w:tr>
+        <w:trPr>
+          <w:trHeight w:val="206"/>
+        </w:trPr>
+        <w:tc>
+          <w:tcPr>
+            <w:tcW w:w="8222" w:type="dxa"/>
+          </w:tcPr>
+          <w:p>
+            <w:pPr>
+              <w:pStyle w:val="NoSpacing"/>
+              <w:numPr>
+                <w:ilvl w:val="0"/>
+                <w:numId w:val="1"/>
+              </w:numPr>
+              <w:rPr>
+                <w:rFonts w:ascii="Courier New" w:hAnsi="Courier New" w:cs="Courier New"/>
+                <w:sz w:val="14"/>
+                <w:lang w:val="id-ID"/>
+              </w:rPr>
+            </w:pPr>
+            <w:r>
+              <w:rPr>
+                <w:rFonts w:ascii="Courier New" w:hAnsi="Courier New" w:cs="Courier New"/>
+                <w:sz w:val="14"/>
+                <w:lang w:val="id-ID"/>
+              </w:rPr>
+              <w:t>Run REFRESH PROCESS</w:t>
+            </w:r>
+          </w:p>
+        </w:tc>
+        <w:tc>
+          <w:tcPr>
+            <w:tcW w:w="1246" w:type="dxa"/>
+          </w:tcPr>
+          <w:p>
+            <w:pPr>
+              <w:pStyle w:val="NoSpacing"/>
+              <w:rPr>
+                <w:rFonts w:ascii="Courier New" w:hAnsi="Courier New" w:cs="Courier New"/>
+                <w:sz w:val="14"/>
+                <w:lang w:val="id-ID"/>
+              </w:rPr>
+            </w:pPr>
+          </w:p>
+        </w:tc>
+      </w:tr>
+    </w:tbl>
+    <w:p>
+      <w:pPr>
+        <w:pStyle w:val="Heading3"/>
+        <w:rPr>
+          <w:lang w:val="id-ID"/>
+        </w:rPr>
+      </w:pPr>
+      <w:r>
+        <w:t>DISPLAY</w:t>
+      </w:r>
+      <w:r>
+        <w:rPr>
+          <w:lang w:val="id-ID"/>
+        </w:rPr>
+        <w:t xml:space="preserve"> PROCESS</w:t>
+      </w:r>
+    </w:p>
+    <w:p>
+      <w:pPr>
+        <w:pStyle w:val="Heading4"/>
+      </w:pPr>
+      <w:r>
+        <w:t>FIELD DEFINITION</w:t>
+      </w:r>
+    </w:p>
+    <w:tbl>
+      <w:tblPr>
+        <w:tblW w:w="9243" w:type="dxa"/>
+        <w:tblInd w:w="108" w:type="dxa"/>
+        <w:tblBorders>
+          <w:top w:val="single" w:sz="4" w:space="0" w:color="000000"/>
+          <w:left w:val="single" w:sz="4" w:space="0" w:color="000000"/>
+          <w:bottom w:val="single" w:sz="4" w:space="0" w:color="000000"/>
+          <w:right w:val="single" w:sz="4" w:space="0" w:color="000000"/>
+          <w:insideH w:val="single" w:sz="4" w:space="0" w:color="000000"/>
+          <w:insideV w:val="single" w:sz="4" w:space="0" w:color="000000"/>
+        </w:tblBorders>
+        <w:tblLook w:val="04A0" w:firstRow="1" w:lastRow="0" w:firstColumn="1" w:lastColumn="0" w:noHBand="0" w:noVBand="1"/>
+      </w:tblPr>
+      <w:tblGrid>
+        <w:gridCol w:w="1510"/>
+        <w:gridCol w:w="1600"/>
+        <w:gridCol w:w="3481"/>
+        <w:gridCol w:w="2652"/>
+      </w:tblGrid>
+      <w:tr>
+        <w:tc>
+          <w:tcPr>
+            <w:tcW w:w="1510" w:type="dxa"/>
+            <w:shd w:val="clear" w:color="auto" w:fill="D6E3BC"/>
+          </w:tcPr>
+          <w:p>
+            <w:pPr>
+              <w:pStyle w:val="NoSpacing"/>
+              <w:rPr>
+                <w:b/>
+                <w:sz w:val="16"/>
+              </w:rPr>
+            </w:pPr>
+            <w:r>
+              <w:rPr>
+                <w:b/>
+                <w:sz w:val="16"/>
+              </w:rPr>
+              <w:t>Name</w:t>
+            </w:r>
+          </w:p>
+        </w:tc>
+        <w:tc>
+          <w:tcPr>
+            <w:tcW w:w="1600" w:type="dxa"/>
+            <w:tcBorders>
+              <w:right w:val="single" w:sz="4" w:space="0" w:color="auto"/>
+            </w:tcBorders>
+            <w:shd w:val="clear" w:color="auto" w:fill="D6E3BC"/>
+          </w:tcPr>
+          <w:p>
+            <w:pPr>
+              <w:pStyle w:val="NoSpacing"/>
+              <w:rPr>
+                <w:b/>
+                <w:sz w:val="16"/>
+              </w:rPr>
+            </w:pPr>
+            <w:r>
+              <w:rPr>
+                <w:b/>
+                <w:sz w:val="16"/>
+              </w:rPr>
+              <w:t>Field</w:t>
+            </w:r>
+          </w:p>
+        </w:tc>
+        <w:tc>
+          <w:tcPr>
+            <w:tcW w:w="3481" w:type="dxa"/>
+            <w:tcBorders>
+              <w:left w:val="single" w:sz="4" w:space="0" w:color="auto"/>
+              <w:right w:val="single" w:sz="4" w:space="0" w:color="auto"/>
+            </w:tcBorders>
+            <w:shd w:val="clear" w:color="auto" w:fill="D6E3BC"/>
+          </w:tcPr>
+          <w:p>
+            <w:pPr>
+              <w:pStyle w:val="NoSpacing"/>
+              <w:rPr>
+                <w:b/>
+                <w:sz w:val="16"/>
+              </w:rPr>
+            </w:pPr>
+            <w:r>
+              <w:rPr>
+                <w:b/>
+                <w:sz w:val="16"/>
+              </w:rPr>
+              <w:t>Type</w:t>
+            </w:r>
+          </w:p>
+        </w:tc>
+        <w:tc>
+          <w:tcPr>
+            <w:tcW w:w="2652" w:type="dxa"/>
+            <w:tcBorders>
+              <w:left w:val="single" w:sz="4" w:space="0" w:color="auto"/>
+            </w:tcBorders>
+            <w:shd w:val="clear" w:color="auto" w:fill="D6E3BC"/>
+          </w:tcPr>
+          <w:p>
+            <w:pPr>
+              <w:pStyle w:val="NoSpacing"/>
+              <w:rPr>
+                <w:b/>
+                <w:sz w:val="16"/>
+              </w:rPr>
+            </w:pPr>
+            <w:r>
+              <w:rPr>
+                <w:b/>
+                <w:sz w:val="16"/>
+              </w:rPr>
+              <w:t>Validation</w:t>
+            </w:r>
+          </w:p>
+        </w:tc>
+      </w:tr>
+      <w:tr>
+        <w:tc>
+          <w:tcPr>
+            <w:tcW w:w="1510" w:type="dxa"/>
+          </w:tcPr>
+          <w:p>
+            <w:pPr>
+              <w:pStyle w:val="NoSpacing"/>
+              <w:rPr>
+                <w:rFonts w:ascii="Courier New" w:hAnsi="Courier New" w:cs="Courier New"/>
+                <w:sz w:val="14"/>
+              </w:rPr>
+            </w:pPr>
+          </w:p>
+        </w:tc>
+        <w:tc>
+          <w:tcPr>
+            <w:tcW w:w="1600" w:type="dxa"/>
+            <w:tcBorders>
+              <w:right w:val="single" w:sz="4" w:space="0" w:color="auto"/>
+            </w:tcBorders>
+          </w:tcPr>
+          <w:p>
+            <w:pPr>
+              <w:pStyle w:val="NoSpacing"/>
+              <w:rPr>
+                <w:rFonts w:ascii="Courier New" w:hAnsi="Courier New" w:cs="Courier New"/>
+                <w:sz w:val="14"/>
+              </w:rPr>
+            </w:pPr>
+          </w:p>
+        </w:tc>
+        <w:tc>
+          <w:tcPr>
+            <w:tcW w:w="3481" w:type="dxa"/>
+            <w:tcBorders>
+              <w:left w:val="single" w:sz="4" w:space="0" w:color="auto"/>
+              <w:right w:val="single" w:sz="4" w:space="0" w:color="auto"/>
+            </w:tcBorders>
+          </w:tcPr>
+          <w:p>
+            <w:pPr>
+              <w:pStyle w:val="NoSpacing"/>
+              <w:rPr>
+                <w:rFonts w:ascii="Courier New" w:hAnsi="Courier New" w:cs="Courier New"/>
+                <w:sz w:val="14"/>
+              </w:rPr>
+            </w:pPr>
+          </w:p>
+        </w:tc>
+        <w:tc>
+          <w:tcPr>
+            <w:tcW w:w="2652" w:type="dxa"/>
+            <w:tcBorders>
+              <w:left w:val="single" w:sz="4" w:space="0" w:color="auto"/>
+            </w:tcBorders>
+          </w:tcPr>
+          <w:p>
+            <w:pPr>
+              <w:pStyle w:val="NoSpacing"/>
+              <w:rPr>
+                <w:rFonts w:ascii="Courier New" w:hAnsi="Courier New" w:cs="Courier New"/>
+                <w:sz w:val="14"/>
+              </w:rPr>
+            </w:pPr>
+          </w:p>
+        </w:tc>
+      </w:tr>
+    </w:tbl>
+    <w:p>
+      <w:pPr>
+        <w:pStyle w:val="Heading4"/>
+      </w:pPr>
+      <w:r>
+        <w:t>DATA GRID DEFINITION</w:t>
+      </w:r>
+    </w:p>
+    <w:tbl>
+      <w:tblPr>
+        <w:tblW w:w="0" w:type="auto"/>
+        <w:tblInd w:w="108" w:type="dxa"/>
+        <w:tblBorders>
+          <w:top w:val="single" w:sz="4" w:space="0" w:color="000000"/>
+          <w:left w:val="single" w:sz="4" w:space="0" w:color="000000"/>
+          <w:bottom w:val="single" w:sz="4" w:space="0" w:color="000000"/>
+          <w:right w:val="single" w:sz="4" w:space="0" w:color="000000"/>
+          <w:insideH w:val="single" w:sz="4" w:space="0" w:color="000000"/>
+          <w:insideV w:val="single" w:sz="4" w:space="0" w:color="000000"/>
+        </w:tblBorders>
+        <w:tblLook w:val="04A0" w:firstRow="1" w:lastRow="0" w:firstColumn="1" w:lastColumn="0" w:noHBand="0" w:noVBand="1"/>
+      </w:tblPr>
+      <w:tblGrid>
+        <w:gridCol w:w="1489"/>
+        <w:gridCol w:w="1981"/>
+        <w:gridCol w:w="1154"/>
+        <w:gridCol w:w="4618"/>
+      </w:tblGrid>
+      <w:tr>
+        <w:tc>
+          <w:tcPr>
+            <w:tcW w:w="1489" w:type="dxa"/>
+            <w:shd w:val="clear" w:color="auto" w:fill="D6E3BC"/>
+          </w:tcPr>
+          <w:p>
+            <w:pPr>
+              <w:pStyle w:val="NoSpacing"/>
+              <w:rPr>
+                <w:b/>
+                <w:sz w:val="16"/>
+              </w:rPr>
+            </w:pPr>
+            <w:r>
+              <w:rPr>
+                <w:b/>
+                <w:sz w:val="16"/>
+              </w:rPr>
+              <w:t>Name</w:t>
+            </w:r>
+          </w:p>
+        </w:tc>
+        <w:tc>
+          <w:tcPr>
+            <w:tcW w:w="1981" w:type="dxa"/>
+            <w:tcBorders>
+              <w:right w:val="single" w:sz="4" w:space="0" w:color="auto"/>
+            </w:tcBorders>
+            <w:shd w:val="clear" w:color="auto" w:fill="D6E3BC"/>
+          </w:tcPr>
+          <w:p>
+            <w:pPr>
+              <w:pStyle w:val="NoSpacing"/>
+              <w:rPr>
+                <w:b/>
+                <w:sz w:val="16"/>
+              </w:rPr>
+            </w:pPr>
+            <w:r>
+              <w:rPr>
+                <w:b/>
+                <w:sz w:val="16"/>
+              </w:rPr>
+              <w:t>Field</w:t>
+            </w:r>
+          </w:p>
+        </w:tc>
+        <w:tc>
+          <w:tcPr>
+            <w:tcW w:w="1154" w:type="dxa"/>
+            <w:tcBorders>
+              <w:left w:val="single" w:sz="4" w:space="0" w:color="auto"/>
+              <w:right w:val="single" w:sz="4" w:space="0" w:color="auto"/>
+            </w:tcBorders>
+            <w:shd w:val="clear" w:color="auto" w:fill="D6E3BC"/>
+          </w:tcPr>
+          <w:p>
+            <w:pPr>
+              <w:pStyle w:val="NoSpacing"/>
+              <w:rPr>
+                <w:b/>
+                <w:sz w:val="16"/>
+              </w:rPr>
+            </w:pPr>
+            <w:r>
+              <w:rPr>
+                <w:b/>
+                <w:sz w:val="16"/>
+              </w:rPr>
+              <w:t>Type</w:t>
+            </w:r>
+          </w:p>
+        </w:tc>
+        <w:tc>
+          <w:tcPr>
+            <w:tcW w:w="4618" w:type="dxa"/>
+            <w:tcBorders>
+              <w:left w:val="single" w:sz="4" w:space="0" w:color="auto"/>
+            </w:tcBorders>
+            <w:shd w:val="clear" w:color="auto" w:fill="D6E3BC"/>
+          </w:tcPr>
+          <w:p>
+            <w:pPr>
+              <w:pStyle w:val="NoSpacing"/>
+              <w:rPr>
+                <w:b/>
+                <w:sz w:val="16"/>
+              </w:rPr>
+            </w:pPr>
+            <w:r>
+              <w:rPr>
+                <w:b/>
+                <w:sz w:val="16"/>
+              </w:rPr>
+              <w:t>Validation</w:t>
+            </w:r>
+          </w:p>
+        </w:tc>
+      </w:tr>
+      <w:tr>
+        <w:tc>
+          <w:tcPr>
+            <w:tcW w:w="1489" w:type="dxa"/>
+          </w:tcPr>
+          <w:p>
+            <w:pPr>
+              <w:pStyle w:val="NoSpacing"/>
+              <w:rPr>
+                <w:rFonts w:ascii="Courier New" w:hAnsi="Courier New" w:cs="Courier New"/>
+                <w:sz w:val="14"/>
+              </w:rPr>
+            </w:pPr>
+            <w:r>
+              <w:rPr>
+                <w:rFonts w:ascii="Courier New" w:hAnsi="Courier New" w:cs="Courier New"/>
+                <w:sz w:val="14"/>
+              </w:rPr>
+              <w:t>Asset Code</w:t>
+            </w:r>
+          </w:p>
+        </w:tc>
+        <w:tc>
+          <w:tcPr>
+            <w:tcW w:w="1981" w:type="dxa"/>
+            <w:tcBorders>
+              <w:right w:val="single" w:sz="4" w:space="0" w:color="auto"/>
+            </w:tcBorders>
+          </w:tcPr>
+          <w:p>
+            <w:pPr>
+              <w:pStyle w:val="NoSpacing"/>
+              <w:rPr>
+                <w:rFonts w:ascii="Courier New" w:hAnsi="Courier New" w:cs="Courier New"/>
+                <w:sz w:val="14"/>
+              </w:rPr>
+            </w:pPr>
+            <w:r>
+              <w:rPr>
+                <w:rFonts w:ascii="Courier New" w:hAnsi="Courier New" w:cs="Courier New"/>
+                <w:sz w:val="14"/>
+              </w:rPr>
+              <w:t>CASSET_CODE</w:t>
+            </w:r>
+          </w:p>
+        </w:tc>
+        <w:tc>
+          <w:tcPr>
+            <w:tcW w:w="1154" w:type="dxa"/>
+            <w:tcBorders>
+              <w:left w:val="single" w:sz="4" w:space="0" w:color="auto"/>
+              <w:right w:val="single" w:sz="4" w:space="0" w:color="auto"/>
+            </w:tcBorders>
+          </w:tcPr>
+          <w:p>
+            <w:pPr>
+              <w:pStyle w:val="NoSpacing"/>
+              <w:rPr>
+                <w:rFonts w:ascii="Courier New" w:hAnsi="Courier New" w:cs="Courier New"/>
+                <w:sz w:val="14"/>
+              </w:rPr>
+            </w:pPr>
+            <w:r>
+              <w:rPr>
+                <w:rFonts w:ascii="Courier New" w:hAnsi="Courier New" w:cs="Courier New"/>
+                <w:sz w:val="14"/>
+              </w:rPr>
+              <w:t>Label</w:t>
+            </w:r>
+          </w:p>
+        </w:tc>
+        <w:tc>
+          <w:tcPr>
+            <w:tcW w:w="4618" w:type="dxa"/>
+            <w:tcBorders>
+              <w:left w:val="single" w:sz="4" w:space="0" w:color="auto"/>
+            </w:tcBorders>
+          </w:tcPr>
+          <w:p>
+            <w:pPr>
+              <w:pStyle w:val="NoSpacing"/>
+              <w:rPr>
+                <w:rFonts w:ascii="Courier New" w:eastAsiaTheme="minorEastAsia" w:hAnsi="Courier New" w:cs="Courier New"/>
+                <w:sz w:val="14"/>
+                <w:lang w:val="id-ID" w:eastAsia="zh-CN"/>
+              </w:rPr>
+            </w:pPr>
+          </w:p>
+        </w:tc>
+      </w:tr>
+      <w:tr>
+        <w:tc>
+          <w:tcPr>
+            <w:tcW w:w="1489" w:type="dxa"/>
+          </w:tcPr>
+          <w:p>
+            <w:pPr>
+              <w:pStyle w:val="NoSpacing"/>
+              <w:rPr>
+                <w:rFonts w:ascii="Courier New" w:hAnsi="Courier New" w:cs="Courier New"/>
+                <w:sz w:val="14"/>
+              </w:rPr>
+            </w:pPr>
+            <w:r>
+              <w:rPr>
+                <w:rFonts w:ascii="Courier New" w:hAnsi="Courier New" w:cs="Courier New"/>
+                <w:sz w:val="14"/>
+              </w:rPr>
+              <w:t>Asset Name</w:t>
+            </w:r>
+          </w:p>
+        </w:tc>
+        <w:tc>
+          <w:tcPr>
+            <w:tcW w:w="1981" w:type="dxa"/>
+            <w:tcBorders>
+              <w:right w:val="single" w:sz="4" w:space="0" w:color="auto"/>
+            </w:tcBorders>
+          </w:tcPr>
+          <w:p>
+            <w:pPr>
+              <w:pStyle w:val="NoSpacing"/>
+              <w:rPr>
+                <w:rFonts w:ascii="Courier New" w:hAnsi="Courier New" w:cs="Courier New"/>
+                <w:sz w:val="14"/>
+              </w:rPr>
+            </w:pPr>
+            <w:r>
+              <w:rPr>
+                <w:rFonts w:ascii="Courier New" w:hAnsi="Courier New" w:cs="Courier New"/>
+                <w:sz w:val="14"/>
+              </w:rPr>
+              <w:t>CASSET_NAME</w:t>
+            </w:r>
+          </w:p>
+        </w:tc>
+        <w:tc>
+          <w:tcPr>
+            <w:tcW w:w="1154" w:type="dxa"/>
+            <w:tcBorders>
+              <w:left w:val="single" w:sz="4" w:space="0" w:color="auto"/>
+              <w:right w:val="single" w:sz="4" w:space="0" w:color="auto"/>
+            </w:tcBorders>
+          </w:tcPr>
+          <w:p>
+            <w:pPr>
+              <w:pStyle w:val="NoSpacing"/>
+              <w:rPr>
+                <w:rFonts w:ascii="Courier New" w:hAnsi="Courier New" w:cs="Courier New"/>
+                <w:sz w:val="14"/>
+              </w:rPr>
+            </w:pPr>
+            <w:r>
+              <w:rPr>
+                <w:rFonts w:ascii="Courier New" w:hAnsi="Courier New" w:cs="Courier New"/>
+                <w:sz w:val="14"/>
+              </w:rPr>
+              <w:t>Label</w:t>
+            </w:r>
+          </w:p>
+        </w:tc>
+        <w:tc>
+          <w:tcPr>
+            <w:tcW w:w="4618" w:type="dxa"/>
+            <w:tcBorders>
+              <w:left w:val="single" w:sz="4" w:space="0" w:color="auto"/>
+            </w:tcBorders>
+          </w:tcPr>
+          <w:p>
+            <w:pPr>
+              <w:pStyle w:val="NoSpacing"/>
+              <w:rPr>
+                <w:rFonts w:ascii="Courier New" w:eastAsiaTheme="minorEastAsia" w:hAnsi="Courier New" w:cs="Courier New"/>
+                <w:sz w:val="14"/>
+                <w:lang w:val="id-ID" w:eastAsia="zh-CN"/>
+              </w:rPr>
+            </w:pPr>
+          </w:p>
+        </w:tc>
+      </w:tr>
+      <w:tr>
+        <w:tc>
+          <w:tcPr>
+            <w:tcW w:w="1489" w:type="dxa"/>
+          </w:tcPr>
+          <w:p>
+            <w:pPr>
+              <w:pStyle w:val="NoSpacing"/>
+              <w:rPr>
+                <w:rFonts w:ascii="Courier New" w:hAnsi="Courier New" w:cs="Courier New"/>
+                <w:sz w:val="14"/>
+              </w:rPr>
+            </w:pPr>
+            <w:r>
+              <w:rPr>
+                <w:rFonts w:ascii="Courier New" w:hAnsi="Courier New" w:cs="Courier New"/>
+                <w:sz w:val="14"/>
+              </w:rPr>
+              <w:lastRenderedPageBreak/>
+              <w:t>Location</w:t>
+            </w:r>
+          </w:p>
+        </w:tc>
+        <w:tc>
+          <w:tcPr>
+            <w:tcW w:w="1981" w:type="dxa"/>
+            <w:tcBorders>
+              <w:right w:val="single" w:sz="4" w:space="0" w:color="auto"/>
+            </w:tcBorders>
+          </w:tcPr>
+          <w:p>
+            <w:pPr>
+              <w:pStyle w:val="NoSpacing"/>
+              <w:rPr>
+                <w:rFonts w:ascii="Courier New" w:hAnsi="Courier New" w:cs="Courier New"/>
+                <w:sz w:val="14"/>
+              </w:rPr>
+            </w:pPr>
+            <w:r>
+              <w:rPr>
+                <w:rFonts w:ascii="Courier New" w:hAnsi="Courier New" w:cs="Courier New"/>
+                <w:sz w:val="14"/>
+              </w:rPr>
+              <w:t>CLOCATION_INFO</w:t>
+            </w:r>
+          </w:p>
+        </w:tc>
+        <w:tc>
+          <w:tcPr>
+            <w:tcW w:w="1154" w:type="dxa"/>
+            <w:tcBorders>
+              <w:left w:val="single" w:sz="4" w:space="0" w:color="auto"/>
+              <w:right w:val="single" w:sz="4" w:space="0" w:color="auto"/>
+            </w:tcBorders>
+          </w:tcPr>
+          <w:p>
+            <w:pPr>
+              <w:pStyle w:val="NoSpacing"/>
+              <w:rPr>
+                <w:rFonts w:ascii="Courier New" w:hAnsi="Courier New" w:cs="Courier New"/>
+                <w:sz w:val="14"/>
+              </w:rPr>
+            </w:pPr>
+            <w:r>
+              <w:rPr>
+                <w:rFonts w:ascii="Courier New" w:hAnsi="Courier New" w:cs="Courier New"/>
+                <w:sz w:val="14"/>
+              </w:rPr>
+              <w:t>Label</w:t>
+            </w:r>
+          </w:p>
+        </w:tc>
+        <w:tc>
+          <w:tcPr>
+            <w:tcW w:w="4618" w:type="dxa"/>
+            <w:tcBorders>
+              <w:left w:val="single" w:sz="4" w:space="0" w:color="auto"/>
+            </w:tcBorders>
+          </w:tcPr>
+          <w:p>
+            <w:pPr>
+              <w:pStyle w:val="NoSpacing"/>
+              <w:rPr>
+                <w:rFonts w:ascii="Courier New" w:eastAsiaTheme="minorEastAsia" w:hAnsi="Courier New" w:cs="Courier New"/>
+                <w:sz w:val="14"/>
+                <w:lang w:val="id-ID" w:eastAsia="zh-CN"/>
+              </w:rPr>
+            </w:pPr>
+          </w:p>
+        </w:tc>
+      </w:tr>
+      <w:tr>
+        <w:tc>
+          <w:tcPr>
+            <w:tcW w:w="1489" w:type="dxa"/>
+          </w:tcPr>
+          <w:p>
+            <w:pPr>
+              <w:pStyle w:val="NoSpacing"/>
+              <w:rPr>
+                <w:rFonts w:ascii="Courier New" w:hAnsi="Courier New" w:cs="Courier New"/>
+                <w:sz w:val="14"/>
+              </w:rPr>
+            </w:pPr>
+            <w:r>
+              <w:rPr>
+                <w:rFonts w:ascii="Courier New" w:hAnsi="Courier New" w:cs="Courier New"/>
+                <w:sz w:val="14"/>
+              </w:rPr>
+              <w:t>Serial Number</w:t>
+            </w:r>
+          </w:p>
+        </w:tc>
+        <w:tc>
+          <w:tcPr>
+            <w:tcW w:w="1981" w:type="dxa"/>
+            <w:tcBorders>
+              <w:right w:val="single" w:sz="4" w:space="0" w:color="auto"/>
+            </w:tcBorders>
+          </w:tcPr>
+          <w:p>
+            <w:pPr>
+              <w:pStyle w:val="NoSpacing"/>
+              <w:rPr>
+                <w:rFonts w:ascii="Courier New" w:hAnsi="Courier New" w:cs="Courier New"/>
+                <w:sz w:val="14"/>
+              </w:rPr>
+            </w:pPr>
+            <w:r>
+              <w:rPr>
+                <w:rFonts w:ascii="Courier New" w:hAnsi="Courier New" w:cs="Courier New"/>
+                <w:sz w:val="14"/>
+              </w:rPr>
+              <w:t>CSERIAL_NO</w:t>
+            </w:r>
+          </w:p>
+        </w:tc>
+        <w:tc>
+          <w:tcPr>
+            <w:tcW w:w="1154" w:type="dxa"/>
+            <w:tcBorders>
+              <w:left w:val="single" w:sz="4" w:space="0" w:color="auto"/>
+              <w:right w:val="single" w:sz="4" w:space="0" w:color="auto"/>
+            </w:tcBorders>
+          </w:tcPr>
+          <w:p>
+            <w:pPr>
+              <w:pStyle w:val="NoSpacing"/>
+              <w:rPr>
+                <w:rFonts w:ascii="Courier New" w:hAnsi="Courier New" w:cs="Courier New"/>
+                <w:sz w:val="14"/>
+              </w:rPr>
+            </w:pPr>
+            <w:r>
+              <w:rPr>
+                <w:rFonts w:ascii="Courier New" w:hAnsi="Courier New" w:cs="Courier New"/>
+                <w:sz w:val="14"/>
+              </w:rPr>
+              <w:t>Label</w:t>
+            </w:r>
+          </w:p>
+        </w:tc>
+        <w:tc>
+          <w:tcPr>
+            <w:tcW w:w="4618" w:type="dxa"/>
+            <w:tcBorders>
+              <w:left w:val="single" w:sz="4" w:space="0" w:color="auto"/>
+            </w:tcBorders>
+          </w:tcPr>
+          <w:p>
+            <w:pPr>
+              <w:pStyle w:val="NoSpacing"/>
+              <w:rPr>
+                <w:rFonts w:ascii="Courier New" w:eastAsiaTheme="minorEastAsia" w:hAnsi="Courier New" w:cs="Courier New"/>
+                <w:sz w:val="14"/>
+                <w:lang w:val="id-ID" w:eastAsia="zh-CN"/>
+              </w:rPr>
+            </w:pPr>
+          </w:p>
+        </w:tc>
+      </w:tr>
+      <w:tr>
+        <w:tc>
+          <w:tcPr>
+            <w:tcW w:w="1489" w:type="dxa"/>
+          </w:tcPr>
+          <w:p>
+            <w:pPr>
+              <w:pStyle w:val="NoSpacing"/>
+              <w:rPr>
+                <w:rFonts w:ascii="Courier New" w:hAnsi="Courier New" w:cs="Courier New"/>
+                <w:sz w:val="14"/>
+              </w:rPr>
+            </w:pPr>
+            <w:r>
+              <w:rPr>
+                <w:rFonts w:ascii="Courier New" w:hAnsi="Courier New" w:cs="Courier New"/>
+                <w:sz w:val="14"/>
+              </w:rPr>
+              <w:t>Status</w:t>
+            </w:r>
+          </w:p>
+        </w:tc>
+        <w:tc>
+          <w:tcPr>
+            <w:tcW w:w="1981" w:type="dxa"/>
+            <w:tcBorders>
+              <w:right w:val="single" w:sz="4" w:space="0" w:color="auto"/>
+            </w:tcBorders>
+          </w:tcPr>
+          <w:p>
+            <w:pPr>
+              <w:pStyle w:val="NoSpacing"/>
+              <w:rPr>
+                <w:rFonts w:ascii="Courier New" w:hAnsi="Courier New" w:cs="Courier New"/>
+                <w:sz w:val="14"/>
+              </w:rPr>
+            </w:pPr>
+            <w:r>
+              <w:rPr>
+                <w:rFonts w:ascii="Courier New" w:hAnsi="Courier New" w:cs="Courier New"/>
+                <w:sz w:val="14"/>
+              </w:rPr>
+              <w:t>CASSET_STATUS_NAME</w:t>
+            </w:r>
+          </w:p>
+        </w:tc>
+        <w:tc>
+          <w:tcPr>
+            <w:tcW w:w="1154" w:type="dxa"/>
+            <w:tcBorders>
+              <w:left w:val="single" w:sz="4" w:space="0" w:color="auto"/>
+              <w:right w:val="single" w:sz="4" w:space="0" w:color="auto"/>
+            </w:tcBorders>
+          </w:tcPr>
+          <w:p>
+            <w:pPr>
+              <w:pStyle w:val="NoSpacing"/>
+              <w:rPr>
+                <w:rFonts w:ascii="Courier New" w:hAnsi="Courier New" w:cs="Courier New"/>
+                <w:sz w:val="14"/>
+              </w:rPr>
+            </w:pPr>
+            <w:r>
+              <w:rPr>
+                <w:rFonts w:ascii="Courier New" w:hAnsi="Courier New" w:cs="Courier New"/>
+                <w:sz w:val="14"/>
+              </w:rPr>
+              <w:t>Label</w:t>
+            </w:r>
+          </w:p>
+        </w:tc>
+        <w:tc>
+          <w:tcPr>
+            <w:tcW w:w="4618" w:type="dxa"/>
+            <w:tcBorders>
+              <w:left w:val="single" w:sz="4" w:space="0" w:color="auto"/>
+            </w:tcBorders>
+          </w:tcPr>
+          <w:p>
+            <w:pPr>
+              <w:pStyle w:val="NoSpacing"/>
+              <w:rPr>
+                <w:rFonts w:ascii="Courier New" w:eastAsiaTheme="minorEastAsia" w:hAnsi="Courier New" w:cs="Courier New"/>
+                <w:sz w:val="14"/>
+                <w:lang w:val="id-ID" w:eastAsia="zh-CN"/>
+              </w:rPr>
+            </w:pPr>
+          </w:p>
+        </w:tc>
+      </w:tr>
+      <w:tr>
+        <w:tc>
+          <w:tcPr>
+            <w:tcW w:w="1489" w:type="dxa"/>
+          </w:tcPr>
+          <w:p>
+            <w:pPr>
+              <w:pStyle w:val="NoSpacing"/>
+              <w:rPr>
+                <w:rFonts w:ascii="Courier New" w:hAnsi="Courier New" w:cs="Courier New"/>
+                <w:sz w:val="14"/>
+              </w:rPr>
+            </w:pPr>
+            <w:r>
+              <w:rPr>
+                <w:rFonts w:ascii="Courier New" w:hAnsi="Courier New" w:cs="Courier New"/>
+                <w:sz w:val="14"/>
+              </w:rPr>
+              <w:t>Curr.</w:t>
+            </w:r>
+          </w:p>
+        </w:tc>
+        <w:tc>
+          <w:tcPr>
+            <w:tcW w:w="1981" w:type="dxa"/>
+            <w:tcBorders>
+              <w:right w:val="single" w:sz="4" w:space="0" w:color="auto"/>
+            </w:tcBorders>
+          </w:tcPr>
+          <w:p>
+            <w:pPr>
+              <w:pStyle w:val="NoSpacing"/>
+              <w:rPr>
+                <w:rFonts w:ascii="Courier New" w:hAnsi="Courier New" w:cs="Courier New"/>
+                <w:sz w:val="14"/>
+              </w:rPr>
+            </w:pPr>
+            <w:r>
+              <w:rPr>
+                <w:rFonts w:ascii="Courier New" w:hAnsi="Courier New" w:cs="Courier New"/>
+                <w:sz w:val="14"/>
+              </w:rPr>
+              <w:t>CCURRENCY_CODE</w:t>
+            </w:r>
+          </w:p>
+        </w:tc>
+        <w:tc>
+          <w:tcPr>
+            <w:tcW w:w="1154" w:type="dxa"/>
+            <w:tcBorders>
+              <w:left w:val="single" w:sz="4" w:space="0" w:color="auto"/>
+              <w:right w:val="single" w:sz="4" w:space="0" w:color="auto"/>
+            </w:tcBorders>
+          </w:tcPr>
+          <w:p>
+            <w:pPr>
+              <w:pStyle w:val="NoSpacing"/>
+              <w:rPr>
+                <w:rFonts w:ascii="Courier New" w:hAnsi="Courier New" w:cs="Courier New"/>
+                <w:sz w:val="14"/>
+              </w:rPr>
+            </w:pPr>
+            <w:r>
+              <w:rPr>
+                <w:rFonts w:ascii="Courier New" w:hAnsi="Courier New" w:cs="Courier New"/>
+                <w:sz w:val="14"/>
+              </w:rPr>
+              <w:t>Label</w:t>
+            </w:r>
+          </w:p>
+        </w:tc>
+        <w:tc>
+          <w:tcPr>
+            <w:tcW w:w="4618" w:type="dxa"/>
+            <w:tcBorders>
+              <w:left w:val="single" w:sz="4" w:space="0" w:color="auto"/>
+            </w:tcBorders>
+          </w:tcPr>
+          <w:p>
+            <w:pPr>
+              <w:pStyle w:val="NoSpacing"/>
+              <w:rPr>
+                <w:rFonts w:ascii="Courier New" w:eastAsiaTheme="minorEastAsia" w:hAnsi="Courier New" w:cs="Courier New"/>
+                <w:sz w:val="14"/>
+                <w:lang w:val="id-ID" w:eastAsia="zh-CN"/>
+              </w:rPr>
+            </w:pPr>
+          </w:p>
+        </w:tc>
+      </w:tr>
+      <w:tr>
+        <w:tc>
+          <w:tcPr>
+            <w:tcW w:w="1489" w:type="dxa"/>
+          </w:tcPr>
+          <w:p>
+            <w:pPr>
+              <w:pStyle w:val="NoSpacing"/>
+              <w:rPr>
+                <w:rFonts w:ascii="Courier New" w:hAnsi="Courier New" w:cs="Courier New"/>
+                <w:sz w:val="14"/>
+              </w:rPr>
+            </w:pPr>
+            <w:r>
+              <w:rPr>
+                <w:rFonts w:ascii="Courier New" w:hAnsi="Courier New" w:cs="Courier New"/>
+                <w:sz w:val="14"/>
+              </w:rPr>
+              <w:t>Beg. Book Value</w:t>
+            </w:r>
+          </w:p>
+        </w:tc>
+        <w:tc>
+          <w:tcPr>
+            <w:tcW w:w="1981" w:type="dxa"/>
+            <w:tcBorders>
+              <w:right w:val="single" w:sz="4" w:space="0" w:color="auto"/>
+            </w:tcBorders>
+          </w:tcPr>
+          <w:p>
+            <w:pPr>
+              <w:pStyle w:val="NoSpacing"/>
+              <w:rPr>
+                <w:rFonts w:ascii="Courier New" w:hAnsi="Courier New" w:cs="Courier New"/>
+                <w:sz w:val="14"/>
+              </w:rPr>
+            </w:pPr>
+            <w:r>
+              <w:rPr>
+                <w:rFonts w:ascii="Courier New" w:hAnsi="Courier New" w:cs="Courier New"/>
+                <w:sz w:val="14"/>
+              </w:rPr>
+              <w:t>NBEG_BOOK_VALUE</w:t>
+            </w:r>
+          </w:p>
+        </w:tc>
+        <w:tc>
+          <w:tcPr>
+            <w:tcW w:w="1154" w:type="dxa"/>
+            <w:tcBorders>
+              <w:left w:val="single" w:sz="4" w:space="0" w:color="auto"/>
+              <w:right w:val="single" w:sz="4" w:space="0" w:color="auto"/>
+            </w:tcBorders>
+          </w:tcPr>
+          <w:p>
+            <w:pPr>
+              <w:pStyle w:val="NoSpacing"/>
+              <w:rPr>
+                <w:rFonts w:ascii="Courier New" w:hAnsi="Courier New" w:cs="Courier New"/>
+                <w:sz w:val="14"/>
+              </w:rPr>
+            </w:pPr>
+            <w:r>
+              <w:rPr>
+                <w:rFonts w:ascii="Courier New" w:hAnsi="Courier New" w:cs="Courier New"/>
+                <w:sz w:val="14"/>
+              </w:rPr>
+              <w:t>Label</w:t>
+            </w:r>
+          </w:p>
+        </w:tc>
+        <w:tc>
+          <w:tcPr>
+            <w:tcW w:w="4618" w:type="dxa"/>
+            <w:tcBorders>
+              <w:left w:val="single" w:sz="4" w:space="0" w:color="auto"/>
+            </w:tcBorders>
+          </w:tcPr>
+          <w:p>
+            <w:pPr>
+              <w:pStyle w:val="NoSpacing"/>
+              <w:rPr>
+                <w:rFonts w:ascii="Courier New" w:eastAsiaTheme="minorEastAsia" w:hAnsi="Courier New" w:cs="Courier New"/>
+                <w:sz w:val="14"/>
+                <w:lang w:val="id-ID" w:eastAsia="zh-CN"/>
+              </w:rPr>
+            </w:pPr>
+          </w:p>
+        </w:tc>
+      </w:tr>
+      <w:tr>
+        <w:tc>
+          <w:tcPr>
+            <w:tcW w:w="1489" w:type="dxa"/>
+          </w:tcPr>
+          <w:p>
+            <w:pPr>
+              <w:pStyle w:val="NoSpacing"/>
+              <w:rPr>
+                <w:rFonts w:ascii="Courier New" w:hAnsi="Courier New" w:cs="Courier New"/>
+                <w:sz w:val="14"/>
+              </w:rPr>
+            </w:pPr>
+          </w:p>
+        </w:tc>
+        <w:tc>
+          <w:tcPr>
+            <w:tcW w:w="1981" w:type="dxa"/>
+            <w:tcBorders>
+              <w:right w:val="single" w:sz="4" w:space="0" w:color="auto"/>
+            </w:tcBorders>
+          </w:tcPr>
+          <w:p>
+            <w:pPr>
+              <w:pStyle w:val="NoSpacing"/>
+              <w:rPr>
+                <w:rFonts w:ascii="Courier New" w:hAnsi="Courier New" w:cs="Courier New"/>
+                <w:sz w:val="14"/>
+              </w:rPr>
+            </w:pPr>
+          </w:p>
+        </w:tc>
+        <w:tc>
+          <w:tcPr>
+            <w:tcW w:w="1154" w:type="dxa"/>
+            <w:tcBorders>
+              <w:left w:val="single" w:sz="4" w:space="0" w:color="auto"/>
+              <w:right w:val="single" w:sz="4" w:space="0" w:color="auto"/>
+            </w:tcBorders>
+          </w:tcPr>
+          <w:p>
+            <w:pPr>
+              <w:pStyle w:val="NoSpacing"/>
+              <w:rPr>
+                <w:rFonts w:ascii="Courier New" w:hAnsi="Courier New" w:cs="Courier New"/>
+                <w:sz w:val="14"/>
+              </w:rPr>
+            </w:pPr>
+          </w:p>
+        </w:tc>
+        <w:tc>
+          <w:tcPr>
+            <w:tcW w:w="4618" w:type="dxa"/>
+            <w:tcBorders>
+              <w:left w:val="single" w:sz="4" w:space="0" w:color="auto"/>
+            </w:tcBorders>
+          </w:tcPr>
+          <w:p>
+            <w:pPr>
+              <w:pStyle w:val="NoSpacing"/>
+              <w:rPr>
+                <w:rFonts w:ascii="Courier New" w:eastAsiaTheme="minorEastAsia" w:hAnsi="Courier New" w:cs="Courier New"/>
+                <w:sz w:val="14"/>
+                <w:lang w:val="id-ID" w:eastAsia="zh-CN"/>
+              </w:rPr>
+            </w:pPr>
+          </w:p>
+        </w:tc>
+      </w:tr>
+      <w:tr>
+        <w:tc>
+          <w:tcPr>
+            <w:tcW w:w="1489" w:type="dxa"/>
+          </w:tcPr>
+          <w:p>
+            <w:pPr>
+              <w:pStyle w:val="NoSpacing"/>
+              <w:rPr>
+                <w:rFonts w:ascii="Courier New" w:hAnsi="Courier New" w:cs="Courier New"/>
+                <w:sz w:val="14"/>
+              </w:rPr>
+            </w:pPr>
+          </w:p>
+        </w:tc>
+        <w:tc>
+          <w:tcPr>
+            <w:tcW w:w="1981" w:type="dxa"/>
+            <w:tcBorders>
+              <w:right w:val="single" w:sz="4" w:space="0" w:color="auto"/>
+            </w:tcBorders>
+          </w:tcPr>
+          <w:p>
+            <w:pPr>
+              <w:pStyle w:val="NoSpacing"/>
+              <w:rPr>
+                <w:rFonts w:ascii="Courier New" w:hAnsi="Courier New" w:cs="Courier New"/>
+                <w:sz w:val="14"/>
+              </w:rPr>
+            </w:pPr>
+          </w:p>
+        </w:tc>
+        <w:tc>
+          <w:tcPr>
+            <w:tcW w:w="1154" w:type="dxa"/>
+            <w:tcBorders>
+              <w:left w:val="single" w:sz="4" w:space="0" w:color="auto"/>
+              <w:right w:val="single" w:sz="4" w:space="0" w:color="auto"/>
+            </w:tcBorders>
+          </w:tcPr>
+          <w:p>
+            <w:pPr>
+              <w:pStyle w:val="NoSpacing"/>
+              <w:rPr>
+                <w:rFonts w:ascii="Courier New" w:hAnsi="Courier New" w:cs="Courier New"/>
+                <w:sz w:val="14"/>
+              </w:rPr>
+            </w:pPr>
+          </w:p>
+        </w:tc>
+        <w:tc>
+          <w:tcPr>
+            <w:tcW w:w="4618" w:type="dxa"/>
+            <w:tcBorders>
+              <w:left w:val="single" w:sz="4" w:space="0" w:color="auto"/>
+            </w:tcBorders>
+          </w:tcPr>
+          <w:p>
+            <w:pPr>
+              <w:pStyle w:val="NoSpacing"/>
+              <w:rPr>
+                <w:rFonts w:ascii="Courier New" w:eastAsiaTheme="minorEastAsia" w:hAnsi="Courier New" w:cs="Courier New"/>
+                <w:sz w:val="14"/>
+                <w:lang w:val="id-ID" w:eastAsia="zh-CN"/>
+              </w:rPr>
+            </w:pPr>
+          </w:p>
+        </w:tc>
+      </w:tr>
+      <w:tr>
+        <w:tc>
+          <w:tcPr>
+            <w:tcW w:w="9242" w:type="dxa"/>
+            <w:gridSpan w:val="4"/>
+          </w:tcPr>
+          <w:p>
+            <w:pPr>
+              <w:pStyle w:val="NoSpacing"/>
+              <w:rPr>
+                <w:rFonts w:ascii="Courier New" w:hAnsi="Courier New" w:cs="Courier New"/>
+                <w:sz w:val="14"/>
+              </w:rPr>
+            </w:pPr>
+            <w:r>
+              <w:rPr>
+                <w:rFonts w:ascii="Courier New" w:hAnsi="Courier New" w:cs="Courier New"/>
+                <w:sz w:val="14"/>
+              </w:rPr>
+              <w:t>Grid Mode</w:t>
+            </w:r>
+          </w:p>
+          <w:p>
+            <w:pPr>
+              <w:pStyle w:val="NoSpacing"/>
+              <w:numPr>
+                <w:ilvl w:val="0"/>
+                <w:numId w:val="4"/>
+              </w:numPr>
+              <w:rPr>
+                <w:rFonts w:ascii="Courier New" w:hAnsi="Courier New" w:cs="Courier New"/>
+                <w:sz w:val="14"/>
+                <w:lang w:val="id-ID"/>
+              </w:rPr>
+            </w:pPr>
+            <w:r>
+              <w:rPr>
+                <w:rFonts w:ascii="Courier New" w:hAnsi="Courier New" w:cs="Courier New"/>
+                <w:sz w:val="14"/>
+              </w:rPr>
+              <w:t>Read Only</w:t>
+            </w:r>
+          </w:p>
+        </w:tc>
+      </w:tr>
+    </w:tbl>
+    <w:p>
+      <w:pPr>
+        <w:pStyle w:val="Heading4"/>
+      </w:pPr>
+      <w:r>
+        <w:t>BUTTON MODE</w:t>
+      </w:r>
+    </w:p>
+    <w:tbl>
+      <w:tblPr>
+        <w:tblW w:w="0" w:type="auto"/>
+        <w:tblInd w:w="108" w:type="dxa"/>
+        <w:tblBorders>
+          <w:top w:val="single" w:sz="4" w:space="0" w:color="000000"/>
+          <w:left w:val="single" w:sz="4" w:space="0" w:color="000000"/>
+          <w:bottom w:val="single" w:sz="4" w:space="0" w:color="000000"/>
+          <w:right w:val="single" w:sz="4" w:space="0" w:color="000000"/>
+          <w:insideH w:val="single" w:sz="4" w:space="0" w:color="000000"/>
+          <w:insideV w:val="single" w:sz="4" w:space="0" w:color="000000"/>
+        </w:tblBorders>
+        <w:tblLook w:val="04A0" w:firstRow="1" w:lastRow="0" w:firstColumn="1" w:lastColumn="0" w:noHBand="0" w:noVBand="1"/>
+      </w:tblPr>
+      <w:tblGrid>
+        <w:gridCol w:w="2053"/>
+        <w:gridCol w:w="7189"/>
+      </w:tblGrid>
+      <w:tr>
+        <w:tc>
+          <w:tcPr>
+            <w:tcW w:w="2053" w:type="dxa"/>
+            <w:tcBorders>
+              <w:top w:val="single" w:sz="4" w:space="0" w:color="000000"/>
+              <w:left w:val="single" w:sz="4" w:space="0" w:color="000000"/>
+              <w:bottom w:val="single" w:sz="4" w:space="0" w:color="000000"/>
+              <w:right w:val="single" w:sz="4" w:space="0" w:color="000000"/>
+            </w:tcBorders>
+            <w:shd w:val="clear" w:color="auto" w:fill="D6E3BC"/>
+          </w:tcPr>
+          <w:p>
+            <w:pPr>
+              <w:pStyle w:val="NoSpacing"/>
+              <w:ind w:left="360" w:hanging="360"/>
+              <w:rPr>
+                <w:rFonts w:ascii="Courier New" w:hAnsi="Courier New" w:cs="Courier New"/>
+                <w:b/>
+                <w:sz w:val="14"/>
+              </w:rPr>
+            </w:pPr>
+            <w:r>
+              <w:rPr>
+                <w:rFonts w:ascii="Courier New" w:hAnsi="Courier New" w:cs="Courier New"/>
+                <w:b/>
+                <w:sz w:val="14"/>
+              </w:rPr>
+              <w:t>Button Name</w:t>
+            </w:r>
+          </w:p>
+        </w:tc>
+        <w:tc>
+          <w:tcPr>
+            <w:tcW w:w="7189" w:type="dxa"/>
+            <w:tcBorders>
+              <w:top w:val="single" w:sz="4" w:space="0" w:color="000000"/>
+              <w:left w:val="single" w:sz="4" w:space="0" w:color="000000"/>
+              <w:bottom w:val="single" w:sz="4" w:space="0" w:color="000000"/>
+              <w:right w:val="single" w:sz="4" w:space="0" w:color="000000"/>
+            </w:tcBorders>
+            <w:shd w:val="clear" w:color="auto" w:fill="D6E3BC"/>
+          </w:tcPr>
+          <w:p>
+            <w:pPr>
+              <w:pStyle w:val="NoSpacing"/>
+              <w:rPr>
+                <w:rFonts w:ascii="Courier New" w:hAnsi="Courier New" w:cs="Courier New"/>
+                <w:b/>
+                <w:sz w:val="14"/>
+              </w:rPr>
+            </w:pPr>
+            <w:r>
+              <w:rPr>
+                <w:rFonts w:ascii="Courier New" w:hAnsi="Courier New" w:cs="Courier New"/>
+                <w:b/>
+                <w:sz w:val="14"/>
+              </w:rPr>
+              <w:t>Mode</w:t>
+            </w:r>
+          </w:p>
+        </w:tc>
+      </w:tr>
+      <w:tr>
+        <w:tc>
+          <w:tcPr>
+            <w:tcW w:w="2053" w:type="dxa"/>
+            <w:tcBorders>
+              <w:top w:val="single" w:sz="4" w:space="0" w:color="000000"/>
+              <w:left w:val="single" w:sz="4" w:space="0" w:color="000000"/>
+              <w:bottom w:val="single" w:sz="4" w:space="0" w:color="000000"/>
+              <w:right w:val="single" w:sz="4" w:space="0" w:color="000000"/>
+            </w:tcBorders>
+          </w:tcPr>
+          <w:p>
+            <w:pPr>
+              <w:pStyle w:val="NoSpacing"/>
+              <w:ind w:left="360" w:hanging="360"/>
+              <w:rPr>
+                <w:rFonts w:ascii="Courier New" w:hAnsi="Courier New" w:cs="Courier New"/>
+                <w:sz w:val="14"/>
+              </w:rPr>
+            </w:pPr>
+            <w:r>
+              <w:rPr>
+                <w:rFonts w:ascii="Courier New" w:hAnsi="Courier New" w:cs="Courier New"/>
+                <w:sz w:val="14"/>
+              </w:rPr>
+              <w:t>OK</w:t>
+            </w:r>
+          </w:p>
+        </w:tc>
+        <w:tc>
+          <w:tcPr>
+            <w:tcW w:w="7189" w:type="dxa"/>
+            <w:tcBorders>
+              <w:top w:val="single" w:sz="4" w:space="0" w:color="000000"/>
+              <w:left w:val="single" w:sz="4" w:space="0" w:color="000000"/>
+              <w:bottom w:val="single" w:sz="4" w:space="0" w:color="000000"/>
+              <w:right w:val="single" w:sz="4" w:space="0" w:color="000000"/>
+            </w:tcBorders>
+          </w:tcPr>
+          <w:p>
+            <w:pPr>
+              <w:pStyle w:val="NoSpacing"/>
+              <w:rPr>
+                <w:rFonts w:ascii="Courier New" w:hAnsi="Courier New" w:cs="Courier New"/>
+                <w:sz w:val="14"/>
+              </w:rPr>
+            </w:pPr>
+            <w:r>
+              <w:rPr>
+                <w:rFonts w:ascii="Courier New" w:hAnsi="Courier New" w:cs="Courier New"/>
+                <w:sz w:val="14"/>
+              </w:rPr>
+              <w:t xml:space="preserve">IF Grid </w:t>
+            </w:r>
+            <w:proofErr w:type="gramStart"/>
+            <w:r>
+              <w:rPr>
+                <w:rFonts w:ascii="Courier New" w:hAnsi="Courier New" w:cs="Courier New"/>
+                <w:sz w:val="14"/>
+              </w:rPr>
+              <w:t>not empty</w:t>
+            </w:r>
+            <w:proofErr w:type="gramEnd"/>
+            <w:r>
+              <w:rPr>
+                <w:rFonts w:ascii="Courier New" w:hAnsi="Courier New" w:cs="Courier New"/>
+                <w:sz w:val="14"/>
+              </w:rPr>
+              <w:t xml:space="preserve"> THEN Enabled ELSE Disabled</w:t>
+            </w:r>
+          </w:p>
+        </w:tc>
+      </w:tr>
+      <w:tr>
+        <w:tc>
+          <w:tcPr>
+            <w:tcW w:w="2053" w:type="dxa"/>
+            <w:tcBorders>
+              <w:top w:val="single" w:sz="4" w:space="0" w:color="000000"/>
+              <w:left w:val="single" w:sz="4" w:space="0" w:color="000000"/>
+              <w:bottom w:val="single" w:sz="4" w:space="0" w:color="000000"/>
+              <w:right w:val="single" w:sz="4" w:space="0" w:color="000000"/>
+            </w:tcBorders>
+          </w:tcPr>
+          <w:p>
+            <w:pPr>
+              <w:pStyle w:val="NoSpacing"/>
+              <w:ind w:left="360" w:hanging="360"/>
+              <w:rPr>
+                <w:rFonts w:ascii="Courier New" w:hAnsi="Courier New" w:cs="Courier New"/>
+                <w:sz w:val="14"/>
+              </w:rPr>
+            </w:pPr>
+            <w:r>
+              <w:rPr>
+                <w:rFonts w:ascii="Courier New" w:hAnsi="Courier New" w:cs="Courier New"/>
+                <w:sz w:val="14"/>
+              </w:rPr>
+              <w:t>Cancel</w:t>
+            </w:r>
+          </w:p>
+        </w:tc>
+        <w:tc>
+          <w:tcPr>
+            <w:tcW w:w="7189" w:type="dxa"/>
+            <w:tcBorders>
+              <w:top w:val="single" w:sz="4" w:space="0" w:color="000000"/>
+              <w:left w:val="single" w:sz="4" w:space="0" w:color="000000"/>
+              <w:bottom w:val="single" w:sz="4" w:space="0" w:color="000000"/>
+              <w:right w:val="single" w:sz="4" w:space="0" w:color="000000"/>
+            </w:tcBorders>
+          </w:tcPr>
+          <w:p>
+            <w:pPr>
+              <w:pStyle w:val="NoSpacing"/>
+              <w:rPr>
+                <w:rFonts w:ascii="Courier New" w:hAnsi="Courier New" w:cs="Courier New"/>
+                <w:sz w:val="14"/>
+              </w:rPr>
+            </w:pPr>
+            <w:r>
+              <w:rPr>
+                <w:rFonts w:ascii="Courier New" w:hAnsi="Courier New" w:cs="Courier New"/>
+                <w:sz w:val="14"/>
+              </w:rPr>
+              <w:t>Enabled</w:t>
+            </w:r>
+          </w:p>
+        </w:tc>
+      </w:tr>
+      <w:tr>
+        <w:tc>
+          <w:tcPr>
+            <w:tcW w:w="2053" w:type="dxa"/>
+            <w:tcBorders>
+              <w:top w:val="single" w:sz="4" w:space="0" w:color="000000"/>
+              <w:left w:val="single" w:sz="4" w:space="0" w:color="000000"/>
+              <w:bottom w:val="single" w:sz="4" w:space="0" w:color="000000"/>
+              <w:right w:val="single" w:sz="4" w:space="0" w:color="000000"/>
+            </w:tcBorders>
+          </w:tcPr>
+          <w:p>
+            <w:pPr>
+              <w:pStyle w:val="NoSpacing"/>
+              <w:ind w:left="360" w:hanging="360"/>
+              <w:jc w:val="both"/>
+              <w:rPr>
+                <w:rFonts w:ascii="Courier New" w:hAnsi="Courier New" w:cs="Courier New"/>
+                <w:sz w:val="14"/>
+                <w:highlight w:val="yellow"/>
+              </w:rPr>
+            </w:pPr>
+          </w:p>
+        </w:tc>
+        <w:tc>
+          <w:tcPr>
+            <w:tcW w:w="7189" w:type="dxa"/>
+            <w:tcBorders>
+              <w:top w:val="single" w:sz="4" w:space="0" w:color="000000"/>
+              <w:left w:val="single" w:sz="4" w:space="0" w:color="000000"/>
+              <w:bottom w:val="single" w:sz="4" w:space="0" w:color="000000"/>
+              <w:right w:val="single" w:sz="4" w:space="0" w:color="000000"/>
+            </w:tcBorders>
+          </w:tcPr>
+          <w:p>
+            <w:pPr>
+              <w:pStyle w:val="NoSpacing"/>
+              <w:rPr>
+                <w:rFonts w:ascii="Courier New" w:hAnsi="Courier New" w:cs="Courier New"/>
+                <w:sz w:val="14"/>
+                <w:highlight w:val="yellow"/>
+              </w:rPr>
+            </w:pPr>
+          </w:p>
+        </w:tc>
+      </w:tr>
+    </w:tbl>
+    <w:p>
+      <w:pPr>
+        <w:pStyle w:val="Heading3"/>
+      </w:pPr>
+      <w:r>
+        <w:t>REFRESH PROCESS</w:t>
+      </w:r>
+    </w:p>
+    <w:p>
+      <w:pPr>
+        <w:pStyle w:val="Heading4"/>
+      </w:pPr>
+      <w:r>
+        <w:t>VALIDATION</w:t>
+      </w:r>
+    </w:p>
+    <w:tbl>
+      <w:tblPr>
+        <w:tblW w:w="0" w:type="auto"/>
+        <w:tblInd w:w="108" w:type="dxa"/>
+        <w:tblBorders>
+          <w:top w:val="single" w:sz="4" w:space="0" w:color="000000"/>
+          <w:left w:val="single" w:sz="4" w:space="0" w:color="000000"/>
+          <w:bottom w:val="single" w:sz="4" w:space="0" w:color="000000"/>
+          <w:right w:val="single" w:sz="4" w:space="0" w:color="000000"/>
+          <w:insideH w:val="single" w:sz="4" w:space="0" w:color="000000"/>
+          <w:insideV w:val="single" w:sz="4" w:space="0" w:color="000000"/>
+        </w:tblBorders>
+        <w:tblLook w:val="04A0" w:firstRow="1" w:lastRow="0" w:firstColumn="1" w:lastColumn="0" w:noHBand="0" w:noVBand="1"/>
+      </w:tblPr>
+      <w:tblGrid>
+        <w:gridCol w:w="1867"/>
+        <w:gridCol w:w="2598"/>
+        <w:gridCol w:w="4777"/>
+      </w:tblGrid>
+      <w:tr>
+        <w:tc>
+          <w:tcPr>
+            <w:tcW w:w="1867" w:type="dxa"/>
+            <w:tcBorders>
+              <w:right w:val="single" w:sz="4" w:space="0" w:color="auto"/>
+            </w:tcBorders>
+            <w:shd w:val="clear" w:color="auto" w:fill="D6E3BC"/>
+          </w:tcPr>
+          <w:p>
+            <w:pPr>
+              <w:pStyle w:val="NoSpacing"/>
+              <w:rPr>
+                <w:b/>
+                <w:sz w:val="16"/>
+              </w:rPr>
+            </w:pPr>
+            <w:r>
+              <w:rPr>
+                <w:b/>
+                <w:sz w:val="16"/>
+              </w:rPr>
+              <w:t>Field</w:t>
+            </w:r>
+          </w:p>
+        </w:tc>
+        <w:tc>
+          <w:tcPr>
+            <w:tcW w:w="2598" w:type="dxa"/>
+            <w:tcBorders>
+              <w:left w:val="single" w:sz="4" w:space="0" w:color="auto"/>
+              <w:right w:val="single" w:sz="4" w:space="0" w:color="auto"/>
+            </w:tcBorders>
+            <w:shd w:val="clear" w:color="auto" w:fill="D6E3BC"/>
+          </w:tcPr>
+          <w:p>
+            <w:pPr>
+              <w:pStyle w:val="NoSpacing"/>
+              <w:rPr>
+                <w:b/>
+                <w:sz w:val="16"/>
+              </w:rPr>
+            </w:pPr>
+            <w:r>
+              <w:rPr>
+                <w:b/>
+                <w:sz w:val="16"/>
+              </w:rPr>
+              <w:t>Condition</w:t>
+            </w:r>
+          </w:p>
+        </w:tc>
+        <w:tc>
+          <w:tcPr>
+            <w:tcW w:w="4777" w:type="dxa"/>
+            <w:tcBorders>
+              <w:left w:val="single" w:sz="4" w:space="0" w:color="auto"/>
+            </w:tcBorders>
+            <w:shd w:val="clear" w:color="auto" w:fill="D6E3BC"/>
+          </w:tcPr>
+          <w:p>
+            <w:pPr>
+              <w:pStyle w:val="NoSpacing"/>
+              <w:rPr>
+                <w:b/>
+                <w:sz w:val="16"/>
+              </w:rPr>
+            </w:pPr>
+            <w:r>
+              <w:rPr>
+                <w:b/>
+                <w:sz w:val="16"/>
+              </w:rPr>
+              <w:t>Validation Message</w:t>
+            </w:r>
+          </w:p>
+        </w:tc>
+      </w:tr>
+      <w:tr>
+        <w:tc>
+          <w:tcPr>
+            <w:tcW w:w="1867" w:type="dxa"/>
+            <w:tcBorders>
+              <w:right w:val="single" w:sz="4" w:space="0" w:color="auto"/>
+            </w:tcBorders>
+          </w:tcPr>
+          <w:p>
+            <w:pPr>
+              <w:pStyle w:val="NoSpacing"/>
+              <w:rPr>
+                <w:rFonts w:ascii="Courier New" w:hAnsi="Courier New" w:cs="Courier New"/>
+                <w:sz w:val="14"/>
+              </w:rPr>
+            </w:pPr>
+          </w:p>
+        </w:tc>
+        <w:tc>
+          <w:tcPr>
+            <w:tcW w:w="2598" w:type="dxa"/>
+            <w:tcBorders>
+              <w:left w:val="single" w:sz="4" w:space="0" w:color="auto"/>
+              <w:right w:val="single" w:sz="4" w:space="0" w:color="auto"/>
+            </w:tcBorders>
+          </w:tcPr>
+          <w:p>
+            <w:pPr>
+              <w:pStyle w:val="NoSpacing"/>
+              <w:rPr>
+                <w:rFonts w:ascii="Courier New" w:hAnsi="Courier New" w:cs="Courier New"/>
+                <w:sz w:val="14"/>
+              </w:rPr>
+            </w:pPr>
+          </w:p>
+        </w:tc>
+        <w:tc>
+          <w:tcPr>
+            <w:tcW w:w="4777" w:type="dxa"/>
+            <w:tcBorders>
+              <w:left w:val="single" w:sz="4" w:space="0" w:color="auto"/>
+            </w:tcBorders>
+          </w:tcPr>
+          <w:p>
+            <w:pPr>
+              <w:pStyle w:val="NoSpacing"/>
+              <w:rPr>
+                <w:rFonts w:ascii="Courier New" w:hAnsi="Courier New" w:cs="Courier New"/>
+                <w:sz w:val="14"/>
+              </w:rPr>
+            </w:pPr>
+          </w:p>
+        </w:tc>
+      </w:tr>
+    </w:tbl>
+    <w:p>
+      <w:pPr>
+        <w:pStyle w:val="Heading4"/>
+      </w:pPr>
+      <w:r>
+        <w:t>ACTION</w:t>
+      </w:r>
+    </w:p>
+    <w:tbl>
+      <w:tblPr>
+        <w:tblW w:w="0" w:type="auto"/>
+        <w:tblInd w:w="108" w:type="dxa"/>
+        <w:tblBorders>
+          <w:top w:val="single" w:sz="4" w:space="0" w:color="000000"/>
+          <w:left w:val="single" w:sz="4" w:space="0" w:color="000000"/>
+          <w:bottom w:val="single" w:sz="4" w:space="0" w:color="000000"/>
+          <w:right w:val="single" w:sz="4" w:space="0" w:color="000000"/>
+          <w:insideH w:val="single" w:sz="4" w:space="0" w:color="000000"/>
+          <w:insideV w:val="single" w:sz="4" w:space="0" w:color="000000"/>
+        </w:tblBorders>
+        <w:tblLook w:val="04A0" w:firstRow="1" w:lastRow="0" w:firstColumn="1" w:lastColumn="0" w:noHBand="0" w:noVBand="1"/>
+      </w:tblPr>
+      <w:tblGrid>
+        <w:gridCol w:w="9242"/>
+      </w:tblGrid>
+      <w:tr>
+        <w:tc>
+          <w:tcPr>
+            <w:tcW w:w="9242" w:type="dxa"/>
+            <w:shd w:val="clear" w:color="auto" w:fill="D6E3BC"/>
+          </w:tcPr>
+          <w:p>
+            <w:pPr>
+              <w:pStyle w:val="NoSpacing"/>
+              <w:rPr>
+                <w:b/>
+                <w:sz w:val="16"/>
+                <w:lang w:val="id-ID"/>
+              </w:rPr>
+            </w:pPr>
+          </w:p>
+        </w:tc>
+      </w:tr>
+      <w:tr>
+        <w:tc>
+          <w:tcPr>
+            <w:tcW w:w="9242" w:type="dxa"/>
+          </w:tcPr>
+          <w:p>
+            <w:pPr>
+              <w:pStyle w:val="NoSpacing"/>
+              <w:numPr>
+                <w:ilvl w:val="0"/>
+                <w:numId w:val="1"/>
+              </w:numPr>
+              <w:rPr>
+                <w:rFonts w:ascii="Courier New" w:hAnsi="Courier New" w:cs="Courier New"/>
+                <w:sz w:val="14"/>
+                <w:lang w:val="id-ID"/>
+              </w:rPr>
+            </w:pPr>
+            <w:r>
+              <w:rPr>
+                <w:rFonts w:ascii="Courier New" w:hAnsi="Courier New" w:cs="Courier New"/>
+                <w:sz w:val="14"/>
+              </w:rPr>
+              <w:t xml:space="preserve">Refresh Data Grid with </w:t>
+            </w:r>
+            <w:r>
+              <w:rPr>
+                <w:rFonts w:ascii="Courier New" w:hAnsi="Courier New" w:cs="Courier New"/>
+                <w:sz w:val="14"/>
+                <w:lang w:val="en-ID"/>
+              </w:rPr>
+              <w:t>RSP_FAL00</w:t>
+            </w:r>
+            <w:r>
+              <w:rPr>
+                <w:rFonts w:ascii="Courier New" w:hAnsi="Courier New" w:cs="Courier New"/>
+                <w:sz w:val="14"/>
+                <w:lang w:val="en-ID"/>
+              </w:rPr>
+              <w:t>3</w:t>
+            </w:r>
+            <w:r>
+              <w:rPr>
+                <w:rFonts w:ascii="Courier New" w:hAnsi="Courier New" w:cs="Courier New"/>
+                <w:sz w:val="14"/>
+                <w:lang w:val="en-ID"/>
+              </w:rPr>
+              <w:t>00_</w:t>
+            </w:r>
+            <w:r>
+              <w:rPr>
+                <w:rFonts w:ascii="Courier New" w:hAnsi="Courier New" w:cs="Courier New"/>
+                <w:sz w:val="14"/>
+                <w:lang w:val="en-ID"/>
+              </w:rPr>
+              <w:t>ASSET</w:t>
+            </w:r>
+            <w:r>
+              <w:rPr>
+                <w:rFonts w:ascii="Courier New" w:hAnsi="Courier New" w:cs="Courier New"/>
+                <w:sz w:val="14"/>
+              </w:rPr>
+              <w:t xml:space="preserve"> with parameters</w:t>
+            </w:r>
+          </w:p>
+          <w:p>
+            <w:pPr>
+              <w:pStyle w:val="NoSpacing"/>
+              <w:numPr>
+                <w:ilvl w:val="1"/>
+                <w:numId w:val="1"/>
+              </w:numPr>
+              <w:rPr>
+                <w:rFonts w:ascii="Courier New" w:hAnsi="Courier New" w:cs="Courier New"/>
+                <w:sz w:val="14"/>
+                <w:lang w:val="id-ID"/>
+              </w:rPr>
+            </w:pPr>
+            <w:r>
+              <w:rPr>
+                <w:rFonts w:ascii="Courier New" w:hAnsi="Courier New" w:cs="Courier New"/>
+                <w:sz w:val="14"/>
+                <w:lang w:val="id-ID"/>
+              </w:rPr>
+              <w:t xml:space="preserve">Param </w:t>
+            </w:r>
+            <w:r>
+              <w:rPr>
+                <w:rFonts w:ascii="Courier New" w:hAnsi="Courier New" w:cs="Courier New"/>
+                <w:sz w:val="14"/>
+                <w:lang w:val="id-ID"/>
+              </w:rPr>
+              <w:t>CCOMPANY_ID</w:t>
+            </w:r>
+          </w:p>
+          <w:p>
+            <w:pPr>
+              <w:pStyle w:val="NoSpacing"/>
+              <w:numPr>
+                <w:ilvl w:val="1"/>
+                <w:numId w:val="1"/>
+              </w:numPr>
+              <w:rPr>
+                <w:rFonts w:ascii="Courier New" w:hAnsi="Courier New" w:cs="Courier New"/>
+                <w:sz w:val="14"/>
+              </w:rPr>
+            </w:pPr>
+            <w:r>
+              <w:rPr>
+                <w:rFonts w:ascii="Courier New" w:hAnsi="Courier New" w:cs="Courier New"/>
+                <w:sz w:val="14"/>
+              </w:rPr>
+              <w:t xml:space="preserve">Param </w:t>
+            </w:r>
+            <w:r>
+              <w:rPr>
+                <w:rFonts w:ascii="Courier New" w:hAnsi="Courier New" w:cs="Courier New"/>
+                <w:sz w:val="14"/>
+              </w:rPr>
+              <w:t>CTRANS_CODE</w:t>
+            </w:r>
+          </w:p>
+          <w:p>
+            <w:pPr>
+              <w:pStyle w:val="NoSpacing"/>
+              <w:numPr>
+                <w:ilvl w:val="1"/>
+                <w:numId w:val="1"/>
+              </w:numPr>
+              <w:rPr>
+                <w:rFonts w:ascii="Courier New" w:hAnsi="Courier New" w:cs="Courier New"/>
+                <w:sz w:val="14"/>
+              </w:rPr>
+            </w:pPr>
+            <w:r>
+              <w:rPr>
+                <w:rFonts w:ascii="Courier New" w:hAnsi="Courier New" w:cs="Courier New"/>
+                <w:sz w:val="14"/>
+              </w:rPr>
+              <w:t xml:space="preserve">Param </w:t>
+            </w:r>
+            <w:r>
+              <w:rPr>
+                <w:rFonts w:ascii="Courier New" w:hAnsi="Courier New" w:cs="Courier New"/>
+                <w:sz w:val="14"/>
+              </w:rPr>
+              <w:t>CASSET_CODE</w:t>
+            </w:r>
+          </w:p>
+          <w:p>
+            <w:pPr>
+              <w:pStyle w:val="NoSpacing"/>
+              <w:numPr>
+                <w:ilvl w:val="1"/>
+                <w:numId w:val="1"/>
+              </w:numPr>
+              <w:rPr>
+                <w:rFonts w:ascii="Courier New" w:hAnsi="Courier New" w:cs="Courier New"/>
+                <w:sz w:val="14"/>
+                <w:lang w:val="id-ID"/>
+              </w:rPr>
+            </w:pPr>
+            <w:r>
+              <w:rPr>
+                <w:rFonts w:ascii="Courier New" w:hAnsi="Courier New" w:cs="Courier New"/>
+                <w:sz w:val="14"/>
+              </w:rPr>
+              <w:t xml:space="preserve">Param </w:t>
+            </w:r>
+            <w:r>
+              <w:rPr>
+                <w:rFonts w:ascii="Courier New" w:hAnsi="Courier New" w:cs="Courier New"/>
+                <w:sz w:val="14"/>
+              </w:rPr>
+              <w:t>CLANGUAGE_ID</w:t>
+            </w:r>
+            <w:r>
+              <w:rPr>
+                <w:rFonts w:ascii="Courier New" w:hAnsi="Courier New" w:cs="Courier New"/>
+                <w:sz w:val="14"/>
+              </w:rPr>
+              <w:tab/>
+            </w:r>
+            <w:r>
+              <w:rPr>
+                <w:rFonts w:ascii="Courier New" w:hAnsi="Courier New" w:cs="Courier New"/>
+                <w:sz w:val="14"/>
+              </w:rPr>
+              <w:br/>
+            </w:r>
+          </w:p>
+          <w:p>
+            <w:pPr>
+              <w:pStyle w:val="NoSpacing"/>
+              <w:numPr>
+                <w:ilvl w:val="0"/>
+                <w:numId w:val="1"/>
+              </w:numPr>
+              <w:rPr>
+                <w:rFonts w:ascii="Courier New" w:hAnsi="Courier New" w:cs="Courier New"/>
+                <w:sz w:val="14"/>
+              </w:rPr>
+            </w:pPr>
+            <w:proofErr w:type="gramStart"/>
+            <w:r>
+              <w:rPr>
+                <w:rFonts w:ascii="Courier New" w:hAnsi="Courier New" w:cs="Courier New"/>
+                <w:sz w:val="14"/>
+              </w:rPr>
+              <w:t>IF</w:t>
+            </w:r>
+            <w:proofErr w:type="gramEnd"/>
+            <w:r>
+              <w:rPr>
+                <w:rFonts w:ascii="Courier New" w:hAnsi="Courier New" w:cs="Courier New"/>
+                <w:sz w:val="14"/>
+              </w:rPr>
+              <w:t xml:space="preserve"> Grid empty, </w:t>
+            </w:r>
+          </w:p>
+          <w:p>
+            <w:pPr>
+              <w:pStyle w:val="NoSpacing"/>
+              <w:numPr>
+                <w:ilvl w:val="1"/>
+                <w:numId w:val="1"/>
+              </w:numPr>
+              <w:rPr>
+                <w:rFonts w:ascii="Courier New" w:hAnsi="Courier New" w:cs="Courier New"/>
+                <w:sz w:val="14"/>
+              </w:rPr>
+            </w:pPr>
+            <w:r>
+              <w:rPr>
+                <w:rFonts w:ascii="Courier New" w:hAnsi="Courier New" w:cs="Courier New"/>
+                <w:sz w:val="14"/>
+              </w:rPr>
+              <w:t>Display message “No data found!”</w:t>
+            </w:r>
+          </w:p>
+          <w:p>
+            <w:pPr>
+              <w:pStyle w:val="NoSpacing"/>
+              <w:rPr>
+                <w:rFonts w:ascii="Courier New" w:hAnsi="Courier New" w:cs="Courier New"/>
+                <w:sz w:val="14"/>
+                <w:lang w:val="id-ID"/>
+              </w:rPr>
+            </w:pPr>
+          </w:p>
+        </w:tc>
+      </w:tr>
+    </w:tbl>
+    <w:p>
+      <w:pPr>
+        <w:pStyle w:val="Heading3"/>
+      </w:pPr>
+      <w:r>
+        <w:t>SELECT DATA PROCESS</w:t>
+      </w:r>
+    </w:p>
+    <w:p>
+      <w:pPr>
+        <w:pStyle w:val="Heading4"/>
+      </w:pPr>
+      <w:r>
+        <w:t>VALIDATION</w:t>
+      </w:r>
+    </w:p>
+    <w:tbl>
+      <w:tblPr>
+        <w:tblW w:w="0" w:type="auto"/>
+        <w:tblInd w:w="108" w:type="dxa"/>
+        <w:tblBorders>
+          <w:top w:val="single" w:sz="4" w:space="0" w:color="000000"/>
+          <w:left w:val="single" w:sz="4" w:space="0" w:color="000000"/>
+          <w:bottom w:val="single" w:sz="4" w:space="0" w:color="000000"/>
+          <w:right w:val="single" w:sz="4" w:space="0" w:color="000000"/>
+          <w:insideH w:val="single" w:sz="4" w:space="0" w:color="000000"/>
+          <w:insideV w:val="single" w:sz="4" w:space="0" w:color="000000"/>
+        </w:tblBorders>
+        <w:tblLook w:val="04A0" w:firstRow="1" w:lastRow="0" w:firstColumn="1" w:lastColumn="0" w:noHBand="0" w:noVBand="1"/>
+      </w:tblPr>
+      <w:tblGrid>
+        <w:gridCol w:w="1867"/>
+        <w:gridCol w:w="2598"/>
+        <w:gridCol w:w="4777"/>
+      </w:tblGrid>
+      <w:tr>
+        <w:tc>
+          <w:tcPr>
+            <w:tcW w:w="1867" w:type="dxa"/>
+            <w:tcBorders>
+              <w:right w:val="single" w:sz="4" w:space="0" w:color="auto"/>
+            </w:tcBorders>
+            <w:shd w:val="clear" w:color="auto" w:fill="D6E3BC"/>
+          </w:tcPr>
+          <w:p>
+            <w:pPr>
+              <w:pStyle w:val="NoSpacing"/>
+              <w:rPr>
+                <w:b/>
+                <w:sz w:val="16"/>
+              </w:rPr>
+            </w:pPr>
+            <w:r>
+              <w:rPr>
+                <w:b/>
+                <w:sz w:val="16"/>
+              </w:rPr>
+              <w:t>Field</w:t>
+            </w:r>
+          </w:p>
+        </w:tc>
+        <w:tc>
+          <w:tcPr>
+            <w:tcW w:w="2598" w:type="dxa"/>
+            <w:tcBorders>
+              <w:left w:val="single" w:sz="4" w:space="0" w:color="auto"/>
+              <w:right w:val="single" w:sz="4" w:space="0" w:color="auto"/>
+            </w:tcBorders>
+            <w:shd w:val="clear" w:color="auto" w:fill="D6E3BC"/>
+          </w:tcPr>
+          <w:p>
+            <w:pPr>
+              <w:pStyle w:val="NoSpacing"/>
+              <w:rPr>
+                <w:b/>
+                <w:sz w:val="16"/>
+              </w:rPr>
+            </w:pPr>
+            <w:r>
+              <w:rPr>
+                <w:b/>
+                <w:sz w:val="16"/>
+              </w:rPr>
+              <w:t>Condition</w:t>
+            </w:r>
+          </w:p>
+        </w:tc>
+        <w:tc>
+          <w:tcPr>
+            <w:tcW w:w="4777" w:type="dxa"/>
+            <w:tcBorders>
+              <w:left w:val="single" w:sz="4" w:space="0" w:color="auto"/>
+            </w:tcBorders>
+            <w:shd w:val="clear" w:color="auto" w:fill="D6E3BC"/>
+          </w:tcPr>
+          <w:p>
+            <w:pPr>
+              <w:pStyle w:val="NoSpacing"/>
+              <w:rPr>
+                <w:b/>
+                <w:sz w:val="16"/>
+              </w:rPr>
+            </w:pPr>
+            <w:r>
+              <w:rPr>
+                <w:b/>
+                <w:sz w:val="16"/>
+              </w:rPr>
+              <w:t>Validation Message</w:t>
+            </w:r>
+          </w:p>
+        </w:tc>
+      </w:tr>
+      <w:tr>
+        <w:tc>
+          <w:tcPr>
+            <w:tcW w:w="1867" w:type="dxa"/>
+            <w:tcBorders>
+              <w:right w:val="single" w:sz="4" w:space="0" w:color="auto"/>
+            </w:tcBorders>
+          </w:tcPr>
+          <w:p>
+            <w:pPr>
+              <w:pStyle w:val="NoSpacing"/>
+              <w:rPr>
+                <w:rFonts w:ascii="Courier New" w:hAnsi="Courier New" w:cs="Courier New"/>
+                <w:sz w:val="14"/>
+              </w:rPr>
+            </w:pPr>
+          </w:p>
+        </w:tc>
+        <w:tc>
+          <w:tcPr>
+            <w:tcW w:w="2598" w:type="dxa"/>
+            <w:tcBorders>
+              <w:left w:val="single" w:sz="4" w:space="0" w:color="auto"/>
+              <w:right w:val="single" w:sz="4" w:space="0" w:color="auto"/>
+            </w:tcBorders>
+          </w:tcPr>
+          <w:p>
+            <w:pPr>
+              <w:pStyle w:val="NoSpacing"/>
+              <w:rPr>
+                <w:rFonts w:ascii="Courier New" w:hAnsi="Courier New" w:cs="Courier New"/>
+                <w:sz w:val="14"/>
+              </w:rPr>
+            </w:pPr>
+          </w:p>
+        </w:tc>
+        <w:tc>
+          <w:tcPr>
+            <w:tcW w:w="4777" w:type="dxa"/>
+            <w:tcBorders>
+              <w:left w:val="single" w:sz="4" w:space="0" w:color="auto"/>
+            </w:tcBorders>
+          </w:tcPr>
+          <w:p>
+            <w:pPr>
+              <w:pStyle w:val="NoSpacing"/>
+              <w:rPr>
+                <w:rFonts w:ascii="Courier New" w:hAnsi="Courier New" w:cs="Courier New"/>
+                <w:sz w:val="14"/>
+              </w:rPr>
+            </w:pPr>
+          </w:p>
+        </w:tc>
+      </w:tr>
+    </w:tbl>
+    <w:p>
+      <w:pPr>
+        <w:pStyle w:val="Heading4"/>
+      </w:pPr>
+      <w:r>
+        <w:t>ACTION</w:t>
+      </w:r>
+    </w:p>
+    <w:tbl>
+      <w:tblPr>
+        <w:tblW w:w="0" w:type="auto"/>
+        <w:tblInd w:w="108" w:type="dxa"/>
+        <w:tblBorders>
+          <w:top w:val="single" w:sz="4" w:space="0" w:color="000000"/>
+          <w:left w:val="single" w:sz="4" w:space="0" w:color="000000"/>
+          <w:bottom w:val="single" w:sz="4" w:space="0" w:color="000000"/>
+          <w:right w:val="single" w:sz="4" w:space="0" w:color="000000"/>
+          <w:insideH w:val="single" w:sz="4" w:space="0" w:color="000000"/>
+          <w:insideV w:val="single" w:sz="4" w:space="0" w:color="000000"/>
+        </w:tblBorders>
+        <w:tblLook w:val="04A0" w:firstRow="1" w:lastRow="0" w:firstColumn="1" w:lastColumn="0" w:noHBand="0" w:noVBand="1"/>
+      </w:tblPr>
+      <w:tblGrid>
+        <w:gridCol w:w="9242"/>
+      </w:tblGrid>
+      <w:tr>
+        <w:tc>
+          <w:tcPr>
+            <w:tcW w:w="9242" w:type="dxa"/>
+            <w:shd w:val="clear" w:color="auto" w:fill="D6E3BC"/>
+          </w:tcPr>
+          <w:p>
+            <w:pPr>
+              <w:pStyle w:val="NoSpacing"/>
+              <w:rPr>
+                <w:b/>
+                <w:sz w:val="16"/>
+                <w:lang w:val="id-ID"/>
+              </w:rPr>
+            </w:pPr>
+          </w:p>
+        </w:tc>
+      </w:tr>
+      <w:tr>
+        <w:tc>
+          <w:tcPr>
+            <w:tcW w:w="9242" w:type="dxa"/>
+          </w:tcPr>
+          <w:p>
+            <w:pPr>
+              <w:pStyle w:val="NoSpacing"/>
+              <w:numPr>
+                <w:ilvl w:val="0"/>
+                <w:numId w:val="1"/>
+              </w:numPr>
+              <w:rPr>
+                <w:rFonts w:ascii="Courier New" w:hAnsi="Courier New" w:cs="Courier New"/>
+                <w:sz w:val="14"/>
+                <w:lang w:val="id-ID"/>
+              </w:rPr>
+            </w:pPr>
+            <w:r>
+              <w:rPr>
+                <w:rFonts w:ascii="Courier New" w:hAnsi="Courier New" w:cs="Courier New"/>
+                <w:sz w:val="14"/>
+              </w:rPr>
+              <w:t>Return selected row info to caller program</w:t>
+            </w:r>
+          </w:p>
+        </w:tc>
+      </w:tr>
+    </w:tbl>
+    <w:p>
+      <w:pPr>
         <w:pStyle w:val="Heading1"/>
       </w:pPr>
       <w:r>
@@ -6950,6 +14324,32 @@
                 <w:sz w:val="14"/>
               </w:rPr>
             </w:pPr>
+            <w:r>
+              <w:rPr>
+                <w:rFonts w:cs="Courier New"/>
+                <w:color w:val="FF0000"/>
+                <w:sz w:val="14"/>
+              </w:rPr>
+              <w:t>CR1</w:t>
+            </w:r>
+          </w:p>
+          <w:p>
+            <w:pPr>
+              <w:pStyle w:val="NoSpacing"/>
+              <w:rPr>
+                <w:rFonts w:cs="Courier New"/>
+                <w:color w:val="FF0000"/>
+                <w:sz w:val="14"/>
+              </w:rPr>
+            </w:pPr>
+            <w:r>
+              <w:rPr>
+                <w:rFonts w:cs="Courier New"/>
+                <w:color w:val="FF0000"/>
+                <w:sz w:val="14"/>
+              </w:rPr>
+              <w:t>21-Jan-2026</w:t>
+            </w:r>
           </w:p>
         </w:tc>
         <w:tc>
@@ -6968,6 +14368,26 @@
                 <w:sz w:val="14"/>
               </w:rPr>
             </w:pPr>
+            <w:r>
+              <w:rPr>
+                <w:rFonts w:cs="Courier New"/>
+                <w:sz w:val="14"/>
+              </w:rPr>
+              <w:t>Add FAL00300 Asset</w:t>
+            </w:r>
+          </w:p>
+          <w:p>
+            <w:pPr>
+              <w:pStyle w:val="NoSpacing"/>
+              <w:numPr>
+                <w:ilvl w:val="0"/>
+                <w:numId w:val="2"/>
+              </w:numPr>
+              <w:rPr>
+                <w:rFonts w:cs="Courier New"/>
+                <w:sz w:val="14"/>
+              </w:rPr>
+            </w:pPr>
           </w:p>
         </w:tc>
         <w:tc>
@@ -7000,12 +14420,84 @@
                 <w:sz w:val="14"/>
               </w:rPr>
             </w:pPr>
+            <w:r>
+              <w:rPr>
+                <w:rFonts w:cs="Courier New"/>
+                <w:color w:val="FF0000"/>
+                <w:sz w:val="14"/>
+              </w:rPr>
+              <w:t>CR</w:t>
+            </w:r>
+            <w:r>
+              <w:rPr>
+                <w:rFonts w:cs="Courier New"/>
+                <w:color w:val="FF0000"/>
+                <w:sz w:val="14"/>
+              </w:rPr>
+              <w:t>2</w:t>
+            </w:r>
+          </w:p>
+          <w:p>
+            <w:pPr>
+              <w:pStyle w:val="NoSpacing"/>
+              <w:rPr>
+                <w:rFonts w:cs="Courier New"/>
+                <w:color w:val="FF0000"/>
+                <w:sz w:val="14"/>
+              </w:rPr>
+            </w:pPr>
+            <w:r>
+              <w:rPr>
+                <w:rFonts w:cs="Courier New"/>
+                <w:color w:val="FF0000"/>
+                <w:sz w:val="14"/>
+              </w:rPr>
+              <w:lastRenderedPageBreak/>
+              <w:t>2</w:t>
+            </w:r>
+            <w:r>
+              <w:rPr>
+                <w:rFonts w:cs="Courier New"/>
+                <w:color w:val="FF0000"/>
+                <w:sz w:val="14"/>
+              </w:rPr>
+              <w:t>6</w:t>
+            </w:r>
+            <w:r>
+              <w:rPr>
+                <w:rFonts w:cs="Courier New"/>
+                <w:color w:val="FF0000"/>
+                <w:sz w:val="14"/>
+              </w:rPr>
+              <w:t>-Jan-2026</w:t>
+            </w:r>
           </w:p>
         </w:tc>
         <w:tc>
           <w:tcPr>
             <w:tcW w:w="5507" w:type="dxa"/>
           </w:tcPr>
+          <w:p>
+            <w:pPr>
+              <w:pStyle w:val="NoSpacing"/>
+              <w:numPr>
+                <w:ilvl w:val="0"/>
+                <w:numId w:val="2"/>
+              </w:numPr>
+              <w:rPr>
+                <w:rFonts w:cs="Courier New"/>
+                <w:sz w:val="14"/>
+              </w:rPr>
+            </w:pPr>
+            <w:r>
+              <w:rPr>
+                <w:rFonts w:cs="Courier New"/>
+                <w:sz w:val="14"/>
+              </w:rPr>
+              <w:lastRenderedPageBreak/>
+              <w:t>Add output params FAL00300</w:t>
+            </w:r>
+          </w:p>
           <w:p>
             <w:pPr>
               <w:pStyle w:val="NoSpacing"/>
@@ -7873,6 +15365,7 @@
         <w:pStyle w:val="Heading1"/>
       </w:pPr>
       <w:r>
+        <w:lastRenderedPageBreak/>
         <w:t>CR LIST</w:t>
       </w:r>
     </w:p>
@@ -7927,7 +15420,7 @@
                     <pic:cNvPicPr/>
                   </pic:nvPicPr>
                   <pic:blipFill>
-                    <a:blip r:embed="rId10"/>
+                    <a:blip r:embed="rId11"/>
                     <a:stretch>
                       <a:fillRect/>
                     </a:stretch>
@@ -8489,7 +15982,6 @@
         <w:pStyle w:val="Heading3"/>
       </w:pPr>
       <w:r>
-        <w:lastRenderedPageBreak/>
         <w:t>INITIAL PROCESS</w:t>
       </w:r>
     </w:p>
@@ -8752,6 +16244,7 @@
                 <w:sz w:val="14"/>
                 <w:lang w:val="id-ID"/>
               </w:rPr>
+              <w:lastRenderedPageBreak/>
               <w:t>CLANGUAGE_ID</w:t>
             </w:r>
             <w:r>
@@ -10307,7 +17800,23 @@
                 <w:rFonts w:ascii="Courier New" w:hAnsi="Courier New" w:cs="Courier New"/>
                 <w:sz w:val="14"/>
               </w:rPr>
-              <w:t>IF Grid not empty THEN Enabled ELSE Disabled</w:t>
+              <w:t xml:space="preserve">IF Grid </w:t>
+            </w:r>
+            <w:proofErr w:type="gramStart"/>
+            <w:r>
+              <w:rPr>
+                <w:rFonts w:ascii="Courier New" w:hAnsi="Courier New" w:cs="Courier New"/>
+                <w:sz w:val="14"/>
+              </w:rPr>
+              <w:t>not empty</w:t>
+            </w:r>
+            <w:proofErr w:type="gramEnd"/>
+            <w:r>
+              <w:rPr>
+                <w:rFonts w:ascii="Courier New" w:hAnsi="Courier New" w:cs="Courier New"/>
+                <w:sz w:val="14"/>
+              </w:rPr>
+              <w:t xml:space="preserve"> THEN Enabled ELSE Disabled</w:t>
             </w:r>
           </w:p>
         </w:tc>
@@ -10650,89 +18159,16 @@
                 <w:rFonts w:ascii="Courier New" w:hAnsi="Courier New" w:cs="Courier New"/>
                 <w:sz w:val="14"/>
               </w:rPr>
-              <w:t xml:space="preserve">Return </w:t>
-            </w:r>
-            <w:proofErr w:type="spellStart"/>
-            <w:r>
-              <w:rPr>
-                <w:rFonts w:ascii="Courier New" w:hAnsi="Courier New" w:cs="Courier New"/>
-                <w:sz w:val="14"/>
-              </w:rPr>
-              <w:t>informasi</w:t>
-            </w:r>
-            <w:proofErr w:type="spellEnd"/>
-            <w:r>
-              <w:rPr>
-                <w:rFonts w:ascii="Courier New" w:hAnsi="Courier New" w:cs="Courier New"/>
-                <w:sz w:val="14"/>
-              </w:rPr>
-              <w:t xml:space="preserve"> </w:t>
-            </w:r>
-            <w:proofErr w:type="spellStart"/>
-            <w:r>
-              <w:rPr>
-                <w:rFonts w:ascii="Courier New" w:hAnsi="Courier New" w:cs="Courier New"/>
-                <w:sz w:val="14"/>
-              </w:rPr>
-              <w:t>berikut</w:t>
-            </w:r>
-            <w:proofErr w:type="spellEnd"/>
-            <w:r>
-              <w:rPr>
-                <w:rFonts w:ascii="Courier New" w:hAnsi="Courier New" w:cs="Courier New"/>
-                <w:sz w:val="14"/>
-              </w:rPr>
-              <w:t xml:space="preserve"> </w:t>
-            </w:r>
-            <w:proofErr w:type="spellStart"/>
-            <w:r>
-              <w:rPr>
-                <w:rFonts w:ascii="Courier New" w:hAnsi="Courier New" w:cs="Courier New"/>
-                <w:sz w:val="14"/>
-              </w:rPr>
-              <w:t>dari</w:t>
-            </w:r>
-            <w:proofErr w:type="spellEnd"/>
-            <w:r>
-              <w:rPr>
-                <w:rFonts w:ascii="Courier New" w:hAnsi="Courier New" w:cs="Courier New"/>
-                <w:sz w:val="14"/>
-              </w:rPr>
-              <w:t xml:space="preserve"> selected row </w:t>
-            </w:r>
-            <w:proofErr w:type="spellStart"/>
-            <w:r>
-              <w:rPr>
-                <w:rFonts w:ascii="Courier New" w:hAnsi="Courier New" w:cs="Courier New"/>
-                <w:sz w:val="14"/>
-              </w:rPr>
-              <w:t>ke</w:t>
-            </w:r>
-            <w:proofErr w:type="spellEnd"/>
-            <w:r>
-              <w:rPr>
-                <w:rFonts w:ascii="Courier New" w:hAnsi="Courier New" w:cs="Courier New"/>
-                <w:sz w:val="14"/>
-              </w:rPr>
-              <w:t xml:space="preserve"> form </w:t>
-            </w:r>
-            <w:proofErr w:type="spellStart"/>
-            <w:r>
-              <w:rPr>
-                <w:rFonts w:ascii="Courier New" w:hAnsi="Courier New" w:cs="Courier New"/>
-                <w:sz w:val="14"/>
-              </w:rPr>
-              <w:t>pemanggil</w:t>
-            </w:r>
-            <w:proofErr w:type="spellEnd"/>
+              <w:t>Return selected row info to caller program</w:t>
+            </w:r>
           </w:p>
         </w:tc>
       </w:tr>
     </w:tbl>
     <w:p/>
     <w:sectPr>
-      <w:headerReference w:type="default" r:id="rId11"/>
-      <w:footerReference w:type="default" r:id="rId12"/>
+      <w:headerReference w:type="default" r:id="rId12"/>
+      <w:footerReference w:type="default" r:id="rId13"/>
       <w:pgSz w:w="12240" w:h="15840"/>
       <w:pgMar w:top="1440" w:right="1440" w:bottom="1440" w:left="1440" w:header="720" w:footer="720" w:gutter="0"/>
       <w:cols w:space="720"/>
@@ -10796,7 +18232,7 @@
       <w:rPr>
         <w:noProof/>
       </w:rPr>
-      <w:t>Thursday, January 08, 2026</w:t>
+      <w:t>Tuesday, January 27, 2026</w:t>
     </w:r>
     <w:r>
       <w:fldChar w:fldCharType="end"/>
@@ -11291,7 +18727,7 @@
               <w:noProof/>
               <w:sz w:val="18"/>
             </w:rPr>
-            <w:t>8 January 2026</w:t>
+            <w:t>27 January 2026</w:t>
           </w:r>
           <w:r>
             <w:rPr>
@@ -12839,7 +20275,6 @@
   <w:style w:type="character" w:default="1" w:styleId="DefaultParagraphFont">
     <w:name w:val="Default Paragraph Font"/>
     <w:uiPriority w:val="1"/>
-    <w:semiHidden/>
     <w:unhideWhenUsed/>
   </w:style>
   <w:style w:type="table" w:default="1" w:styleId="TableNormal">
